--- a/assets/design_heuristics/mosfets/MOSFET Design heuristics.docx
+++ b/assets/design_heuristics/mosfets/MOSFET Design heuristics.docx
@@ -1,11 +1,43 @@
 
 <file path=word/document.xml><?xml version="1.0" encoding="utf-8"?>
-<w:document xmlns:wpc="http://schemas.microsoft.com/office/word/2010/wordprocessingCanvas" xmlns:cx="http://schemas.microsoft.com/office/drawing/2014/chartex" xmlns:cx1="http://schemas.microsoft.com/office/drawing/2015/9/8/chartex" xmlns:cx2="http://schemas.microsoft.com/office/drawing/2015/10/21/chartex" xmlns:cx3="http://schemas.microsoft.com/office/drawing/2016/5/9/chartex" xmlns:cx4="http://schemas.microsoft.com/office/drawing/2016/5/10/chartex" xmlns:cx5="http://schemas.microsoft.com/office/drawing/2016/5/11/chartex" xmlns:cx6="http://schemas.microsoft.com/office/drawing/2016/5/12/chartex" xmlns:cx7="http://schemas.microsoft.com/office/drawing/2016/5/13/chartex" xmlns:cx8="http://schemas.microsoft.com/office/drawing/2016/5/14/chartex" xmlns:mc="http://schemas.openxmlformats.org/markup-compatibility/2006" xmlns:aink="http://schemas.microsoft.com/office/drawing/2016/ink" xmlns:am3d="http://schemas.microsoft.com/office/drawing/2017/model3d" xmlns:o="urn:schemas-microsoft-com:office:office" xmlns:oel="http://schemas.microsoft.com/office/2019/extlst" xmlns:r="http://schemas.openxmlformats.org/officeDocument/2006/relationships" xmlns:m="http://schemas.openxmlformats.org/officeDocument/2006/math" xmlns:v="urn:schemas-microsoft-com:vml" xmlns:wp14="http://schemas.microsoft.com/office/word/2010/wordprocessingDrawing" xmlns:wp="http://schemas.openxmlformats.org/drawingml/2006/wordprocessingDrawing" xmlns:w10="urn:schemas-microsoft-com:office:word" xmlns:w="http://schemas.openxmlformats.org/wordprocessingml/2006/main" xmlns:w14="http://schemas.microsoft.com/office/word/2010/wordml" xmlns:w15="http://schemas.microsoft.com/office/word/2012/wordml" xmlns:w16cex="http://schemas.microsoft.com/office/word/2018/wordml/cex" xmlns:w16cid="http://schemas.microsoft.com/office/word/2016/wordml/cid" xmlns:w16="http://schemas.microsoft.com/office/word/2018/wordml" xmlns:w16du="http://schemas.microsoft.com/office/word/2023/wordml/word16du" xmlns:w16sdtdh="http://schemas.microsoft.com/office/word/2020/wordml/sdtdatahash" xmlns:w16se="http://schemas.microsoft.com/office/word/2015/wordml/symex" xmlns:wpg="http://schemas.microsoft.com/office/word/2010/wordprocessingGroup" xmlns:wpi="http://schemas.microsoft.com/office/word/2010/wordprocessingInk" xmlns:wne="http://schemas.microsoft.com/office/word/2006/wordml" xmlns:wps="http://schemas.microsoft.com/office/word/2010/wordprocessingShape" mc:Ignorable="w14 w15 w16se w16cid w16 w16cex w16sdtdh w16du wp14">
+<w:document xmlns:wpc="http://schemas.microsoft.com/office/word/2010/wordprocessingCanvas" xmlns:cx="http://schemas.microsoft.com/office/drawing/2014/chartex" xmlns:cx1="http://schemas.microsoft.com/office/drawing/2015/9/8/chartex" xmlns:cx2="http://schemas.microsoft.com/office/drawing/2015/10/21/chartex" xmlns:cx3="http://schemas.microsoft.com/office/drawing/2016/5/9/chartex" xmlns:cx4="http://schemas.microsoft.com/office/drawing/2016/5/10/chartex" xmlns:cx5="http://schemas.microsoft.com/office/drawing/2016/5/11/chartex" xmlns:cx6="http://schemas.microsoft.com/office/drawing/2016/5/12/chartex" xmlns:cx7="http://schemas.microsoft.com/office/drawing/2016/5/13/chartex" xmlns:cx8="http://schemas.microsoft.com/office/drawing/2016/5/14/chartex" xmlns:mc="http://schemas.openxmlformats.org/markup-compatibility/2006" xmlns:aink="http://schemas.microsoft.com/office/drawing/2016/ink" xmlns:am3d="http://schemas.microsoft.com/office/drawing/2017/model3d" xmlns:o="urn:schemas-microsoft-com:office:office" xmlns:oel="http://schemas.microsoft.com/office/2019/extlst" xmlns:r="http://schemas.openxmlformats.org/officeDocument/2006/relationships" xmlns:m="http://schemas.openxmlformats.org/officeDocument/2006/math" xmlns:v="urn:schemas-microsoft-com:vml" xmlns:wp14="http://schemas.microsoft.com/office/word/2010/wordprocessingDrawing" xmlns:wp="http://schemas.openxmlformats.org/drawingml/2006/wordprocessingDrawing" xmlns:w10="urn:schemas-microsoft-com:office:word" xmlns:w="http://schemas.openxmlformats.org/wordprocessingml/2006/main" xmlns:w14="http://schemas.microsoft.com/office/word/2010/wordml" xmlns:w15="http://schemas.microsoft.com/office/word/2012/wordml" xmlns:w16cex="http://schemas.microsoft.com/office/word/2018/wordml/cex" xmlns:w16cid="http://schemas.microsoft.com/office/word/2016/wordml/cid" xmlns:w16="http://schemas.microsoft.com/office/word/2018/wordml" xmlns:w16du="http://schemas.microsoft.com/office/word/2023/wordml/word16du" xmlns:w16sdtdh="http://schemas.microsoft.com/office/word/2020/wordml/sdtdatahash" xmlns:w16sdtfl="http://schemas.microsoft.com/office/word/2024/wordml/sdtformatlock" xmlns:w16se="http://schemas.microsoft.com/office/word/2015/wordml/symex" xmlns:wpg="http://schemas.microsoft.com/office/word/2010/wordprocessingGroup" xmlns:wpi="http://schemas.microsoft.com/office/word/2010/wordprocessingInk" xmlns:wne="http://schemas.microsoft.com/office/word/2006/wordml" xmlns:wps="http://schemas.microsoft.com/office/word/2010/wordprocessingShape" mc:Ignorable="w14 w15 w16se w16cid w16 w16cex w16sdtdh w16sdtfl w16du wp14">
   <w:body>
     <w:p>
-      <w:r>
+      <w:pPr>
+        <w:rPr>
+          <w:b/>
+          <w:bCs/>
+          <w:sz w:val="28"/>
+          <w:szCs w:val="28"/>
+        </w:rPr>
+      </w:pPr>
+      <w:r>
+        <w:rPr>
+          <w:b/>
+          <w:bCs/>
+          <w:sz w:val="28"/>
+          <w:szCs w:val="28"/>
+        </w:rPr>
+        <w:t xml:space="preserve"> </w:t>
+      </w:r>
+      <w:r>
+        <w:rPr>
+          <w:b/>
+          <w:bCs/>
+          <w:sz w:val="28"/>
+          <w:szCs w:val="28"/>
+        </w:rPr>
         <w:t>SI MOSFETS Used for High Side as well as Low Side</w:t>
       </w:r>
+      <w:r>
+        <w:rPr>
+          <w:b/>
+          <w:bCs/>
+          <w:sz w:val="28"/>
+          <w:szCs w:val="28"/>
+        </w:rPr>
+        <w:t>:</w:t>
+      </w:r>
     </w:p>
     <w:p>
       <w:pPr>
@@ -20,6 +52,35 @@
           <w:bCs/>
         </w:rPr>
         <w:t>Selection criteria parameters</w:t>
+      </w:r>
+    </w:p>
+    <w:p>
+      <w:pPr>
+        <w:rPr>
+          <w:b/>
+          <w:bCs/>
+        </w:rPr>
+      </w:pPr>
+      <w:r>
+        <w:rPr>
+          <w:b/>
+          <w:bCs/>
+        </w:rPr>
+        <w:t xml:space="preserve">Based upon MOSFET </w:t>
+      </w:r>
+      <w:r>
+        <w:rPr>
+          <w:b/>
+          <w:bCs/>
+        </w:rPr>
+        <w:t>S</w:t>
+      </w:r>
+      <w:r>
+        <w:rPr>
+          <w:b/>
+          <w:bCs/>
+        </w:rPr>
+        <w:t>urvivability[1]:</w:t>
       </w:r>
     </w:p>
     <w:p>
@@ -40,7 +101,109 @@
         <w:t xml:space="preserve"> — must comfortably exceed the converter input (use a safety margin)</w:t>
       </w:r>
       <w:r>
-        <w:t xml:space="preserve"> Take it as 1.25 ×Vinmax</w:t>
+        <w:t xml:space="preserve"> </w:t>
+      </w:r>
+    </w:p>
+    <w:p>
+      <w:pPr>
+        <w:pStyle w:val="ListParagraph"/>
+      </w:pPr>
+      <w:r>
+        <w:t>Calculate Vpeak=Vin+Vovershoot</w:t>
+      </w:r>
+    </w:p>
+    <w:p>
+      <w:pPr>
+        <w:pStyle w:val="ListParagraph"/>
+      </w:pPr>
+      <w:r>
+        <w:t>Taking overshoot of 25percent of Vin.</w:t>
+      </w:r>
+    </w:p>
+    <w:p>
+      <w:pPr>
+        <w:pStyle w:val="ListParagraph"/>
+        <w:rPr>
+          <w:rFonts w:eastAsiaTheme="minorEastAsia"/>
+        </w:rPr>
+      </w:pPr>
+      <w:r>
+        <w:t xml:space="preserve">Consider VDS rating as </w:t>
+      </w:r>
+      <m:oMath>
+        <m:r>
+          <w:rPr>
+            <w:rFonts w:ascii="Cambria Math" w:hAnsi="Cambria Math"/>
+          </w:rPr>
+          <m:t>=</m:t>
+        </m:r>
+        <m:f>
+          <m:fPr>
+            <m:ctrlPr>
+              <w:rPr>
+                <w:rFonts w:ascii="Cambria Math" w:hAnsi="Cambria Math"/>
+                <w:i/>
+              </w:rPr>
+            </m:ctrlPr>
+          </m:fPr>
+          <m:num>
+            <m:r>
+              <w:rPr>
+                <w:rFonts w:ascii="Cambria Math" w:hAnsi="Cambria Math"/>
+              </w:rPr>
+              <m:t>Vpeak</m:t>
+            </m:r>
+          </m:num>
+          <m:den>
+            <m:r>
+              <w:rPr>
+                <w:rFonts w:ascii="Cambria Math" w:hAnsi="Cambria Math"/>
+              </w:rPr>
+              <m:t>0.6</m:t>
+            </m:r>
+          </m:den>
+        </m:f>
+      </m:oMath>
+      <w:r>
+        <w:rPr>
+          <w:rFonts w:eastAsiaTheme="minorEastAsia"/>
+        </w:rPr>
+        <w:t xml:space="preserve"> (Typical industry Standard is 0.6 to 0.7 for SI mosfet and 0.7 to 0.8 for SIC MOSFET)</w:t>
+      </w:r>
+      <w:r>
+        <w:rPr>
+          <w:rFonts w:eastAsiaTheme="minorEastAsia"/>
+        </w:rPr>
+        <w:t xml:space="preserve">. </w:t>
+      </w:r>
+      <w:r>
+        <w:rPr>
+          <w:rFonts w:eastAsiaTheme="minorEastAsia"/>
+        </w:rPr>
+        <w:t>Select MOSFET of VDS Rating equal to or greater than this calculated value.</w:t>
+      </w:r>
+      <w:r>
+        <w:rPr>
+          <w:rFonts w:eastAsiaTheme="minorEastAsia"/>
+        </w:rPr>
+        <w:t xml:space="preserve"> Do not mention the calculation part.</w:t>
+      </w:r>
+    </w:p>
+    <w:p>
+      <w:pPr>
+        <w:pStyle w:val="ListParagraph"/>
+      </w:pPr>
+      <w:r>
+        <w:rPr>
+          <w:rFonts w:eastAsiaTheme="minorEastAsia"/>
+        </w:rPr>
+        <w:t>Reasoning should be as follows: The selected MOSFET will reduce the risk of avalanche stress by keeping headroom for sensitivity to layout variations.</w:t>
+      </w:r>
+      <w:r>
+        <w:rPr>
+          <w:rFonts w:eastAsiaTheme="minorEastAsia"/>
+        </w:rPr>
+        <w:t xml:space="preserve"> Risk increases with higher di/dt and poor layout conditions.</w:t>
       </w:r>
     </w:p>
     <w:p>
@@ -58,19 +221,13 @@
         <w:t>Id (Continuous drain current)</w:t>
       </w:r>
       <w:r>
-        <w:t xml:space="preserve"> — dictates conduction thermal sizing and switch choice for given load current. Use RMS/averaged current in buck designs</w:t>
-      </w:r>
-      <w:r>
-        <w:t>. Id current rating should be atleast 1.3 ×I</w:t>
-      </w:r>
-      <w:r>
-        <w:t>out</w:t>
-      </w:r>
-      <w:r>
-        <w:t>rms</w:t>
-      </w:r>
-      <w:r>
-        <w:t>.</w:t>
+        <w:t xml:space="preserve"> —</w:t>
+      </w:r>
+      <w:r>
+        <w:t xml:space="preserve"> Looking at the maximum continuous current mentioned in the datasheet, we can conclude if electrically MOSFET can handle </w:t>
+      </w:r>
+      <w:r>
+        <w:t xml:space="preserve">Ioutrms or not, but the agent will reason that the package and interconnects can become limiting factor under real operating conditions. </w:t>
       </w:r>
     </w:p>
     <w:p>
@@ -85,10 +242,42 @@
         <w:rPr>
           <w:rStyle w:val="Strong"/>
         </w:rPr>
-        <w:t>Qg (Total gate charge)</w:t>
-      </w:r>
-      <w:r>
-        <w:t xml:space="preserve"> — determines gate-drive energy and switching losses at your switching frequency. Lower Qg → less gate-drive loss and faster switching.</w:t>
+        <w:t>Safe Operating Area(SOA)</w:t>
+      </w:r>
+      <w:r>
+        <w:t>-</w:t>
+      </w:r>
+      <w:r>
+        <w:t xml:space="preserve"> Always look at the SOA graph, </w:t>
+      </w:r>
+      <w:r>
+        <w:t>under all the operating conditions, the Vds and Id combined together should lie in the SOA graph. If graph is not listed then the MOSFET cannot be trusted and the risk should be mentioned.</w:t>
+      </w:r>
+    </w:p>
+    <w:p>
+      <w:pPr>
+        <w:pStyle w:val="ListParagraph"/>
+        <w:rPr>
+          <w:rStyle w:val="Strong"/>
+          <w:b w:val="0"/>
+          <w:bCs w:val="0"/>
+        </w:rPr>
+      </w:pPr>
+      <w:r>
+        <w:rPr>
+          <w:rStyle w:val="Strong"/>
+          <w:b w:val="0"/>
+          <w:bCs w:val="0"/>
+        </w:rPr>
+        <w:t xml:space="preserve">While listing the SOA graph, list the pulse duration and the Rds on temperature as well as the Vgs voltage at which the graph is taken. </w:t>
+      </w:r>
+      <w:r>
+        <w:rPr>
+          <w:rStyle w:val="Strong"/>
+          <w:b w:val="0"/>
+          <w:bCs w:val="0"/>
+        </w:rPr>
+        <w:t>Mention package type, so that one gets an idea of bond wires.</w:t>
       </w:r>
     </w:p>
     <w:p>
@@ -103,10 +292,22 @@
         <w:rPr>
           <w:rStyle w:val="Strong"/>
         </w:rPr>
-        <w:t>Qrr / Irr and Trr (reverse-recovery charge/current and reverse-recovery time)</w:t>
-      </w:r>
-      <w:r>
-        <w:t xml:space="preserve"> — body-diode recovery causes hard switching loss and EMI; critical for synchronous bucks at high dV/dt. For MOSFETs with low Qrr or soft recovery diodes, switching losses and ringing are lower.</w:t>
+        <w:t>RDS(on)</w:t>
+      </w:r>
+      <w:r>
+        <w:t xml:space="preserve"> — </w:t>
+      </w:r>
+      <w:r>
+        <w:t xml:space="preserve">Take Rdson at </w:t>
+      </w:r>
+      <w:r>
+        <w:t>100-125C, lower temperature RDSon is much lower</w:t>
+      </w:r>
+      <w:r>
+        <w:t xml:space="preserve">. Also watch how RDS(on) varies with temperature. </w:t>
+      </w:r>
+      <w:r>
+        <w:t>As temperature rises the RDSon increases.</w:t>
       </w:r>
     </w:p>
     <w:p>
@@ -121,44 +322,3403 @@
         <w:rPr>
           <w:rStyle w:val="Strong"/>
         </w:rPr>
-        <w:t>RDS(on)</w:t>
-      </w:r>
-      <w:r>
-        <w:t xml:space="preserve"> — conduction losses when FET is on; lower is better but often trades off with Qg and cost. Also watch how RDS(on) varies with temperature.</w:t>
+        <w:t>VGS(max)</w:t>
+      </w:r>
+      <w:r>
+        <w:rPr>
+          <w:rStyle w:val="Strong"/>
+        </w:rPr>
+        <w:t xml:space="preserve"> and induced dv/dt turn on</w:t>
+      </w:r>
+      <w:r>
+        <w:t xml:space="preserve">- Maximum Gate to source voltage for silicon MOSFETs is typically +/- 20V and for SIC MOSFETs is 18V/-5V. In the Reasoning, the agent should mention that if VGS exceeds this threshold even briefly, then it can damage gate oxide and highly increase the risk of MOSFET failures. </w:t>
+      </w:r>
+      <w:r>
+        <w:t xml:space="preserve">Also in the datasheet, the agent must check and give out </w:t>
+      </w:r>
+      <m:oMath>
+        <m:f>
+          <m:fPr>
+            <m:ctrlPr>
+              <w:rPr>
+                <w:rFonts w:ascii="Cambria Math" w:hAnsi="Cambria Math"/>
+                <w:i/>
+              </w:rPr>
+            </m:ctrlPr>
+          </m:fPr>
+          <m:num>
+            <m:r>
+              <w:rPr>
+                <w:rFonts w:ascii="Cambria Math" w:hAnsi="Cambria Math"/>
+              </w:rPr>
+              <m:t>Qgd</m:t>
+            </m:r>
+          </m:num>
+          <m:den>
+            <m:r>
+              <w:rPr>
+                <w:rFonts w:ascii="Cambria Math" w:hAnsi="Cambria Math"/>
+              </w:rPr>
+              <m:t>Qgs</m:t>
+            </m:r>
+          </m:den>
+        </m:f>
+      </m:oMath>
+      <w:r>
+        <w:rPr>
+          <w:rFonts w:eastAsiaTheme="minorEastAsia"/>
+        </w:rPr>
+        <w:t xml:space="preserve"> which is the ratio of Gate to drain charge required to the gate to source charge required. The value of this should be low so that the MOSFET is less susceptible to induced turn on coupled through Cgd</w:t>
+      </w:r>
+      <w:r>
+        <w:rPr>
+          <w:rFonts w:eastAsiaTheme="minorEastAsia"/>
+        </w:rPr>
+        <w:t>, but it should be flagged that if the value is too low, then it can lead to higher ringing on the gate voltage waveform depending upon value of Rgint(Internal Gate resistance.</w:t>
+      </w:r>
+      <w:r>
+        <w:rPr>
+          <w:rFonts w:eastAsiaTheme="minorEastAsia"/>
+        </w:rPr>
+        <w:t xml:space="preserve"> Also since package inductance also affects this, so the agent should check that as well and mention it.</w:t>
+      </w:r>
+    </w:p>
+    <w:p>
+      <w:pPr>
+        <w:pStyle w:val="ListParagraph"/>
+        <w:numPr>
+          <w:ilvl w:val="0"/>
+          <w:numId w:val="2"/>
+        </w:numPr>
+      </w:pPr>
+      <w:r>
+        <w:rPr>
+          <w:rStyle w:val="Strong"/>
+        </w:rPr>
+        <w:t>Qg (Total gate charge)</w:t>
+      </w:r>
+      <w:r>
+        <w:t xml:space="preserve"> — determines gate-drive energy and switching losses at your switching frequency. Lower Qg → less gate-drive loss and faster switching.</w:t>
+      </w:r>
+    </w:p>
+    <w:p>
+      <w:pPr>
+        <w:pStyle w:val="ListParagraph"/>
+        <w:numPr>
+          <w:ilvl w:val="0"/>
+          <w:numId w:val="2"/>
+        </w:numPr>
+      </w:pPr>
+      <w:r>
+        <w:rPr>
+          <w:rStyle w:val="Strong"/>
+        </w:rPr>
+        <w:t xml:space="preserve">Qrr / Irr and </w:t>
+      </w:r>
+      <w:r>
+        <w:rPr>
+          <w:rStyle w:val="Strong"/>
+        </w:rPr>
+        <w:t>t</w:t>
+      </w:r>
+      <w:r>
+        <w:rPr>
+          <w:rStyle w:val="Strong"/>
+        </w:rPr>
+        <w:t>rr (reverse-recovery charge/current and reverse-recovery time)</w:t>
+      </w:r>
+      <w:r>
+        <w:t xml:space="preserve"> — body-diode recovery causes hard switching loss and EMI; critical for synchronous bucks at high dV/dt. For MOSFETs with low Qrr or soft recovery diodes, switching losses and ringing are lower.</w:t>
+      </w:r>
+      <w:r>
+        <w:t xml:space="preserve"> Agent should look for Qrr value or Irr and trr values to compute their product.</w:t>
+      </w:r>
+      <w:r>
+        <w:t xml:space="preserve"> Agent should mention that slowing down of the rate of rise of the gate driving pulse of the other MOSFET will allow the body diode to have less reverse recovery current and thus less Qrr</w:t>
+      </w:r>
+      <w:r>
+        <w:t>.</w:t>
+      </w:r>
+    </w:p>
+    <w:p>
+      <w:pPr>
+        <w:pStyle w:val="ListParagraph"/>
+        <w:numPr>
+          <w:ilvl w:val="0"/>
+          <w:numId w:val="2"/>
+        </w:numPr>
+      </w:pPr>
+      <w:r>
+        <w:rPr>
+          <w:rStyle w:val="Strong"/>
+        </w:rPr>
+        <w:lastRenderedPageBreak/>
+        <w:t xml:space="preserve">Latch up based Avalanche failure- </w:t>
+      </w:r>
+      <w:r>
+        <w:rPr>
+          <w:rStyle w:val="Strong"/>
+          <w:b w:val="0"/>
+          <w:bCs w:val="0"/>
+        </w:rPr>
+        <w:t xml:space="preserve">Agent </w:t>
+      </w:r>
+      <w:r>
+        <w:rPr>
+          <w:rStyle w:val="Strong"/>
+          <w:b w:val="0"/>
+          <w:bCs w:val="0"/>
+        </w:rPr>
+        <w:t>should scour the datasheet for information regarding the type of technology used in MOSFET, its strengths and weaknesses. In many devices, due to intrinsic parasitic BJT present in the MOSFET, it is prone to latch up based avalanche failure</w:t>
+      </w:r>
+      <w:r>
+        <w:rPr>
+          <w:rStyle w:val="Strong"/>
+          <w:b w:val="0"/>
+          <w:bCs w:val="0"/>
+        </w:rPr>
+        <w:t xml:space="preserve">. </w:t>
+      </w:r>
+      <w:r>
+        <w:rPr>
+          <w:rStyle w:val="Strong"/>
+          <w:b w:val="0"/>
+          <w:bCs w:val="0"/>
+        </w:rPr>
+        <w:t xml:space="preserve">The agent should also pay attention to the maximum amount of avalanche energy that a MOSFET is able to withstand in a single pulse and it should be flagged that during the operation of the device, it should be taken care </w:t>
+      </w:r>
+      <w:r>
+        <w:rPr>
+          <w:rStyle w:val="Strong"/>
+          <w:b w:val="0"/>
+          <w:bCs w:val="0"/>
+        </w:rPr>
+        <w:t>by the</w:t>
+      </w:r>
+      <w:r>
+        <w:rPr>
+          <w:rStyle w:val="Strong"/>
+          <w:b w:val="0"/>
+          <w:bCs w:val="0"/>
+        </w:rPr>
+        <w:t xml:space="preserve"> engineer. The energy rise that happens in both the cases of single and repetitive avalanches can cause adverse effect to the reliability of the MOSFET.</w:t>
+      </w:r>
+      <w:r>
+        <w:t xml:space="preserve"> </w:t>
+      </w:r>
+      <w:r>
+        <w:t>So, in order to avoid such failures, MOSFETs with sufficient Vds rating should be selected like mentioned earlier, and tuning of Gate drive external resistor is important.</w:t>
+      </w:r>
+    </w:p>
+    <w:p>
+      <w:pPr>
+        <w:pStyle w:val="ListParagraph"/>
+        <w:numPr>
+          <w:ilvl w:val="0"/>
+          <w:numId w:val="2"/>
+        </w:numPr>
+      </w:pPr>
+      <w:r>
+        <w:rPr>
+          <w:rStyle w:val="Strong"/>
+        </w:rPr>
+        <w:t>Package Inductance-</w:t>
+      </w:r>
+      <w:r>
+        <w:t xml:space="preserve"> It is important that the agent also checks the package inductance mentioned in the datasheet. Less package inductance corresponds to less overshoot in Vds voltage during switching transients</w:t>
+      </w:r>
+      <w:r>
+        <w:t xml:space="preserve"> and hence should be preferred.</w:t>
+      </w:r>
+      <w:r>
+        <w:t xml:space="preserve"> </w:t>
+      </w:r>
+      <w:r>
+        <w:t>Typically, leaded packages have higher inductance than SMD packages. Even within SMD packages, it differs and so should be checked in the datasheet.</w:t>
+      </w:r>
+    </w:p>
+    <w:p>
+      <w:pPr>
+        <w:pStyle w:val="ListParagraph"/>
+      </w:pPr>
+    </w:p>
+    <w:p>
+      <w:pPr>
+        <w:rPr>
+          <w:b/>
+          <w:bCs/>
+          <w:sz w:val="24"/>
+          <w:szCs w:val="24"/>
+        </w:rPr>
+      </w:pPr>
+      <w:r>
+        <w:rPr>
+          <w:b/>
+          <w:bCs/>
+          <w:sz w:val="24"/>
+          <w:szCs w:val="24"/>
+        </w:rPr>
+        <w:t>Based upon failure behaviors</w:t>
+      </w:r>
+      <w:r>
+        <w:rPr>
+          <w:b/>
+          <w:bCs/>
+          <w:sz w:val="24"/>
+          <w:szCs w:val="24"/>
+        </w:rPr>
+        <w:t>[2]</w:t>
+      </w:r>
+      <w:r>
+        <w:rPr>
+          <w:b/>
+          <w:bCs/>
+          <w:sz w:val="24"/>
+          <w:szCs w:val="24"/>
+        </w:rPr>
+        <w:t>:</w:t>
+      </w:r>
+    </w:p>
+    <w:p>
+      <w:pPr>
+        <w:pStyle w:val="ListParagraph"/>
+        <w:numPr>
+          <w:ilvl w:val="0"/>
+          <w:numId w:val="4"/>
+        </w:numPr>
+        <w:rPr>
+          <w:b/>
+          <w:bCs/>
+          <w:sz w:val="24"/>
+          <w:szCs w:val="24"/>
+        </w:rPr>
+      </w:pPr>
+      <w:r>
+        <w:rPr>
+          <w:b/>
+          <w:bCs/>
+        </w:rPr>
+        <w:t xml:space="preserve">Drain-Source Short- </w:t>
+      </w:r>
+      <w:r>
+        <w:t xml:space="preserve">Agent should mention whether MOSFET is prone to drain-source short through the following causes: Severe overcurrent, shoot-through, hard short-circuit beyond SOA, extreme avalanche. </w:t>
+      </w:r>
+    </w:p>
+    <w:p>
+      <w:pPr>
+        <w:pStyle w:val="ListParagraph"/>
+        <w:numPr>
+          <w:ilvl w:val="0"/>
+          <w:numId w:val="4"/>
+        </w:numPr>
+        <w:rPr>
+          <w:b/>
+          <w:bCs/>
+          <w:sz w:val="24"/>
+          <w:szCs w:val="24"/>
+        </w:rPr>
+      </w:pPr>
+      <w:r>
+        <w:rPr>
+          <w:b/>
+          <w:bCs/>
+        </w:rPr>
+        <w:t xml:space="preserve">Gate-Oxide Damage- </w:t>
+      </w:r>
+      <w:r>
+        <w:t xml:space="preserve">Agent should mention whether MOSFET is prone </w:t>
+      </w:r>
+      <w:r>
+        <w:t xml:space="preserve">to Gate Oxide damage </w:t>
+      </w:r>
+      <w:r>
+        <w:t>through the following causes: Vgs overshoot due to ringing, miller coupling at high dv/dt, ESD events, Brief absolute-max violations.</w:t>
+      </w:r>
+      <w:r>
+        <w:t xml:space="preserve"> This is extremely dangerous failure mode.</w:t>
+      </w:r>
+    </w:p>
+    <w:p>
+      <w:pPr>
+        <w:pStyle w:val="ListParagraph"/>
+        <w:numPr>
+          <w:ilvl w:val="0"/>
+          <w:numId w:val="4"/>
+        </w:numPr>
+        <w:rPr>
+          <w:b/>
+          <w:bCs/>
+          <w:sz w:val="24"/>
+          <w:szCs w:val="24"/>
+        </w:rPr>
+      </w:pPr>
+      <w:r>
+        <w:rPr>
+          <w:b/>
+          <w:bCs/>
+        </w:rPr>
+        <w:t xml:space="preserve">Parametric Degradation- </w:t>
+      </w:r>
+      <w:r>
+        <w:t xml:space="preserve">Agent should mention whether MOSFET is prone </w:t>
+      </w:r>
+      <w:r>
+        <w:t xml:space="preserve">TO Parametric degradation </w:t>
+      </w:r>
+      <w:r>
+        <w:t xml:space="preserve">through the following causes: </w:t>
+      </w:r>
+      <w:r>
+        <w:t>Repetitive avalanche, Long-term high junction temperature, hot carrier injection, Bond wire fatigue.</w:t>
+      </w:r>
+    </w:p>
+    <w:p>
+      <w:pPr>
+        <w:pStyle w:val="ListParagraph"/>
+        <w:numPr>
+          <w:ilvl w:val="0"/>
+          <w:numId w:val="4"/>
+        </w:numPr>
+        <w:rPr>
+          <w:b/>
+          <w:bCs/>
+          <w:sz w:val="24"/>
+          <w:szCs w:val="24"/>
+        </w:rPr>
+      </w:pPr>
+      <w:r>
+        <w:rPr>
+          <w:b/>
+          <w:bCs/>
+        </w:rPr>
+        <w:t>Package/Interconnect failure-</w:t>
+      </w:r>
+      <w:r>
+        <w:rPr>
+          <w:b/>
+          <w:bCs/>
+          <w:sz w:val="24"/>
+          <w:szCs w:val="24"/>
+        </w:rPr>
+        <w:t xml:space="preserve"> </w:t>
+      </w:r>
+      <w:r>
+        <w:t>Agent should mention whether MOSFET is prone to Package/ Interconnect failure through the following causes: High current ripple, thermal cycling, large pulse currents, poor pcb copper support.</w:t>
+      </w:r>
+    </w:p>
+    <w:p>
+      <w:pPr>
+        <w:rPr>
+          <w:b/>
+          <w:bCs/>
+          <w:sz w:val="24"/>
+          <w:szCs w:val="24"/>
+        </w:rPr>
+      </w:pPr>
+      <w:r>
+        <w:rPr>
+          <w:b/>
+          <w:bCs/>
+          <w:sz w:val="24"/>
+          <w:szCs w:val="24"/>
+        </w:rPr>
+        <w:t xml:space="preserve">Based upon </w:t>
+      </w:r>
+      <w:r>
+        <w:rPr>
+          <w:b/>
+          <w:bCs/>
+          <w:sz w:val="24"/>
+          <w:szCs w:val="24"/>
+        </w:rPr>
+        <w:t>Sensitivity</w:t>
+      </w:r>
+      <w:r>
+        <w:rPr>
+          <w:b/>
+          <w:bCs/>
+          <w:sz w:val="24"/>
+          <w:szCs w:val="24"/>
+        </w:rPr>
+        <w:t>[3]</w:t>
+      </w:r>
+      <w:r>
+        <w:rPr>
+          <w:b/>
+          <w:bCs/>
+          <w:sz w:val="24"/>
+          <w:szCs w:val="24"/>
+        </w:rPr>
+        <w:t>:</w:t>
+      </w:r>
+    </w:p>
+    <w:p>
+      <w:pPr>
+        <w:pStyle w:val="ListParagraph"/>
+        <w:numPr>
+          <w:ilvl w:val="0"/>
+          <w:numId w:val="5"/>
+        </w:numPr>
+        <w:rPr>
+          <w:b/>
+          <w:bCs/>
+          <w:sz w:val="24"/>
+          <w:szCs w:val="24"/>
+        </w:rPr>
+      </w:pPr>
+      <w:r>
+        <w:rPr>
+          <w:b/>
+          <w:bCs/>
+        </w:rPr>
+        <w:t>Layout sensitivity-</w:t>
+      </w:r>
+      <w:r>
+        <w:t xml:space="preserve"> A MOSFET with high gm(gate transconductance) and low Qg( Gate charge required to switch on the MOSFET) are more sensitive to layout especially the gate loop consisting of Driver-gate-source</w:t>
+      </w:r>
+      <w:r>
+        <w:t xml:space="preserve"> and are therefore less forgiving to gate ringing, Vgs overshoot / undershoot and false turn on—Agent should mention this in the reasoning. If this loop has high pcb trace inductance, capacitance and shared paths, then based upon gm and Qg values, it can be rated based upon sensitivity by the agent.</w:t>
+      </w:r>
+    </w:p>
+    <w:p>
+      <w:pPr>
+        <w:pStyle w:val="ListParagraph"/>
+        <w:numPr>
+          <w:ilvl w:val="0"/>
+          <w:numId w:val="5"/>
+        </w:numPr>
+        <w:rPr>
+          <w:b/>
+          <w:bCs/>
+          <w:sz w:val="24"/>
+          <w:szCs w:val="24"/>
+        </w:rPr>
+      </w:pPr>
+      <w:r>
+        <w:rPr>
+          <w:b/>
+          <w:bCs/>
+        </w:rPr>
+        <w:t>Kelvin and non kelvin based package</w:t>
+      </w:r>
+      <w:r>
+        <w:rPr>
+          <w:b/>
+          <w:bCs/>
+        </w:rPr>
+        <w:t xml:space="preserve"> sensitivity</w:t>
+      </w:r>
+      <w:r>
+        <w:rPr>
+          <w:b/>
+          <w:bCs/>
+        </w:rPr>
+        <w:t xml:space="preserve">- </w:t>
+      </w:r>
+      <w:r>
+        <w:t>Agent should check whether package has kelvin source pin or a non kelvin based package.</w:t>
+      </w:r>
+      <w:r>
+        <w:t xml:space="preserve"> Kelvin source pin based package are far more forgiving because the gate return current avoids power source inductance. In case of a non kelvin based package, source bounce is introduced into the gate and thus that can increase dv/dt problems.</w:t>
+      </w:r>
+    </w:p>
+    <w:p>
+      <w:pPr>
+        <w:pStyle w:val="ListParagraph"/>
+        <w:numPr>
+          <w:ilvl w:val="0"/>
+          <w:numId w:val="5"/>
+        </w:numPr>
+        <w:rPr>
+          <w:b/>
+          <w:bCs/>
+          <w:sz w:val="24"/>
+          <w:szCs w:val="24"/>
+        </w:rPr>
+      </w:pPr>
+      <w:r>
+        <w:rPr>
+          <w:b/>
+          <w:bCs/>
+        </w:rPr>
+        <w:t xml:space="preserve">Senitivity  to dv/dt and EMI- </w:t>
+      </w:r>
+      <w:r>
+        <w:t xml:space="preserve">Agent should mention that if the Qg value is low, then that can cause a faster dv/dt and hence more EMI. </w:t>
+      </w:r>
+    </w:p>
+    <w:p>
+      <w:pPr>
+        <w:pStyle w:val="ListParagraph"/>
+        <w:numPr>
+          <w:ilvl w:val="0"/>
+          <w:numId w:val="5"/>
+        </w:numPr>
+        <w:rPr>
+          <w:b/>
+          <w:bCs/>
+          <w:sz w:val="24"/>
+          <w:szCs w:val="24"/>
+        </w:rPr>
+      </w:pPr>
+      <w:r>
+        <w:rPr>
+          <w:b/>
+          <w:bCs/>
+        </w:rPr>
+        <w:lastRenderedPageBreak/>
+        <w:t xml:space="preserve">Sensitivity to temperature- </w:t>
+      </w:r>
+      <w:r>
+        <w:t>As the temperature rises of the environment, it can not only affect RDs on, but also the Vth (gate threshold voltage) required. As temperature increases, Vth drops, which changes the switching characteristics. As a result it can become unstable. So,</w:t>
+      </w:r>
+      <w:r>
+        <w:t xml:space="preserve"> the agent</w:t>
+      </w:r>
+      <w:r>
+        <w:t xml:space="preserve"> should check the Vgs vs ID curve for various temperatures and look at the value of Vgs when Id starts to increase, as this is the Vgs th value. See how it varies with temperature. If no curve is given, then agent should mention the uncertainity that Gate threshold voltage Vgs th is expected to decrease with junction temperature which can increase gate sensitivity.</w:t>
+      </w:r>
+    </w:p>
+    <w:p>
+      <w:pPr>
+        <w:pStyle w:val="ListParagraph"/>
+        <w:numPr>
+          <w:ilvl w:val="0"/>
+          <w:numId w:val="5"/>
+        </w:numPr>
+        <w:rPr>
+          <w:b/>
+          <w:bCs/>
+          <w:sz w:val="24"/>
+          <w:szCs w:val="24"/>
+        </w:rPr>
+      </w:pPr>
+      <w:r>
+        <w:rPr>
+          <w:b/>
+          <w:bCs/>
+        </w:rPr>
+        <w:t>Environm</w:t>
+      </w:r>
+      <w:r>
+        <w:rPr>
+          <w:b/>
+          <w:bCs/>
+        </w:rPr>
+        <w:t>e</w:t>
+      </w:r>
+      <w:r>
+        <w:rPr>
+          <w:b/>
+          <w:bCs/>
+        </w:rPr>
+        <w:t>ntal sensitivity-</w:t>
+      </w:r>
+      <w:r>
+        <w:t xml:space="preserve"> </w:t>
+      </w:r>
+      <w:r>
+        <w:t>Agent should check</w:t>
+      </w:r>
+      <w:r>
+        <w:t xml:space="preserve"> </w:t>
+      </w:r>
+      <w:r>
+        <w:t>for package type, mechanical drawings, automotive qualified or similar notes, and infer following things:</w:t>
+      </w:r>
+    </w:p>
+    <w:tbl>
+      <w:tblPr>
+        <w:tblW w:w="0" w:type="auto"/>
+        <w:tblCellSpacing w:w="15" w:type="dxa"/>
+        <w:tblBorders>
+          <w:top w:val="single" w:sz="4" w:space="0" w:color="auto"/>
+          <w:left w:val="single" w:sz="4" w:space="0" w:color="auto"/>
+          <w:bottom w:val="single" w:sz="4" w:space="0" w:color="auto"/>
+          <w:right w:val="single" w:sz="4" w:space="0" w:color="auto"/>
+          <w:insideH w:val="single" w:sz="4" w:space="0" w:color="auto"/>
+          <w:insideV w:val="single" w:sz="4" w:space="0" w:color="auto"/>
+        </w:tblBorders>
+        <w:tblCellMar>
+          <w:top w:w="15" w:type="dxa"/>
+          <w:left w:w="15" w:type="dxa"/>
+          <w:bottom w:w="15" w:type="dxa"/>
+          <w:right w:w="15" w:type="dxa"/>
+        </w:tblCellMar>
+        <w:tblLook w:val="04A0" w:firstRow="1" w:lastRow="0" w:firstColumn="1" w:lastColumn="0" w:noHBand="0" w:noVBand="1"/>
+      </w:tblPr>
+      <w:tblGrid>
+        <w:gridCol w:w="2875"/>
+        <w:gridCol w:w="2580"/>
+        <w:gridCol w:w="3561"/>
+      </w:tblGrid>
+      <w:tr>
+        <w:trPr>
+          <w:tblHeader/>
+          <w:tblCellSpacing w:w="15" w:type="dxa"/>
+        </w:trPr>
+        <w:tc>
+          <w:tcPr>
+            <w:tcW w:w="0" w:type="auto"/>
+            <w:vAlign w:val="center"/>
+            <w:hideMark/>
+          </w:tcPr>
+          <w:p>
+            <w:pPr>
+              <w:pStyle w:val="ListParagraph"/>
+              <w:rPr>
+                <w:b/>
+                <w:bCs/>
+                <w:sz w:val="24"/>
+                <w:szCs w:val="24"/>
+              </w:rPr>
+            </w:pPr>
+            <w:r>
+              <w:rPr>
+                <w:b/>
+                <w:bCs/>
+                <w:sz w:val="24"/>
+                <w:szCs w:val="24"/>
+              </w:rPr>
+              <w:t>Datasheet clue</w:t>
+            </w:r>
+          </w:p>
+        </w:tc>
+        <w:tc>
+          <w:tcPr>
+            <w:tcW w:w="0" w:type="auto"/>
+            <w:vAlign w:val="center"/>
+            <w:hideMark/>
+          </w:tcPr>
+          <w:p>
+            <w:pPr>
+              <w:pStyle w:val="ListParagraph"/>
+              <w:rPr>
+                <w:b/>
+                <w:bCs/>
+                <w:sz w:val="24"/>
+                <w:szCs w:val="24"/>
+              </w:rPr>
+            </w:pPr>
+            <w:r>
+              <w:rPr>
+                <w:b/>
+                <w:bCs/>
+                <w:sz w:val="24"/>
+                <w:szCs w:val="24"/>
+              </w:rPr>
+              <w:t>Physical meaning</w:t>
+            </w:r>
+          </w:p>
+        </w:tc>
+        <w:tc>
+          <w:tcPr>
+            <w:tcW w:w="0" w:type="auto"/>
+            <w:vAlign w:val="center"/>
+            <w:hideMark/>
+          </w:tcPr>
+          <w:p>
+            <w:pPr>
+              <w:pStyle w:val="ListParagraph"/>
+              <w:rPr>
+                <w:b/>
+                <w:bCs/>
+                <w:sz w:val="24"/>
+                <w:szCs w:val="24"/>
+              </w:rPr>
+            </w:pPr>
+            <w:r>
+              <w:rPr>
+                <w:b/>
+                <w:bCs/>
+                <w:sz w:val="24"/>
+                <w:szCs w:val="24"/>
+              </w:rPr>
+              <w:t>Environment inference</w:t>
+            </w:r>
+          </w:p>
+        </w:tc>
+      </w:tr>
+      <w:tr>
+        <w:trPr>
+          <w:tblCellSpacing w:w="15" w:type="dxa"/>
+        </w:trPr>
+        <w:tc>
+          <w:tcPr>
+            <w:tcW w:w="0" w:type="auto"/>
+            <w:vAlign w:val="center"/>
+            <w:hideMark/>
+          </w:tcPr>
+          <w:p>
+            <w:pPr>
+              <w:pStyle w:val="ListParagraph"/>
+              <w:rPr>
+                <w:sz w:val="24"/>
+                <w:szCs w:val="24"/>
+              </w:rPr>
+            </w:pPr>
+            <w:r>
+              <w:rPr>
+                <w:sz w:val="24"/>
+                <w:szCs w:val="24"/>
+              </w:rPr>
+              <w:t>Large through-hole package</w:t>
+            </w:r>
+          </w:p>
+        </w:tc>
+        <w:tc>
+          <w:tcPr>
+            <w:tcW w:w="0" w:type="auto"/>
+            <w:vAlign w:val="center"/>
+            <w:hideMark/>
+          </w:tcPr>
+          <w:p>
+            <w:pPr>
+              <w:pStyle w:val="ListParagraph"/>
+              <w:rPr>
+                <w:sz w:val="24"/>
+                <w:szCs w:val="24"/>
+              </w:rPr>
+            </w:pPr>
+            <w:r>
+              <w:rPr>
+                <w:sz w:val="24"/>
+                <w:szCs w:val="24"/>
+              </w:rPr>
+              <w:t>Long leads, heavy die</w:t>
+            </w:r>
+          </w:p>
+        </w:tc>
+        <w:tc>
+          <w:tcPr>
+            <w:tcW w:w="0" w:type="auto"/>
+            <w:vAlign w:val="center"/>
+            <w:hideMark/>
+          </w:tcPr>
+          <w:p>
+            <w:pPr>
+              <w:pStyle w:val="ListParagraph"/>
+              <w:rPr>
+                <w:sz w:val="24"/>
+                <w:szCs w:val="24"/>
+              </w:rPr>
+            </w:pPr>
+            <w:r>
+              <w:rPr>
+                <w:sz w:val="24"/>
+                <w:szCs w:val="24"/>
+              </w:rPr>
+              <w:t>Sensitive to vibration</w:t>
+            </w:r>
+          </w:p>
+        </w:tc>
+      </w:tr>
+      <w:tr>
+        <w:trPr>
+          <w:tblCellSpacing w:w="15" w:type="dxa"/>
+        </w:trPr>
+        <w:tc>
+          <w:tcPr>
+            <w:tcW w:w="0" w:type="auto"/>
+            <w:vAlign w:val="center"/>
+            <w:hideMark/>
+          </w:tcPr>
+          <w:p>
+            <w:pPr>
+              <w:pStyle w:val="ListParagraph"/>
+              <w:rPr>
+                <w:sz w:val="24"/>
+                <w:szCs w:val="24"/>
+              </w:rPr>
+            </w:pPr>
+            <w:r>
+              <w:rPr>
+                <w:sz w:val="24"/>
+                <w:szCs w:val="24"/>
+              </w:rPr>
+              <w:t>Multiple bond wires</w:t>
+            </w:r>
+          </w:p>
+        </w:tc>
+        <w:tc>
+          <w:tcPr>
+            <w:tcW w:w="0" w:type="auto"/>
+            <w:vAlign w:val="center"/>
+            <w:hideMark/>
+          </w:tcPr>
+          <w:p>
+            <w:pPr>
+              <w:pStyle w:val="ListParagraph"/>
+              <w:rPr>
+                <w:sz w:val="24"/>
+                <w:szCs w:val="24"/>
+              </w:rPr>
+            </w:pPr>
+            <w:r>
+              <w:rPr>
+                <w:sz w:val="24"/>
+                <w:szCs w:val="24"/>
+              </w:rPr>
+              <w:t>Parallel current paths</w:t>
+            </w:r>
+          </w:p>
+        </w:tc>
+        <w:tc>
+          <w:tcPr>
+            <w:tcW w:w="0" w:type="auto"/>
+            <w:vAlign w:val="center"/>
+            <w:hideMark/>
+          </w:tcPr>
+          <w:p>
+            <w:pPr>
+              <w:pStyle w:val="ListParagraph"/>
+              <w:rPr>
+                <w:sz w:val="24"/>
+                <w:szCs w:val="24"/>
+              </w:rPr>
+            </w:pPr>
+            <w:r>
+              <w:rPr>
+                <w:sz w:val="24"/>
+                <w:szCs w:val="24"/>
+              </w:rPr>
+              <w:t>Better fatigue tolerance</w:t>
+            </w:r>
+          </w:p>
+        </w:tc>
+      </w:tr>
+      <w:tr>
+        <w:trPr>
+          <w:tblCellSpacing w:w="15" w:type="dxa"/>
+        </w:trPr>
+        <w:tc>
+          <w:tcPr>
+            <w:tcW w:w="0" w:type="auto"/>
+            <w:vAlign w:val="center"/>
+            <w:hideMark/>
+          </w:tcPr>
+          <w:p>
+            <w:pPr>
+              <w:pStyle w:val="ListParagraph"/>
+              <w:rPr>
+                <w:sz w:val="24"/>
+                <w:szCs w:val="24"/>
+              </w:rPr>
+            </w:pPr>
+            <w:r>
+              <w:rPr>
+                <w:sz w:val="24"/>
+                <w:szCs w:val="24"/>
+              </w:rPr>
+              <w:t>Very small leadless package</w:t>
+            </w:r>
+          </w:p>
+        </w:tc>
+        <w:tc>
+          <w:tcPr>
+            <w:tcW w:w="0" w:type="auto"/>
+            <w:vAlign w:val="center"/>
+            <w:hideMark/>
+          </w:tcPr>
+          <w:p>
+            <w:pPr>
+              <w:pStyle w:val="ListParagraph"/>
+              <w:rPr>
+                <w:sz w:val="24"/>
+                <w:szCs w:val="24"/>
+              </w:rPr>
+            </w:pPr>
+            <w:r>
+              <w:rPr>
+                <w:sz w:val="24"/>
+                <w:szCs w:val="24"/>
+              </w:rPr>
+              <w:t>High current density</w:t>
+            </w:r>
+          </w:p>
+        </w:tc>
+        <w:tc>
+          <w:tcPr>
+            <w:tcW w:w="0" w:type="auto"/>
+            <w:vAlign w:val="center"/>
+            <w:hideMark/>
+          </w:tcPr>
+          <w:p>
+            <w:pPr>
+              <w:pStyle w:val="ListParagraph"/>
+              <w:rPr>
+                <w:sz w:val="24"/>
+                <w:szCs w:val="24"/>
+              </w:rPr>
+            </w:pPr>
+            <w:r>
+              <w:rPr>
+                <w:sz w:val="24"/>
+                <w:szCs w:val="24"/>
+              </w:rPr>
+              <w:t>Sensitive to thermo-mechanical stress</w:t>
+            </w:r>
+          </w:p>
+        </w:tc>
+      </w:tr>
+      <w:tr>
+        <w:trPr>
+          <w:tblCellSpacing w:w="15" w:type="dxa"/>
+        </w:trPr>
+        <w:tc>
+          <w:tcPr>
+            <w:tcW w:w="0" w:type="auto"/>
+            <w:vAlign w:val="center"/>
+            <w:hideMark/>
+          </w:tcPr>
+          <w:p>
+            <w:pPr>
+              <w:pStyle w:val="ListParagraph"/>
+              <w:rPr>
+                <w:sz w:val="24"/>
+                <w:szCs w:val="24"/>
+              </w:rPr>
+            </w:pPr>
+            <w:r>
+              <w:rPr>
+                <w:sz w:val="24"/>
+                <w:szCs w:val="24"/>
+              </w:rPr>
+              <w:t>Kelvin source pin</w:t>
+            </w:r>
+          </w:p>
+        </w:tc>
+        <w:tc>
+          <w:tcPr>
+            <w:tcW w:w="0" w:type="auto"/>
+            <w:vAlign w:val="center"/>
+            <w:hideMark/>
+          </w:tcPr>
+          <w:p>
+            <w:pPr>
+              <w:pStyle w:val="ListParagraph"/>
+              <w:rPr>
+                <w:sz w:val="24"/>
+                <w:szCs w:val="24"/>
+              </w:rPr>
+            </w:pPr>
+            <w:r>
+              <w:rPr>
+                <w:sz w:val="24"/>
+                <w:szCs w:val="24"/>
+              </w:rPr>
+              <w:t>Better electrical stability</w:t>
+            </w:r>
+          </w:p>
+        </w:tc>
+        <w:tc>
+          <w:tcPr>
+            <w:tcW w:w="0" w:type="auto"/>
+            <w:vAlign w:val="center"/>
+            <w:hideMark/>
+          </w:tcPr>
+          <w:p>
+            <w:pPr>
+              <w:pStyle w:val="ListParagraph"/>
+              <w:rPr>
+                <w:sz w:val="24"/>
+                <w:szCs w:val="24"/>
+              </w:rPr>
+            </w:pPr>
+            <w:r>
+              <w:rPr>
+                <w:sz w:val="24"/>
+                <w:szCs w:val="24"/>
+              </w:rPr>
+              <w:t>Less noise-induced stress</w:t>
+            </w:r>
+          </w:p>
+        </w:tc>
+      </w:tr>
+    </w:tbl>
+    <w:p>
+      <w:pPr>
+        <w:pStyle w:val="ListParagraph"/>
+        <w:rPr>
+          <w:sz w:val="24"/>
+          <w:szCs w:val="24"/>
+        </w:rPr>
+      </w:pPr>
+    </w:p>
+    <w:p>
+      <w:pPr>
+        <w:pStyle w:val="ListParagraph"/>
+        <w:rPr>
+          <w:sz w:val="24"/>
+          <w:szCs w:val="24"/>
+        </w:rPr>
+      </w:pPr>
+      <w:r>
+        <w:rPr>
+          <w:sz w:val="24"/>
+          <w:szCs w:val="24"/>
+        </w:rPr>
+        <w:t>For humidity and dust induced sensitivity, the agent should infer the following:</w:t>
+      </w:r>
+    </w:p>
+    <w:tbl>
+      <w:tblPr>
+        <w:tblW w:w="0" w:type="auto"/>
+        <w:tblCellSpacing w:w="15" w:type="dxa"/>
+        <w:tblBorders>
+          <w:top w:val="single" w:sz="4" w:space="0" w:color="auto"/>
+          <w:left w:val="single" w:sz="4" w:space="0" w:color="auto"/>
+          <w:bottom w:val="single" w:sz="4" w:space="0" w:color="auto"/>
+          <w:right w:val="single" w:sz="4" w:space="0" w:color="auto"/>
+          <w:insideH w:val="single" w:sz="4" w:space="0" w:color="auto"/>
+          <w:insideV w:val="single" w:sz="4" w:space="0" w:color="auto"/>
+        </w:tblBorders>
+        <w:tblCellMar>
+          <w:top w:w="15" w:type="dxa"/>
+          <w:left w:w="15" w:type="dxa"/>
+          <w:bottom w:w="15" w:type="dxa"/>
+          <w:right w:w="15" w:type="dxa"/>
+        </w:tblCellMar>
+        <w:tblLook w:val="04A0" w:firstRow="1" w:lastRow="0" w:firstColumn="1" w:lastColumn="0" w:noHBand="0" w:noVBand="1"/>
+      </w:tblPr>
+      <w:tblGrid>
+        <w:gridCol w:w="4260"/>
+        <w:gridCol w:w="4714"/>
+      </w:tblGrid>
+      <w:tr>
+        <w:trPr>
+          <w:tblHeader/>
+          <w:tblCellSpacing w:w="15" w:type="dxa"/>
+        </w:trPr>
+        <w:tc>
+          <w:tcPr>
+            <w:tcW w:w="0" w:type="auto"/>
+            <w:vAlign w:val="center"/>
+            <w:hideMark/>
+          </w:tcPr>
+          <w:p>
+            <w:pPr>
+              <w:pStyle w:val="ListParagraph"/>
+              <w:rPr>
+                <w:b/>
+                <w:bCs/>
+                <w:sz w:val="24"/>
+                <w:szCs w:val="24"/>
+              </w:rPr>
+            </w:pPr>
+            <w:r>
+              <w:rPr>
+                <w:b/>
+                <w:bCs/>
+                <w:sz w:val="24"/>
+                <w:szCs w:val="24"/>
+              </w:rPr>
+              <w:t>Package trait</w:t>
+            </w:r>
+          </w:p>
+        </w:tc>
+        <w:tc>
+          <w:tcPr>
+            <w:tcW w:w="0" w:type="auto"/>
+            <w:vAlign w:val="center"/>
+            <w:hideMark/>
+          </w:tcPr>
+          <w:p>
+            <w:pPr>
+              <w:pStyle w:val="ListParagraph"/>
+              <w:rPr>
+                <w:b/>
+                <w:bCs/>
+                <w:sz w:val="24"/>
+                <w:szCs w:val="24"/>
+              </w:rPr>
+            </w:pPr>
+            <w:r>
+              <w:rPr>
+                <w:b/>
+                <w:bCs/>
+                <w:sz w:val="24"/>
+                <w:szCs w:val="24"/>
+              </w:rPr>
+              <w:t>Environment implication</w:t>
+            </w:r>
+          </w:p>
+        </w:tc>
+      </w:tr>
+      <w:tr>
+        <w:trPr>
+          <w:tblCellSpacing w:w="15" w:type="dxa"/>
+        </w:trPr>
+        <w:tc>
+          <w:tcPr>
+            <w:tcW w:w="0" w:type="auto"/>
+            <w:vAlign w:val="center"/>
+            <w:hideMark/>
+          </w:tcPr>
+          <w:p>
+            <w:pPr>
+              <w:pStyle w:val="ListParagraph"/>
+              <w:rPr>
+                <w:sz w:val="24"/>
+                <w:szCs w:val="24"/>
+              </w:rPr>
+            </w:pPr>
+            <w:r>
+              <w:rPr>
+                <w:sz w:val="24"/>
+                <w:szCs w:val="24"/>
+              </w:rPr>
+              <w:t>Tight lead spacing</w:t>
+            </w:r>
+          </w:p>
+        </w:tc>
+        <w:tc>
+          <w:tcPr>
+            <w:tcW w:w="0" w:type="auto"/>
+            <w:vAlign w:val="center"/>
+            <w:hideMark/>
+          </w:tcPr>
+          <w:p>
+            <w:pPr>
+              <w:pStyle w:val="ListParagraph"/>
+              <w:rPr>
+                <w:sz w:val="24"/>
+                <w:szCs w:val="24"/>
+              </w:rPr>
+            </w:pPr>
+            <w:r>
+              <w:rPr>
+                <w:sz w:val="24"/>
+                <w:szCs w:val="24"/>
+              </w:rPr>
+              <w:t>More surface leakage risk</w:t>
+            </w:r>
+          </w:p>
+        </w:tc>
+      </w:tr>
+      <w:tr>
+        <w:trPr>
+          <w:tblCellSpacing w:w="15" w:type="dxa"/>
+        </w:trPr>
+        <w:tc>
+          <w:tcPr>
+            <w:tcW w:w="0" w:type="auto"/>
+            <w:vAlign w:val="center"/>
+            <w:hideMark/>
+          </w:tcPr>
+          <w:p>
+            <w:pPr>
+              <w:pStyle w:val="ListParagraph"/>
+              <w:rPr>
+                <w:sz w:val="24"/>
+                <w:szCs w:val="24"/>
+              </w:rPr>
+            </w:pPr>
+            <w:r>
+              <w:rPr>
+                <w:sz w:val="24"/>
+                <w:szCs w:val="24"/>
+              </w:rPr>
+              <w:t>Exposed metal pads</w:t>
+            </w:r>
+          </w:p>
+        </w:tc>
+        <w:tc>
+          <w:tcPr>
+            <w:tcW w:w="0" w:type="auto"/>
+            <w:vAlign w:val="center"/>
+            <w:hideMark/>
+          </w:tcPr>
+          <w:p>
+            <w:pPr>
+              <w:pStyle w:val="ListParagraph"/>
+              <w:rPr>
+                <w:sz w:val="24"/>
+                <w:szCs w:val="24"/>
+              </w:rPr>
+            </w:pPr>
+            <w:r>
+              <w:rPr>
+                <w:sz w:val="24"/>
+                <w:szCs w:val="24"/>
+              </w:rPr>
+              <w:t>Dust + humidity sensitivity</w:t>
+            </w:r>
+          </w:p>
+        </w:tc>
+      </w:tr>
+      <w:tr>
+        <w:trPr>
+          <w:tblCellSpacing w:w="15" w:type="dxa"/>
+        </w:trPr>
+        <w:tc>
+          <w:tcPr>
+            <w:tcW w:w="0" w:type="auto"/>
+            <w:vAlign w:val="center"/>
+            <w:hideMark/>
+          </w:tcPr>
+          <w:p>
+            <w:pPr>
+              <w:pStyle w:val="ListParagraph"/>
+              <w:rPr>
+                <w:sz w:val="24"/>
+                <w:szCs w:val="24"/>
+              </w:rPr>
+            </w:pPr>
+            <w:r>
+              <w:rPr>
+                <w:sz w:val="24"/>
+                <w:szCs w:val="24"/>
+              </w:rPr>
+              <w:t>Large molded body</w:t>
+            </w:r>
+          </w:p>
+        </w:tc>
+        <w:tc>
+          <w:tcPr>
+            <w:tcW w:w="0" w:type="auto"/>
+            <w:vAlign w:val="center"/>
+            <w:hideMark/>
+          </w:tcPr>
+          <w:p>
+            <w:pPr>
+              <w:pStyle w:val="ListParagraph"/>
+              <w:rPr>
+                <w:sz w:val="24"/>
+                <w:szCs w:val="24"/>
+              </w:rPr>
+            </w:pPr>
+            <w:r>
+              <w:rPr>
+                <w:sz w:val="24"/>
+                <w:szCs w:val="24"/>
+              </w:rPr>
+              <w:t>Better isolation</w:t>
+            </w:r>
+          </w:p>
+        </w:tc>
+      </w:tr>
+      <w:tr>
+        <w:trPr>
+          <w:tblCellSpacing w:w="15" w:type="dxa"/>
+        </w:trPr>
+        <w:tc>
+          <w:tcPr>
+            <w:tcW w:w="0" w:type="auto"/>
+            <w:vAlign w:val="center"/>
+            <w:hideMark/>
+          </w:tcPr>
+          <w:p>
+            <w:pPr>
+              <w:pStyle w:val="ListParagraph"/>
+              <w:rPr>
+                <w:sz w:val="24"/>
+                <w:szCs w:val="24"/>
+              </w:rPr>
+            </w:pPr>
+            <w:r>
+              <w:rPr>
+                <w:sz w:val="24"/>
+                <w:szCs w:val="24"/>
+              </w:rPr>
+              <w:t>Automotive / industrial packaging</w:t>
+            </w:r>
+          </w:p>
+        </w:tc>
+        <w:tc>
+          <w:tcPr>
+            <w:tcW w:w="0" w:type="auto"/>
+            <w:vAlign w:val="center"/>
+            <w:hideMark/>
+          </w:tcPr>
+          <w:p>
+            <w:pPr>
+              <w:pStyle w:val="ListParagraph"/>
+              <w:rPr>
+                <w:sz w:val="24"/>
+                <w:szCs w:val="24"/>
+              </w:rPr>
+            </w:pPr>
+            <w:r>
+              <w:rPr>
+                <w:sz w:val="24"/>
+                <w:szCs w:val="24"/>
+              </w:rPr>
+              <w:t>Designed for contamination tolerance</w:t>
+            </w:r>
+          </w:p>
+        </w:tc>
+      </w:tr>
+    </w:tbl>
+    <w:p>
+      <w:pPr>
+        <w:pStyle w:val="ListParagraph"/>
+        <w:rPr>
+          <w:sz w:val="24"/>
+          <w:szCs w:val="24"/>
+        </w:rPr>
+      </w:pPr>
+    </w:p>
+    <w:p>
+      <w:pPr>
+        <w:pStyle w:val="ListParagraph"/>
+      </w:pPr>
+      <w:r>
+        <w:t>Agent should check whether the MOSFET will run hot at see level altitude, if the user requires that info. If it runs hot at sea level, then there is limited thermal margin and at higher altitudes, the effective cooling drops due to reduced air density.</w:t>
+      </w:r>
+      <w:r>
+        <w:t xml:space="preserve"> This consideration criteria is optional, as it depends upon where the circuit might be used.</w:t>
+      </w:r>
+      <w:r>
+        <w:t xml:space="preserve"> Agent should look for junction to case thermal resistance and junction to ambient thermal resistance. High junction to Case resistance shows there is limited thermal margin and so it is more prone to less cooling at higher altitudes.</w:t>
+      </w:r>
+      <w:r>
+        <w:t xml:space="preserve"> Similarly</w:t>
+      </w:r>
+      <w:r>
+        <w:t xml:space="preserve">, </w:t>
+      </w:r>
+      <w:r>
+        <w:t>a high junction to ambient resistance shows it is highly sensitive to environment.</w:t>
+      </w:r>
+    </w:p>
+    <w:p>
+      <w:pPr>
+        <w:pStyle w:val="ListParagraph"/>
+      </w:pPr>
+    </w:p>
+    <w:p>
+      <w:pPr>
+        <w:pStyle w:val="ListParagraph"/>
+      </w:pPr>
+      <w:r>
+        <w:t xml:space="preserve">Agent should look for clues in datasheet such as </w:t>
+      </w:r>
+      <w:r>
+        <w:t>AEC-Q101 qualification</w:t>
+      </w:r>
+    </w:p>
+    <w:p>
+      <w:pPr>
+        <w:pStyle w:val="ListParagraph"/>
+        <w:rPr>
+          <w:b/>
+          <w:bCs/>
+        </w:rPr>
+      </w:pPr>
+      <w:r>
+        <w:lastRenderedPageBreak/>
+        <w:t>“</w:t>
+      </w:r>
+      <w:r>
+        <w:t>Automotive”, “industrial”, “traction”, “EV” wording</w:t>
+      </w:r>
+      <w:r>
+        <w:t xml:space="preserve"> , </w:t>
+      </w:r>
+      <w:r>
+        <w:t>Application notes showing harsh environment</w:t>
+      </w:r>
+      <w:r>
+        <w:t xml:space="preserve">s, as these suggest that MOSFET has gone through humidity bias testing, vibration testing, thermal cycling tests and so it is more tolerant to vibration, contamination and long term thermal cycling  than consumer grade parts. </w:t>
+      </w:r>
+      <w:r>
+        <w:rPr>
+          <w:b/>
+          <w:bCs/>
+        </w:rPr>
+        <w:t>This Heuristic is relevant only when the MOSFET is intended to be used for Automotive, EV or industrial related topologies.</w:t>
+      </w:r>
+    </w:p>
+    <w:p>
+      <w:pPr>
+        <w:pStyle w:val="ListParagraph"/>
+      </w:pPr>
+    </w:p>
+    <w:p>
+      <w:pPr>
+        <w:pStyle w:val="ListParagraph"/>
+        <w:numPr>
+          <w:ilvl w:val="0"/>
+          <w:numId w:val="5"/>
+        </w:numPr>
+      </w:pPr>
+      <w:r>
+        <w:rPr>
+          <w:b/>
+          <w:bCs/>
+        </w:rPr>
+        <w:t>Manufacturing and Tolerance related sensitivity</w:t>
+      </w:r>
+      <w:r>
+        <w:rPr>
+          <w:b/>
+          <w:bCs/>
+        </w:rPr>
+        <w:t xml:space="preserve">- </w:t>
+      </w:r>
+      <w:r>
+        <w:t>Even with same pcb design, trace width varies, solder thickness varies, component placement shifts and gate resistor tolerance changes. Highly aggressive MOSFET choices amplify these variations and can cause failures. A</w:t>
+      </w:r>
+      <w:r>
+        <w:t>gent should follow the table as below:</w:t>
+      </w:r>
+    </w:p>
+    <w:tbl>
+      <w:tblPr>
+        <w:tblW w:w="0" w:type="auto"/>
+        <w:tblCellSpacing w:w="15" w:type="dxa"/>
+        <w:tblCellMar>
+          <w:top w:w="15" w:type="dxa"/>
+          <w:left w:w="15" w:type="dxa"/>
+          <w:bottom w:w="15" w:type="dxa"/>
+          <w:right w:w="15" w:type="dxa"/>
+        </w:tblCellMar>
+        <w:tblLook w:val="04A0" w:firstRow="1" w:lastRow="0" w:firstColumn="1" w:lastColumn="0" w:noHBand="0" w:noVBand="1"/>
+      </w:tblPr>
+      <w:tblGrid>
+        <w:gridCol w:w="2380"/>
+        <w:gridCol w:w="3276"/>
+      </w:tblGrid>
+      <w:tr>
+        <w:trPr>
+          <w:tblHeader/>
+          <w:tblCellSpacing w:w="15" w:type="dxa"/>
+        </w:trPr>
+        <w:tc>
+          <w:tcPr>
+            <w:tcW w:w="0" w:type="auto"/>
+            <w:vAlign w:val="center"/>
+            <w:hideMark/>
+          </w:tcPr>
+          <w:p>
+            <w:pPr>
+              <w:pStyle w:val="ListParagraph"/>
+              <w:rPr>
+                <w:b/>
+                <w:bCs/>
+              </w:rPr>
+            </w:pPr>
+            <w:r>
+              <w:rPr>
+                <w:b/>
+                <w:bCs/>
+              </w:rPr>
+              <w:t>MOSFET trait</w:t>
+            </w:r>
+          </w:p>
+        </w:tc>
+        <w:tc>
+          <w:tcPr>
+            <w:tcW w:w="0" w:type="auto"/>
+            <w:vAlign w:val="center"/>
+            <w:hideMark/>
+          </w:tcPr>
+          <w:p>
+            <w:pPr>
+              <w:rPr>
+                <w:b/>
+                <w:bCs/>
+              </w:rPr>
+            </w:pPr>
+            <w:r>
+              <w:rPr>
+                <w:b/>
+                <w:bCs/>
+              </w:rPr>
+              <w:t xml:space="preserve">               Impact on performance</w:t>
+            </w:r>
+          </w:p>
+        </w:tc>
+      </w:tr>
+      <w:tr>
+        <w:trPr>
+          <w:tblCellSpacing w:w="15" w:type="dxa"/>
+        </w:trPr>
+        <w:tc>
+          <w:tcPr>
+            <w:tcW w:w="0" w:type="auto"/>
+            <w:vAlign w:val="center"/>
+            <w:hideMark/>
+          </w:tcPr>
+          <w:p>
+            <w:pPr>
+              <w:pStyle w:val="ListParagraph"/>
+            </w:pPr>
+            <w:r>
+              <w:t>Very low Qg</w:t>
+            </w:r>
+          </w:p>
+        </w:tc>
+        <w:tc>
+          <w:tcPr>
+            <w:tcW w:w="0" w:type="auto"/>
+            <w:vAlign w:val="center"/>
+            <w:hideMark/>
+          </w:tcPr>
+          <w:p>
+            <w:pPr>
+              <w:pStyle w:val="ListParagraph"/>
+            </w:pPr>
+            <w:r>
+              <w:t>Fast, but unforgiving</w:t>
+            </w:r>
+          </w:p>
+        </w:tc>
+      </w:tr>
+      <w:tr>
+        <w:trPr>
+          <w:tblCellSpacing w:w="15" w:type="dxa"/>
+        </w:trPr>
+        <w:tc>
+          <w:tcPr>
+            <w:tcW w:w="0" w:type="auto"/>
+            <w:vAlign w:val="center"/>
+            <w:hideMark/>
+          </w:tcPr>
+          <w:p>
+            <w:pPr>
+              <w:pStyle w:val="ListParagraph"/>
+            </w:pPr>
+            <w:r>
+              <w:t>Very low Rds(on)</w:t>
+            </w:r>
+          </w:p>
+        </w:tc>
+        <w:tc>
+          <w:tcPr>
+            <w:tcW w:w="0" w:type="auto"/>
+            <w:vAlign w:val="center"/>
+            <w:hideMark/>
+          </w:tcPr>
+          <w:p>
+            <w:pPr>
+              <w:pStyle w:val="ListParagraph"/>
+            </w:pPr>
+            <w:r>
+              <w:t>Higher dv/dt sensitivity</w:t>
+            </w:r>
+          </w:p>
+        </w:tc>
+      </w:tr>
+      <w:tr>
+        <w:trPr>
+          <w:tblCellSpacing w:w="15" w:type="dxa"/>
+        </w:trPr>
+        <w:tc>
+          <w:tcPr>
+            <w:tcW w:w="0" w:type="auto"/>
+            <w:vAlign w:val="center"/>
+            <w:hideMark/>
+          </w:tcPr>
+          <w:p>
+            <w:pPr>
+              <w:pStyle w:val="ListParagraph"/>
+            </w:pPr>
+            <w:r>
+              <w:t>No Kelvin source</w:t>
+            </w:r>
+          </w:p>
+        </w:tc>
+        <w:tc>
+          <w:tcPr>
+            <w:tcW w:w="0" w:type="auto"/>
+            <w:vAlign w:val="center"/>
+            <w:hideMark/>
+          </w:tcPr>
+          <w:p>
+            <w:pPr>
+              <w:pStyle w:val="ListParagraph"/>
+            </w:pPr>
+            <w:r>
+              <w:t>Gate noise prone</w:t>
+            </w:r>
+          </w:p>
+        </w:tc>
+      </w:tr>
+      <w:tr>
+        <w:trPr>
+          <w:tblCellSpacing w:w="15" w:type="dxa"/>
+        </w:trPr>
+        <w:tc>
+          <w:tcPr>
+            <w:tcW w:w="0" w:type="auto"/>
+            <w:vAlign w:val="center"/>
+            <w:hideMark/>
+          </w:tcPr>
+          <w:p>
+            <w:pPr>
+              <w:pStyle w:val="ListParagraph"/>
+            </w:pPr>
+            <w:r>
+              <w:t>Small package</w:t>
+            </w:r>
+          </w:p>
+        </w:tc>
+        <w:tc>
+          <w:tcPr>
+            <w:tcW w:w="0" w:type="auto"/>
+            <w:vAlign w:val="center"/>
+            <w:hideMark/>
+          </w:tcPr>
+          <w:p>
+            <w:pPr>
+              <w:pStyle w:val="ListParagraph"/>
+            </w:pPr>
+            <w:r>
+              <w:t>High parasitics</w:t>
+            </w:r>
+          </w:p>
+        </w:tc>
+      </w:tr>
+      <w:tr>
+        <w:trPr>
+          <w:tblCellSpacing w:w="15" w:type="dxa"/>
+        </w:trPr>
+        <w:tc>
+          <w:tcPr>
+            <w:tcW w:w="0" w:type="auto"/>
+            <w:vAlign w:val="center"/>
+            <w:hideMark/>
+          </w:tcPr>
+          <w:p>
+            <w:pPr>
+              <w:pStyle w:val="ListParagraph"/>
+            </w:pPr>
+            <w:r>
+              <w:t>SiC device</w:t>
+            </w:r>
+          </w:p>
+        </w:tc>
+        <w:tc>
+          <w:tcPr>
+            <w:tcW w:w="0" w:type="auto"/>
+            <w:vAlign w:val="center"/>
+            <w:hideMark/>
+          </w:tcPr>
+          <w:p>
+            <w:pPr>
+              <w:pStyle w:val="ListParagraph"/>
+            </w:pPr>
+            <w:r>
+              <w:t>Extremely layout-sensitive</w:t>
+            </w:r>
+          </w:p>
+        </w:tc>
+      </w:tr>
+    </w:tbl>
+    <w:p>
+      <w:pPr>
+        <w:pStyle w:val="ListParagraph"/>
+      </w:pPr>
+    </w:p>
+    <w:p>
+      <w:pPr>
+        <w:rPr>
+          <w:b/>
+          <w:bCs/>
+          <w:sz w:val="24"/>
+          <w:szCs w:val="24"/>
+        </w:rPr>
+      </w:pPr>
+      <w:r>
+        <w:rPr>
+          <w:b/>
+          <w:bCs/>
+          <w:sz w:val="24"/>
+          <w:szCs w:val="24"/>
+        </w:rPr>
+        <w:t xml:space="preserve">Based upon </w:t>
+      </w:r>
+      <w:r>
+        <w:rPr>
+          <w:b/>
+          <w:bCs/>
+          <w:sz w:val="24"/>
+          <w:szCs w:val="24"/>
+        </w:rPr>
+        <w:t>History and Reputation of MOSFET</w:t>
+      </w:r>
+      <w:r>
+        <w:rPr>
+          <w:b/>
+          <w:bCs/>
+          <w:sz w:val="24"/>
+          <w:szCs w:val="24"/>
+        </w:rPr>
+        <w:t>[</w:t>
+      </w:r>
+      <w:r>
+        <w:rPr>
+          <w:b/>
+          <w:bCs/>
+          <w:sz w:val="24"/>
+          <w:szCs w:val="24"/>
+        </w:rPr>
+        <w:t>4</w:t>
+      </w:r>
+      <w:r>
+        <w:rPr>
+          <w:b/>
+          <w:bCs/>
+          <w:sz w:val="24"/>
+          <w:szCs w:val="24"/>
+        </w:rPr>
+        <w:t>]:</w:t>
+      </w:r>
+    </w:p>
+    <w:p>
+      <w:pPr>
+        <w:pStyle w:val="ListParagraph"/>
+      </w:pPr>
+      <w:r>
+        <w:t>A given MOSFET should also be judged based upon following things:</w:t>
+      </w:r>
+    </w:p>
+    <w:p>
+      <w:pPr>
+        <w:pStyle w:val="ListParagraph"/>
+        <w:numPr>
+          <w:ilvl w:val="0"/>
+          <w:numId w:val="5"/>
+        </w:numPr>
+      </w:pPr>
+      <w:r>
+        <w:rPr>
+          <w:b/>
+          <w:bCs/>
+        </w:rPr>
+        <w:t xml:space="preserve">Usage in Field- </w:t>
+      </w:r>
+      <w:r>
+        <w:t>Agent should check where the MOSFET has been used earlier, look for MOSFET application areas in datasheet. If mentioned as a new silicon generation, exotic process, no application notes, no failure stories, then it should be cautioned by the agent.</w:t>
+      </w:r>
+    </w:p>
+    <w:p>
+      <w:pPr>
+        <w:pStyle w:val="ListParagraph"/>
+        <w:numPr>
+          <w:ilvl w:val="0"/>
+          <w:numId w:val="5"/>
+        </w:numPr>
+      </w:pPr>
+      <w:r>
+        <w:rPr>
+          <w:b/>
+          <w:bCs/>
+        </w:rPr>
+        <w:t>Type of failures occurred-</w:t>
+      </w:r>
+      <w:r>
+        <w:t xml:space="preserve"> Agent should check whether the MOSFET failures have been loud, contained and repeatable because these are trusted more than when failures are intermittent, difficult to spot while probing.</w:t>
+      </w:r>
+      <w:r>
+        <w:t xml:space="preserve"> Agent can look for </w:t>
+      </w:r>
+      <w:r>
+        <w:t>5</w:t>
+      </w:r>
+      <w:r>
+        <w:t xml:space="preserve"> signals in the datasheet: (1) Whether the vendor has mentioned DC  and pulsed SOA( Safe operating Area) curve, if yes then vendor understands failure. Also vendor should mention linear region because that indicates MOSFET fails loudly. </w:t>
+      </w:r>
+    </w:p>
+    <w:p>
+      <w:pPr>
+        <w:pStyle w:val="ListParagraph"/>
+      </w:pPr>
+      <w:r>
+        <w:t>(2) Agent should check the datasheet for the Avalanche info and infer the following data:</w:t>
+      </w:r>
+    </w:p>
+    <w:tbl>
+      <w:tblPr>
+        <w:tblW w:w="0" w:type="auto"/>
+        <w:tblCellSpacing w:w="15" w:type="dxa"/>
+        <w:tblCellMar>
+          <w:top w:w="15" w:type="dxa"/>
+          <w:left w:w="15" w:type="dxa"/>
+          <w:bottom w:w="15" w:type="dxa"/>
+          <w:right w:w="15" w:type="dxa"/>
+        </w:tblCellMar>
+        <w:tblLook w:val="04A0" w:firstRow="1" w:lastRow="0" w:firstColumn="1" w:lastColumn="0" w:noHBand="0" w:noVBand="1"/>
+      </w:tblPr>
+      <w:tblGrid>
+        <w:gridCol w:w="3537"/>
+        <w:gridCol w:w="4040"/>
+      </w:tblGrid>
+      <w:tr>
+        <w:trPr>
+          <w:tblHeader/>
+          <w:tblCellSpacing w:w="15" w:type="dxa"/>
+        </w:trPr>
+        <w:tc>
+          <w:tcPr>
+            <w:tcW w:w="0" w:type="auto"/>
+            <w:vAlign w:val="center"/>
+            <w:hideMark/>
+          </w:tcPr>
+          <w:p>
+            <w:pPr>
+              <w:pStyle w:val="ListParagraph"/>
+              <w:rPr>
+                <w:b/>
+                <w:bCs/>
+              </w:rPr>
+            </w:pPr>
+            <w:r>
+              <w:rPr>
+                <w:b/>
+                <w:bCs/>
+              </w:rPr>
+              <w:t>Avalanche info</w:t>
+            </w:r>
+          </w:p>
+        </w:tc>
+        <w:tc>
+          <w:tcPr>
+            <w:tcW w:w="0" w:type="auto"/>
+            <w:vAlign w:val="center"/>
+            <w:hideMark/>
+          </w:tcPr>
+          <w:p>
+            <w:pPr>
+              <w:pStyle w:val="ListParagraph"/>
+              <w:rPr>
+                <w:b/>
+                <w:bCs/>
+              </w:rPr>
+            </w:pPr>
+            <w:r>
+              <w:rPr>
+                <w:b/>
+                <w:bCs/>
+              </w:rPr>
+              <w:t>Failure-style implication</w:t>
+            </w:r>
+          </w:p>
+        </w:tc>
+      </w:tr>
+      <w:tr>
+        <w:trPr>
+          <w:tblCellSpacing w:w="15" w:type="dxa"/>
+        </w:trPr>
+        <w:tc>
+          <w:tcPr>
+            <w:tcW w:w="0" w:type="auto"/>
+            <w:vAlign w:val="center"/>
+            <w:hideMark/>
+          </w:tcPr>
+          <w:p>
+            <w:pPr>
+              <w:pStyle w:val="ListParagraph"/>
+            </w:pPr>
+            <w:r>
+              <w:t>Explicit UIS rating</w:t>
+            </w:r>
+          </w:p>
+        </w:tc>
+        <w:tc>
+          <w:tcPr>
+            <w:tcW w:w="0" w:type="auto"/>
+            <w:vAlign w:val="center"/>
+            <w:hideMark/>
+          </w:tcPr>
+          <w:p>
+            <w:pPr>
+              <w:pStyle w:val="ListParagraph"/>
+            </w:pPr>
+            <w:r>
+              <w:t>Avalanche → thermal → loud failure</w:t>
+            </w:r>
+          </w:p>
+        </w:tc>
+      </w:tr>
+      <w:tr>
+        <w:trPr>
+          <w:tblCellSpacing w:w="15" w:type="dxa"/>
+        </w:trPr>
+        <w:tc>
+          <w:tcPr>
+            <w:tcW w:w="0" w:type="auto"/>
+            <w:vAlign w:val="center"/>
+            <w:hideMark/>
+          </w:tcPr>
+          <w:p>
+            <w:pPr>
+              <w:pStyle w:val="ListParagraph"/>
+            </w:pPr>
+            <w:r>
+              <w:t>Only single-pulse, no context</w:t>
+            </w:r>
+          </w:p>
+        </w:tc>
+        <w:tc>
+          <w:tcPr>
+            <w:tcW w:w="0" w:type="auto"/>
+            <w:vAlign w:val="center"/>
+            <w:hideMark/>
+          </w:tcPr>
+          <w:p>
+            <w:pPr>
+              <w:pStyle w:val="ListParagraph"/>
+            </w:pPr>
+            <w:r>
+              <w:t>Long-term degradation risk</w:t>
+            </w:r>
+          </w:p>
+        </w:tc>
+      </w:tr>
+      <w:tr>
+        <w:trPr>
+          <w:tblCellSpacing w:w="15" w:type="dxa"/>
+        </w:trPr>
+        <w:tc>
+          <w:tcPr>
+            <w:tcW w:w="0" w:type="auto"/>
+            <w:vAlign w:val="center"/>
+            <w:hideMark/>
+          </w:tcPr>
+          <w:p>
+            <w:pPr>
+              <w:pStyle w:val="ListParagraph"/>
+            </w:pPr>
+            <w:r>
+              <w:t>No avalanche data</w:t>
+            </w:r>
+          </w:p>
+        </w:tc>
+        <w:tc>
+          <w:tcPr>
+            <w:tcW w:w="0" w:type="auto"/>
+            <w:vAlign w:val="center"/>
+            <w:hideMark/>
+          </w:tcPr>
+          <w:p>
+            <w:pPr>
+              <w:pStyle w:val="ListParagraph"/>
+            </w:pPr>
+            <w:r>
+              <w:t>High risk of silent damage</w:t>
+            </w:r>
+          </w:p>
+        </w:tc>
+      </w:tr>
+    </w:tbl>
+    <w:p>
+      <w:pPr>
+        <w:pStyle w:val="ListParagraph"/>
+      </w:pPr>
+      <w:r>
+        <w:t xml:space="preserve">(3) The Agent should check whether the vendor has provided VGS max, Gate charge curves, Miller plateau plots, dv/dt immunity statements- if these are provided, then agent can infer that if the datasheet says tight VGS limits and high Qgd( gate to drain charge), then there is high risk of latent gate damage; if the datasheet says explicitly </w:t>
+      </w:r>
+      <w:r>
+        <w:lastRenderedPageBreak/>
+        <w:t xml:space="preserve">dv/dt robustness, then it is less likely to fail silently; </w:t>
+      </w:r>
+      <w:r>
+        <w:t>Fi</w:t>
+      </w:r>
+      <w:r>
+        <w:t>nally If there is no mention of dv/dt robustness, then the MOSFET is risky and should be flagged.</w:t>
+      </w:r>
+    </w:p>
+    <w:p>
+      <w:pPr>
+        <w:pStyle w:val="ListParagraph"/>
+      </w:pPr>
+      <w:r>
+        <w:t>(4) Package</w:t>
+      </w:r>
+      <w:r>
+        <w:t xml:space="preserve"> and current density clues- The device datasheet provides </w:t>
+      </w:r>
+      <w:r>
+        <w:t>information of package type, continuous vs pulsed current gap, thermal impedance curves and sometimes bond wire hints. Based on these the agent can infer the following:</w:t>
+      </w:r>
+    </w:p>
+    <w:tbl>
+      <w:tblPr>
+        <w:tblW w:w="0" w:type="auto"/>
+        <w:tblCellSpacing w:w="15" w:type="dxa"/>
+        <w:tblCellMar>
+          <w:top w:w="15" w:type="dxa"/>
+          <w:left w:w="15" w:type="dxa"/>
+          <w:bottom w:w="15" w:type="dxa"/>
+          <w:right w:w="15" w:type="dxa"/>
+        </w:tblCellMar>
+        <w:tblLook w:val="04A0" w:firstRow="1" w:lastRow="0" w:firstColumn="1" w:lastColumn="0" w:noHBand="0" w:noVBand="1"/>
+      </w:tblPr>
+      <w:tblGrid>
+        <w:gridCol w:w="3865"/>
+        <w:gridCol w:w="3525"/>
+      </w:tblGrid>
+      <w:tr>
+        <w:trPr>
+          <w:tblHeader/>
+          <w:tblCellSpacing w:w="15" w:type="dxa"/>
+        </w:trPr>
+        <w:tc>
+          <w:tcPr>
+            <w:tcW w:w="0" w:type="auto"/>
+            <w:vAlign w:val="center"/>
+            <w:hideMark/>
+          </w:tcPr>
+          <w:p>
+            <w:pPr>
+              <w:pStyle w:val="ListParagraph"/>
+              <w:rPr>
+                <w:b/>
+                <w:bCs/>
+              </w:rPr>
+            </w:pPr>
+            <w:r>
+              <w:rPr>
+                <w:b/>
+                <w:bCs/>
+              </w:rPr>
+              <w:t>Construction</w:t>
+            </w:r>
+          </w:p>
+        </w:tc>
+        <w:tc>
+          <w:tcPr>
+            <w:tcW w:w="0" w:type="auto"/>
+            <w:vAlign w:val="center"/>
+            <w:hideMark/>
+          </w:tcPr>
+          <w:p>
+            <w:pPr>
+              <w:pStyle w:val="ListParagraph"/>
+              <w:rPr>
+                <w:b/>
+                <w:bCs/>
+              </w:rPr>
+            </w:pPr>
+            <w:r>
+              <w:rPr>
+                <w:b/>
+                <w:bCs/>
+              </w:rPr>
+              <w:t>Likely failure style</w:t>
+            </w:r>
+          </w:p>
+        </w:tc>
+      </w:tr>
+      <w:tr>
+        <w:trPr>
+          <w:tblCellSpacing w:w="15" w:type="dxa"/>
+        </w:trPr>
+        <w:tc>
+          <w:tcPr>
+            <w:tcW w:w="0" w:type="auto"/>
+            <w:vAlign w:val="center"/>
+            <w:hideMark/>
+          </w:tcPr>
+          <w:p>
+            <w:pPr>
+              <w:pStyle w:val="ListParagraph"/>
+            </w:pPr>
+            <w:r>
+              <w:t>Large package, many bond wires</w:t>
+            </w:r>
+          </w:p>
+        </w:tc>
+        <w:tc>
+          <w:tcPr>
+            <w:tcW w:w="0" w:type="auto"/>
+            <w:vAlign w:val="center"/>
+            <w:hideMark/>
+          </w:tcPr>
+          <w:p>
+            <w:pPr>
+              <w:pStyle w:val="ListParagraph"/>
+            </w:pPr>
+            <w:r>
+              <w:t>Overstress → short</w:t>
+            </w:r>
+          </w:p>
+        </w:tc>
+      </w:tr>
+      <w:tr>
+        <w:trPr>
+          <w:tblCellSpacing w:w="15" w:type="dxa"/>
+        </w:trPr>
+        <w:tc>
+          <w:tcPr>
+            <w:tcW w:w="0" w:type="auto"/>
+            <w:vAlign w:val="center"/>
+            <w:hideMark/>
+          </w:tcPr>
+          <w:p>
+            <w:pPr>
+              <w:pStyle w:val="ListParagraph"/>
+            </w:pPr>
+            <w:r>
+              <w:t>Tiny package, huge current</w:t>
+            </w:r>
+          </w:p>
+        </w:tc>
+        <w:tc>
+          <w:tcPr>
+            <w:tcW w:w="0" w:type="auto"/>
+            <w:vAlign w:val="center"/>
+            <w:hideMark/>
+          </w:tcPr>
+          <w:p>
+            <w:pPr>
+              <w:pStyle w:val="ListParagraph"/>
+            </w:pPr>
+            <w:r>
+              <w:t>Fatigue → intermittent / silent</w:t>
+            </w:r>
+          </w:p>
+        </w:tc>
+      </w:tr>
+      <w:tr>
+        <w:trPr>
+          <w:tblCellSpacing w:w="15" w:type="dxa"/>
+        </w:trPr>
+        <w:tc>
+          <w:tcPr>
+            <w:tcW w:w="0" w:type="auto"/>
+            <w:vAlign w:val="center"/>
+            <w:hideMark/>
+          </w:tcPr>
+          <w:p>
+            <w:pPr>
+              <w:pStyle w:val="ListParagraph"/>
+            </w:pPr>
+            <w:r>
+              <w:t>Kelvin source provided</w:t>
+            </w:r>
+          </w:p>
+        </w:tc>
+        <w:tc>
+          <w:tcPr>
+            <w:tcW w:w="0" w:type="auto"/>
+            <w:vAlign w:val="center"/>
+            <w:hideMark/>
+          </w:tcPr>
+          <w:p>
+            <w:pPr>
+              <w:pStyle w:val="ListParagraph"/>
+            </w:pPr>
+            <w:r>
+              <w:t>Better controlled failure</w:t>
+            </w:r>
+          </w:p>
+        </w:tc>
+      </w:tr>
+    </w:tbl>
+    <w:p>
+      <w:pPr>
+        <w:pStyle w:val="ListParagraph"/>
+      </w:pPr>
+      <w:r>
+        <w:t>(5) Finally, agent should look for things like application notes depth, mention of failure mechanisms, warnings about misuse etc and infer the following :</w:t>
+      </w:r>
+    </w:p>
+    <w:tbl>
+      <w:tblPr>
+        <w:tblW w:w="0" w:type="auto"/>
+        <w:tblCellSpacing w:w="15" w:type="dxa"/>
+        <w:tblCellMar>
+          <w:top w:w="15" w:type="dxa"/>
+          <w:left w:w="15" w:type="dxa"/>
+          <w:bottom w:w="15" w:type="dxa"/>
+          <w:right w:w="15" w:type="dxa"/>
+        </w:tblCellMar>
+        <w:tblLook w:val="04A0" w:firstRow="1" w:lastRow="0" w:firstColumn="1" w:lastColumn="0" w:noHBand="0" w:noVBand="1"/>
+      </w:tblPr>
+      <w:tblGrid>
+        <w:gridCol w:w="3355"/>
+        <w:gridCol w:w="2751"/>
+      </w:tblGrid>
+      <w:tr>
+        <w:trPr>
+          <w:tblHeader/>
+          <w:tblCellSpacing w:w="15" w:type="dxa"/>
+        </w:trPr>
+        <w:tc>
+          <w:tcPr>
+            <w:tcW w:w="0" w:type="auto"/>
+            <w:vAlign w:val="center"/>
+            <w:hideMark/>
+          </w:tcPr>
+          <w:p>
+            <w:pPr>
+              <w:pStyle w:val="ListParagraph"/>
+              <w:rPr>
+                <w:b/>
+                <w:bCs/>
+              </w:rPr>
+            </w:pPr>
+            <w:r>
+              <w:rPr>
+                <w:b/>
+                <w:bCs/>
+              </w:rPr>
+              <w:t>Vendor tone</w:t>
+            </w:r>
+          </w:p>
+        </w:tc>
+        <w:tc>
+          <w:tcPr>
+            <w:tcW w:w="0" w:type="auto"/>
+            <w:vAlign w:val="center"/>
+            <w:hideMark/>
+          </w:tcPr>
+          <w:p>
+            <w:pPr>
+              <w:pStyle w:val="ListParagraph"/>
+              <w:rPr>
+                <w:b/>
+                <w:bCs/>
+              </w:rPr>
+            </w:pPr>
+            <w:r>
+              <w:rPr>
+                <w:b/>
+                <w:bCs/>
+              </w:rPr>
+              <w:t>Signal</w:t>
+            </w:r>
+          </w:p>
+        </w:tc>
+      </w:tr>
+      <w:tr>
+        <w:trPr>
+          <w:tblCellSpacing w:w="15" w:type="dxa"/>
+        </w:trPr>
+        <w:tc>
+          <w:tcPr>
+            <w:tcW w:w="0" w:type="auto"/>
+            <w:vAlign w:val="center"/>
+            <w:hideMark/>
+          </w:tcPr>
+          <w:p>
+            <w:pPr>
+              <w:pStyle w:val="ListParagraph"/>
+            </w:pPr>
+            <w:r>
+              <w:t>Explains failure modes</w:t>
+            </w:r>
+          </w:p>
+        </w:tc>
+        <w:tc>
+          <w:tcPr>
+            <w:tcW w:w="0" w:type="auto"/>
+            <w:vAlign w:val="center"/>
+            <w:hideMark/>
+          </w:tcPr>
+          <w:p>
+            <w:pPr>
+              <w:pStyle w:val="ListParagraph"/>
+            </w:pPr>
+            <w:r>
+              <w:t>Predictable behavior</w:t>
+            </w:r>
+          </w:p>
+        </w:tc>
+      </w:tr>
+      <w:tr>
+        <w:trPr>
+          <w:tblCellSpacing w:w="15" w:type="dxa"/>
+        </w:trPr>
+        <w:tc>
+          <w:tcPr>
+            <w:tcW w:w="0" w:type="auto"/>
+            <w:vAlign w:val="center"/>
+            <w:hideMark/>
+          </w:tcPr>
+          <w:p>
+            <w:pPr>
+              <w:pStyle w:val="ListParagraph"/>
+            </w:pPr>
+            <w:r>
+              <w:t>Only shows ideal operation</w:t>
+            </w:r>
+          </w:p>
+        </w:tc>
+        <w:tc>
+          <w:tcPr>
+            <w:tcW w:w="0" w:type="auto"/>
+            <w:vAlign w:val="center"/>
+            <w:hideMark/>
+          </w:tcPr>
+          <w:p>
+            <w:pPr>
+              <w:pStyle w:val="ListParagraph"/>
+            </w:pPr>
+            <w:r>
+              <w:t>Unknown / risky</w:t>
+            </w:r>
+          </w:p>
+        </w:tc>
+      </w:tr>
+      <w:tr>
+        <w:trPr>
+          <w:tblCellSpacing w:w="15" w:type="dxa"/>
+        </w:trPr>
+        <w:tc>
+          <w:tcPr>
+            <w:tcW w:w="0" w:type="auto"/>
+            <w:vAlign w:val="center"/>
+            <w:hideMark/>
+          </w:tcPr>
+          <w:p>
+            <w:pPr>
+              <w:pStyle w:val="ListParagraph"/>
+            </w:pPr>
+            <w:r>
+              <w:t>Avoids discussing limits</w:t>
+            </w:r>
+          </w:p>
+        </w:tc>
+        <w:tc>
+          <w:tcPr>
+            <w:tcW w:w="0" w:type="auto"/>
+            <w:vAlign w:val="center"/>
+            <w:hideMark/>
+          </w:tcPr>
+          <w:p>
+            <w:pPr>
+              <w:pStyle w:val="ListParagraph"/>
+            </w:pPr>
+            <w:r>
+              <w:t>Silent-failure risk</w:t>
+            </w:r>
+          </w:p>
+        </w:tc>
+      </w:tr>
+    </w:tbl>
+    <w:p>
+      <w:pPr>
+        <w:pStyle w:val="ListParagraph"/>
+      </w:pPr>
+    </w:p>
+    <w:p>
+      <w:pPr>
+        <w:pStyle w:val="ListParagraph"/>
+        <w:numPr>
+          <w:ilvl w:val="0"/>
+          <w:numId w:val="5"/>
+        </w:numPr>
+      </w:pPr>
+      <w:r>
+        <w:rPr>
+          <w:b/>
+          <w:bCs/>
+        </w:rPr>
+        <w:t>MOSFET Forgiving nature under abuse-</w:t>
+      </w:r>
+      <w:r>
+        <w:t xml:space="preserve"> Agent should </w:t>
+      </w:r>
+      <w:r>
+        <w:t>check for 5 signals to infer the forgiving nature of the MOSFET: (1) Agent should look for whether vendor has published DC SOA curve and infer the following:</w:t>
+      </w:r>
+    </w:p>
+    <w:tbl>
+      <w:tblPr>
+        <w:tblW w:w="0" w:type="auto"/>
+        <w:tblCellSpacing w:w="15" w:type="dxa"/>
+        <w:tblCellMar>
+          <w:top w:w="15" w:type="dxa"/>
+          <w:left w:w="15" w:type="dxa"/>
+          <w:bottom w:w="15" w:type="dxa"/>
+          <w:right w:w="15" w:type="dxa"/>
+        </w:tblCellMar>
+        <w:tblLook w:val="04A0" w:firstRow="1" w:lastRow="0" w:firstColumn="1" w:lastColumn="0" w:noHBand="0" w:noVBand="1"/>
+      </w:tblPr>
+      <w:tblGrid>
+        <w:gridCol w:w="2621"/>
+        <w:gridCol w:w="1988"/>
+      </w:tblGrid>
+      <w:tr>
+        <w:trPr>
+          <w:tblHeader/>
+          <w:tblCellSpacing w:w="15" w:type="dxa"/>
+        </w:trPr>
+        <w:tc>
+          <w:tcPr>
+            <w:tcW w:w="0" w:type="auto"/>
+            <w:vAlign w:val="center"/>
+            <w:hideMark/>
+          </w:tcPr>
+          <w:p>
+            <w:pPr>
+              <w:pStyle w:val="ListParagraph"/>
+              <w:rPr>
+                <w:b/>
+                <w:bCs/>
+              </w:rPr>
+            </w:pPr>
+            <w:r>
+              <w:rPr>
+                <w:b/>
+                <w:bCs/>
+              </w:rPr>
+              <w:t>SOA behavior</w:t>
+            </w:r>
+          </w:p>
+        </w:tc>
+        <w:tc>
+          <w:tcPr>
+            <w:tcW w:w="0" w:type="auto"/>
+            <w:vAlign w:val="center"/>
+            <w:hideMark/>
+          </w:tcPr>
+          <w:p>
+            <w:pPr>
+              <w:pStyle w:val="ListParagraph"/>
+              <w:rPr>
+                <w:b/>
+                <w:bCs/>
+              </w:rPr>
+            </w:pPr>
+            <w:r>
+              <w:rPr>
+                <w:b/>
+                <w:bCs/>
+              </w:rPr>
+              <w:t>Forgiveness</w:t>
+            </w:r>
+          </w:p>
+        </w:tc>
+      </w:tr>
+      <w:tr>
+        <w:trPr>
+          <w:tblCellSpacing w:w="15" w:type="dxa"/>
+        </w:trPr>
+        <w:tc>
+          <w:tcPr>
+            <w:tcW w:w="0" w:type="auto"/>
+            <w:vAlign w:val="center"/>
+            <w:hideMark/>
+          </w:tcPr>
+          <w:p>
+            <w:pPr>
+              <w:pStyle w:val="ListParagraph"/>
+            </w:pPr>
+            <w:r>
+              <w:t>Full DC SOA shown</w:t>
+            </w:r>
+          </w:p>
+        </w:tc>
+        <w:tc>
+          <w:tcPr>
+            <w:tcW w:w="0" w:type="auto"/>
+            <w:vAlign w:val="center"/>
+            <w:hideMark/>
+          </w:tcPr>
+          <w:p>
+            <w:pPr>
+              <w:pStyle w:val="ListParagraph"/>
+            </w:pPr>
+            <w:r>
+              <w:t>High</w:t>
+            </w:r>
+          </w:p>
+        </w:tc>
+      </w:tr>
+      <w:tr>
+        <w:trPr>
+          <w:tblCellSpacing w:w="15" w:type="dxa"/>
+        </w:trPr>
+        <w:tc>
+          <w:tcPr>
+            <w:tcW w:w="0" w:type="auto"/>
+            <w:vAlign w:val="center"/>
+            <w:hideMark/>
+          </w:tcPr>
+          <w:p>
+            <w:pPr>
+              <w:pStyle w:val="ListParagraph"/>
+            </w:pPr>
+            <w:r>
+              <w:t>Pulsed only</w:t>
+            </w:r>
+          </w:p>
+        </w:tc>
+        <w:tc>
+          <w:tcPr>
+            <w:tcW w:w="0" w:type="auto"/>
+            <w:vAlign w:val="center"/>
+            <w:hideMark/>
+          </w:tcPr>
+          <w:p>
+            <w:pPr>
+              <w:pStyle w:val="ListParagraph"/>
+            </w:pPr>
+            <w:r>
+              <w:t>Medium</w:t>
+            </w:r>
+          </w:p>
+        </w:tc>
+      </w:tr>
+      <w:tr>
+        <w:trPr>
+          <w:tblCellSpacing w:w="15" w:type="dxa"/>
+        </w:trPr>
+        <w:tc>
+          <w:tcPr>
+            <w:tcW w:w="0" w:type="auto"/>
+            <w:vAlign w:val="center"/>
+            <w:hideMark/>
+          </w:tcPr>
+          <w:p>
+            <w:pPr>
+              <w:pStyle w:val="ListParagraph"/>
+            </w:pPr>
+            <w:r>
+              <w:t>Missing SOA</w:t>
+            </w:r>
+          </w:p>
+        </w:tc>
+        <w:tc>
+          <w:tcPr>
+            <w:tcW w:w="0" w:type="auto"/>
+            <w:vAlign w:val="center"/>
+            <w:hideMark/>
+          </w:tcPr>
+          <w:p>
+            <w:pPr>
+              <w:pStyle w:val="ListParagraph"/>
+            </w:pPr>
+            <w:r>
+              <w:t>Low</w:t>
+            </w:r>
+          </w:p>
+        </w:tc>
+      </w:tr>
+    </w:tbl>
+    <w:p>
+      <w:pPr>
+        <w:pStyle w:val="ListParagraph"/>
+      </w:pPr>
+      <w:r>
+        <w:t>(2) Agent should check whether avalanche is rated and discussed, are UIS conditions discussed, whether repetitive avalanche is mentioned or forbidden and infer the following:</w:t>
+      </w:r>
+    </w:p>
+    <w:tbl>
+      <w:tblPr>
+        <w:tblW w:w="0" w:type="auto"/>
+        <w:tblCellSpacing w:w="15" w:type="dxa"/>
+        <w:tblCellMar>
+          <w:top w:w="15" w:type="dxa"/>
+          <w:left w:w="15" w:type="dxa"/>
+          <w:bottom w:w="15" w:type="dxa"/>
+          <w:right w:w="15" w:type="dxa"/>
+        </w:tblCellMar>
+        <w:tblLook w:val="04A0" w:firstRow="1" w:lastRow="0" w:firstColumn="1" w:lastColumn="0" w:noHBand="0" w:noVBand="1"/>
+      </w:tblPr>
+      <w:tblGrid>
+        <w:gridCol w:w="2758"/>
+        <w:gridCol w:w="1988"/>
+      </w:tblGrid>
+      <w:tr>
+        <w:trPr>
+          <w:tblHeader/>
+          <w:tblCellSpacing w:w="15" w:type="dxa"/>
+        </w:trPr>
+        <w:tc>
+          <w:tcPr>
+            <w:tcW w:w="0" w:type="auto"/>
+            <w:vAlign w:val="center"/>
+            <w:hideMark/>
+          </w:tcPr>
+          <w:p>
+            <w:pPr>
+              <w:pStyle w:val="ListParagraph"/>
+              <w:rPr>
+                <w:b/>
+                <w:bCs/>
+              </w:rPr>
+            </w:pPr>
+            <w:r>
+              <w:rPr>
+                <w:b/>
+                <w:bCs/>
+              </w:rPr>
+              <w:t>Avalanche handling</w:t>
+            </w:r>
+          </w:p>
+        </w:tc>
+        <w:tc>
+          <w:tcPr>
+            <w:tcW w:w="0" w:type="auto"/>
+            <w:vAlign w:val="center"/>
+            <w:hideMark/>
+          </w:tcPr>
+          <w:p>
+            <w:pPr>
+              <w:pStyle w:val="ListParagraph"/>
+              <w:rPr>
+                <w:b/>
+                <w:bCs/>
+              </w:rPr>
+            </w:pPr>
+            <w:r>
+              <w:rPr>
+                <w:b/>
+                <w:bCs/>
+              </w:rPr>
+              <w:t>Forgiveness</w:t>
+            </w:r>
+          </w:p>
+        </w:tc>
+      </w:tr>
+      <w:tr>
+        <w:trPr>
+          <w:tblCellSpacing w:w="15" w:type="dxa"/>
+        </w:trPr>
+        <w:tc>
+          <w:tcPr>
+            <w:tcW w:w="0" w:type="auto"/>
+            <w:vAlign w:val="center"/>
+            <w:hideMark/>
+          </w:tcPr>
+          <w:p>
+            <w:pPr>
+              <w:pStyle w:val="ListParagraph"/>
+            </w:pPr>
+            <w:r>
+              <w:t>Explicit UIS, realistic</w:t>
+            </w:r>
+          </w:p>
+        </w:tc>
+        <w:tc>
+          <w:tcPr>
+            <w:tcW w:w="0" w:type="auto"/>
+            <w:vAlign w:val="center"/>
+            <w:hideMark/>
+          </w:tcPr>
+          <w:p>
+            <w:pPr>
+              <w:pStyle w:val="ListParagraph"/>
+            </w:pPr>
+            <w:r>
+              <w:t>High</w:t>
+            </w:r>
+          </w:p>
+        </w:tc>
+      </w:tr>
+      <w:tr>
+        <w:trPr>
+          <w:tblCellSpacing w:w="15" w:type="dxa"/>
+        </w:trPr>
+        <w:tc>
+          <w:tcPr>
+            <w:tcW w:w="0" w:type="auto"/>
+            <w:vAlign w:val="center"/>
+            <w:hideMark/>
+          </w:tcPr>
+          <w:p>
+            <w:pPr>
+              <w:pStyle w:val="ListParagraph"/>
+            </w:pPr>
+            <w:r>
+              <w:t>Single-pulse only</w:t>
+            </w:r>
+          </w:p>
+        </w:tc>
+        <w:tc>
+          <w:tcPr>
+            <w:tcW w:w="0" w:type="auto"/>
+            <w:vAlign w:val="center"/>
+            <w:hideMark/>
+          </w:tcPr>
+          <w:p>
+            <w:pPr>
+              <w:pStyle w:val="ListParagraph"/>
+            </w:pPr>
+            <w:r>
+              <w:t>Medium</w:t>
+            </w:r>
+          </w:p>
+        </w:tc>
+      </w:tr>
+      <w:tr>
+        <w:trPr>
+          <w:tblCellSpacing w:w="15" w:type="dxa"/>
+        </w:trPr>
+        <w:tc>
+          <w:tcPr>
+            <w:tcW w:w="0" w:type="auto"/>
+            <w:vAlign w:val="center"/>
+            <w:hideMark/>
+          </w:tcPr>
+          <w:p>
+            <w:pPr>
+              <w:pStyle w:val="ListParagraph"/>
+            </w:pPr>
+            <w:r>
+              <w:t>No avalanche info</w:t>
+            </w:r>
+          </w:p>
+        </w:tc>
+        <w:tc>
+          <w:tcPr>
+            <w:tcW w:w="0" w:type="auto"/>
+            <w:vAlign w:val="center"/>
+            <w:hideMark/>
+          </w:tcPr>
+          <w:p>
+            <w:pPr>
+              <w:pStyle w:val="ListParagraph"/>
+            </w:pPr>
+            <w:r>
+              <w:t>Low</w:t>
+            </w:r>
+          </w:p>
+        </w:tc>
+      </w:tr>
+    </w:tbl>
+    <w:p>
+      <w:pPr>
+        <w:pStyle w:val="ListParagraph"/>
+      </w:pPr>
+      <w:r>
+        <w:t>(3)</w:t>
+      </w:r>
+      <w:r>
+        <w:t xml:space="preserve"> Agent should check how tight is VGS max, Qgd(gate to drain charge) and dv/dt discussion, miller clamp recommendations and infer the following :</w:t>
+      </w:r>
+    </w:p>
+    <w:tbl>
+      <w:tblPr>
+        <w:tblW w:w="0" w:type="auto"/>
+        <w:tblCellSpacing w:w="15" w:type="dxa"/>
+        <w:tblCellMar>
+          <w:top w:w="15" w:type="dxa"/>
+          <w:left w:w="15" w:type="dxa"/>
+          <w:bottom w:w="15" w:type="dxa"/>
+          <w:right w:w="15" w:type="dxa"/>
+        </w:tblCellMar>
+        <w:tblLook w:val="04A0" w:firstRow="1" w:lastRow="0" w:firstColumn="1" w:lastColumn="0" w:noHBand="0" w:noVBand="1"/>
+      </w:tblPr>
+      <w:tblGrid>
+        <w:gridCol w:w="3370"/>
+        <w:gridCol w:w="2109"/>
+      </w:tblGrid>
+      <w:tr>
+        <w:trPr>
+          <w:tblHeader/>
+          <w:tblCellSpacing w:w="15" w:type="dxa"/>
+        </w:trPr>
+        <w:tc>
+          <w:tcPr>
+            <w:tcW w:w="0" w:type="auto"/>
+            <w:vAlign w:val="center"/>
+            <w:hideMark/>
+          </w:tcPr>
+          <w:p>
+            <w:pPr>
+              <w:pStyle w:val="ListParagraph"/>
+              <w:rPr>
+                <w:b/>
+                <w:bCs/>
+              </w:rPr>
+            </w:pPr>
+            <w:r>
+              <w:rPr>
+                <w:b/>
+                <w:bCs/>
+              </w:rPr>
+              <w:lastRenderedPageBreak/>
+              <w:t>Gate clues</w:t>
+            </w:r>
+          </w:p>
+        </w:tc>
+        <w:tc>
+          <w:tcPr>
+            <w:tcW w:w="0" w:type="auto"/>
+            <w:vAlign w:val="center"/>
+            <w:hideMark/>
+          </w:tcPr>
+          <w:p>
+            <w:pPr>
+              <w:pStyle w:val="ListParagraph"/>
+              <w:rPr>
+                <w:b/>
+                <w:bCs/>
+              </w:rPr>
+            </w:pPr>
+            <w:r>
+              <w:rPr>
+                <w:b/>
+                <w:bCs/>
+              </w:rPr>
+              <w:t>Forgiveness</w:t>
+            </w:r>
+          </w:p>
+        </w:tc>
+      </w:tr>
+      <w:tr>
+        <w:trPr>
+          <w:tblCellSpacing w:w="15" w:type="dxa"/>
+        </w:trPr>
+        <w:tc>
+          <w:tcPr>
+            <w:tcW w:w="0" w:type="auto"/>
+            <w:vAlign w:val="center"/>
+            <w:hideMark/>
+          </w:tcPr>
+          <w:p>
+            <w:pPr>
+              <w:pStyle w:val="ListParagraph"/>
+            </w:pPr>
+            <w:r>
+              <w:t>Robust gate discussion</w:t>
+            </w:r>
+          </w:p>
+        </w:tc>
+        <w:tc>
+          <w:tcPr>
+            <w:tcW w:w="0" w:type="auto"/>
+            <w:vAlign w:val="center"/>
+            <w:hideMark/>
+          </w:tcPr>
+          <w:p>
+            <w:pPr>
+              <w:pStyle w:val="ListParagraph"/>
+            </w:pPr>
+            <w:r>
+              <w:t>Medium–High</w:t>
+            </w:r>
+          </w:p>
+        </w:tc>
+      </w:tr>
+      <w:tr>
+        <w:trPr>
+          <w:tblCellSpacing w:w="15" w:type="dxa"/>
+        </w:trPr>
+        <w:tc>
+          <w:tcPr>
+            <w:tcW w:w="0" w:type="auto"/>
+            <w:vAlign w:val="center"/>
+            <w:hideMark/>
+          </w:tcPr>
+          <w:p>
+            <w:pPr>
+              <w:pStyle w:val="ListParagraph"/>
+            </w:pPr>
+            <w:r>
+              <w:t>Tight limits, no guidance</w:t>
+            </w:r>
+          </w:p>
+        </w:tc>
+        <w:tc>
+          <w:tcPr>
+            <w:tcW w:w="0" w:type="auto"/>
+            <w:vAlign w:val="center"/>
+            <w:hideMark/>
+          </w:tcPr>
+          <w:p>
+            <w:pPr>
+              <w:pStyle w:val="ListParagraph"/>
+            </w:pPr>
+            <w:r>
+              <w:t>Low</w:t>
+            </w:r>
+          </w:p>
+        </w:tc>
+      </w:tr>
+      <w:tr>
+        <w:trPr>
+          <w:tblCellSpacing w:w="15" w:type="dxa"/>
+        </w:trPr>
+        <w:tc>
+          <w:tcPr>
+            <w:tcW w:w="0" w:type="auto"/>
+            <w:vAlign w:val="center"/>
+            <w:hideMark/>
+          </w:tcPr>
+          <w:p>
+            <w:pPr>
+              <w:pStyle w:val="ListParagraph"/>
+            </w:pPr>
+            <w:r>
+              <w:t>SiC with weak gate margins</w:t>
+            </w:r>
+          </w:p>
+        </w:tc>
+        <w:tc>
+          <w:tcPr>
+            <w:tcW w:w="0" w:type="auto"/>
+            <w:vAlign w:val="center"/>
+            <w:hideMark/>
+          </w:tcPr>
+          <w:p>
+            <w:pPr>
+              <w:pStyle w:val="ListParagraph"/>
+            </w:pPr>
+            <w:r>
+              <w:t>Very Low</w:t>
+            </w:r>
+          </w:p>
+        </w:tc>
+      </w:tr>
+    </w:tbl>
+    <w:p>
+      <w:pPr>
+        <w:pStyle w:val="ListParagraph"/>
+      </w:pPr>
+      <w:r>
+        <w:t>(4) Agent should check presence of kelvin source pin, whether thermal impedance curves are smooth or spiky, whether the package is large and has multiple bond wires because they can absorb the stress easily. Agent should infer the following:</w:t>
+      </w:r>
+    </w:p>
+    <w:tbl>
+      <w:tblPr>
+        <w:tblW w:w="0" w:type="auto"/>
+        <w:tblCellSpacing w:w="15" w:type="dxa"/>
+        <w:tblCellMar>
+          <w:top w:w="15" w:type="dxa"/>
+          <w:left w:w="15" w:type="dxa"/>
+          <w:bottom w:w="15" w:type="dxa"/>
+          <w:right w:w="15" w:type="dxa"/>
+        </w:tblCellMar>
+        <w:tblLook w:val="04A0" w:firstRow="1" w:lastRow="0" w:firstColumn="1" w:lastColumn="0" w:noHBand="0" w:noVBand="1"/>
+      </w:tblPr>
+      <w:tblGrid>
+        <w:gridCol w:w="2510"/>
+        <w:gridCol w:w="1988"/>
+      </w:tblGrid>
+      <w:tr>
+        <w:trPr>
+          <w:tblHeader/>
+          <w:tblCellSpacing w:w="15" w:type="dxa"/>
+        </w:trPr>
+        <w:tc>
+          <w:tcPr>
+            <w:tcW w:w="0" w:type="auto"/>
+            <w:vAlign w:val="center"/>
+            <w:hideMark/>
+          </w:tcPr>
+          <w:p>
+            <w:pPr>
+              <w:pStyle w:val="ListParagraph"/>
+              <w:rPr>
+                <w:b/>
+                <w:bCs/>
+              </w:rPr>
+            </w:pPr>
+            <w:r>
+              <w:rPr>
+                <w:b/>
+                <w:bCs/>
+              </w:rPr>
+              <w:t>Construction</w:t>
+            </w:r>
+          </w:p>
+        </w:tc>
+        <w:tc>
+          <w:tcPr>
+            <w:tcW w:w="0" w:type="auto"/>
+            <w:vAlign w:val="center"/>
+            <w:hideMark/>
+          </w:tcPr>
+          <w:p>
+            <w:pPr>
+              <w:pStyle w:val="ListParagraph"/>
+              <w:rPr>
+                <w:b/>
+                <w:bCs/>
+              </w:rPr>
+            </w:pPr>
+            <w:r>
+              <w:rPr>
+                <w:b/>
+                <w:bCs/>
+              </w:rPr>
+              <w:t>Forgiveness</w:t>
+            </w:r>
+          </w:p>
+        </w:tc>
+      </w:tr>
+      <w:tr>
+        <w:trPr>
+          <w:tblCellSpacing w:w="15" w:type="dxa"/>
+        </w:trPr>
+        <w:tc>
+          <w:tcPr>
+            <w:tcW w:w="0" w:type="auto"/>
+            <w:vAlign w:val="center"/>
+            <w:hideMark/>
+          </w:tcPr>
+          <w:p>
+            <w:pPr>
+              <w:pStyle w:val="ListParagraph"/>
+            </w:pPr>
+            <w:r>
+              <w:t>Overbuilt package</w:t>
+            </w:r>
+          </w:p>
+        </w:tc>
+        <w:tc>
+          <w:tcPr>
+            <w:tcW w:w="0" w:type="auto"/>
+            <w:vAlign w:val="center"/>
+            <w:hideMark/>
+          </w:tcPr>
+          <w:p>
+            <w:pPr>
+              <w:pStyle w:val="ListParagraph"/>
+            </w:pPr>
+            <w:r>
+              <w:t>High</w:t>
+            </w:r>
+          </w:p>
+        </w:tc>
+      </w:tr>
+      <w:tr>
+        <w:trPr>
+          <w:tblCellSpacing w:w="15" w:type="dxa"/>
+        </w:trPr>
+        <w:tc>
+          <w:tcPr>
+            <w:tcW w:w="0" w:type="auto"/>
+            <w:vAlign w:val="center"/>
+            <w:hideMark/>
+          </w:tcPr>
+          <w:p>
+            <w:pPr>
+              <w:pStyle w:val="ListParagraph"/>
+            </w:pPr>
+            <w:r>
+              <w:t>Balanced</w:t>
+            </w:r>
+          </w:p>
+        </w:tc>
+        <w:tc>
+          <w:tcPr>
+            <w:tcW w:w="0" w:type="auto"/>
+            <w:vAlign w:val="center"/>
+            <w:hideMark/>
+          </w:tcPr>
+          <w:p>
+            <w:pPr>
+              <w:pStyle w:val="ListParagraph"/>
+            </w:pPr>
+            <w:r>
+              <w:t>Medium</w:t>
+            </w:r>
+          </w:p>
+        </w:tc>
+      </w:tr>
+      <w:tr>
+        <w:trPr>
+          <w:tblCellSpacing w:w="15" w:type="dxa"/>
+        </w:trPr>
+        <w:tc>
+          <w:tcPr>
+            <w:tcW w:w="0" w:type="auto"/>
+            <w:vAlign w:val="center"/>
+            <w:hideMark/>
+          </w:tcPr>
+          <w:p>
+            <w:pPr>
+              <w:pStyle w:val="ListParagraph"/>
+            </w:pPr>
+            <w:r>
+              <w:t>Pushed to limits</w:t>
+            </w:r>
+          </w:p>
+        </w:tc>
+        <w:tc>
+          <w:tcPr>
+            <w:tcW w:w="0" w:type="auto"/>
+            <w:vAlign w:val="center"/>
+            <w:hideMark/>
+          </w:tcPr>
+          <w:p>
+            <w:pPr>
+              <w:pStyle w:val="ListParagraph"/>
+            </w:pPr>
+            <w:r>
+              <w:t>Low</w:t>
+            </w:r>
+          </w:p>
+        </w:tc>
+      </w:tr>
+    </w:tbl>
+    <w:p>
+      <w:pPr>
+        <w:pStyle w:val="ListParagraph"/>
+      </w:pPr>
+      <w:r>
+        <w:t xml:space="preserve">(5) Finally, the agent also checks whether the vendor has discussed in the app notes about what to not to do, are there warnings about linear operation, and specifically that whether the misuse has been discussed. Vendors who understand misuse, know how the part breaks. Such MOSFETS are more forgiving. </w:t>
+      </w:r>
+    </w:p>
+    <w:p>
+      <w:pPr>
+        <w:pStyle w:val="ListParagraph"/>
+      </w:pPr>
+    </w:p>
+    <w:p>
+      <w:pPr>
+        <w:pStyle w:val="ListParagraph"/>
+        <w:numPr>
+          <w:ilvl w:val="0"/>
+          <w:numId w:val="5"/>
+        </w:numPr>
+      </w:pPr>
+      <w:r>
+        <w:rPr>
+          <w:b/>
+          <w:bCs/>
+        </w:rPr>
+        <w:t xml:space="preserve">Vendor </w:t>
+      </w:r>
+      <w:r>
+        <w:rPr>
+          <w:b/>
+          <w:bCs/>
+        </w:rPr>
+        <w:t>assessment-</w:t>
+      </w:r>
+      <w:r>
+        <w:t xml:space="preserve"> MOSFET can be trusted more if the vendor has published full SOA curves, shown ugly waveforms, discussed failure mechanisms and provided realistic app notes.</w:t>
+      </w:r>
+    </w:p>
+    <w:p>
+      <w:pPr>
+        <w:pStyle w:val="ListParagraph"/>
+      </w:pPr>
+      <w:r>
+        <w:rPr>
+          <w:b/>
+          <w:bCs/>
+        </w:rPr>
+        <w:t>“Agent should flag MOSFETs which seem too perfect”</w:t>
+      </w:r>
+    </w:p>
+    <w:p>
+      <w:pPr>
+        <w:rPr>
+          <w:b/>
+          <w:bCs/>
+        </w:rPr>
+      </w:pPr>
+      <w:r>
+        <w:rPr>
+          <w:b/>
+          <w:bCs/>
+        </w:rPr>
+        <w:t>Selection Procedure:</w:t>
       </w:r>
     </w:p>
     <w:p/>
     <w:p>
-      <w:pPr>
-        <w:rPr>
-          <w:b/>
-          <w:bCs/>
-        </w:rPr>
-      </w:pPr>
-      <w:r>
-        <w:rPr>
-          <w:b/>
-          <w:bCs/>
-        </w:rPr>
-        <w:t>Selection Procedure:</w:t>
-      </w:r>
-    </w:p>
-    <w:p>
-      <w:r>
-        <w:t xml:space="preserve">Filter MOSFETS based on </w:t>
-      </w:r>
-      <w:r>
-        <w:rPr>
-          <w:b/>
-          <w:bCs/>
-        </w:rPr>
-        <w:t>Vds and Id</w:t>
-      </w:r>
-      <w:r>
-        <w:t>. Among the selected MOSFETS, filter out based upon Qg, Qrr/Irr and Trr, RDSon, reliability and cost.</w:t>
-      </w:r>
-    </w:p>
-    <w:p>
+      <w:r>
+        <w:t>Agent can provide info of a particular MOSFET based upon following factors:</w:t>
+      </w:r>
+    </w:p>
+    <w:p>
+      <w:pPr>
+        <w:pStyle w:val="ListParagraph"/>
+        <w:numPr>
+          <w:ilvl w:val="0"/>
+          <w:numId w:val="7"/>
+        </w:numPr>
+        <w:rPr>
+          <w:b/>
+          <w:bCs/>
+        </w:rPr>
+      </w:pPr>
+      <w:r>
+        <w:t>Whether MOSFET will survive</w:t>
+      </w:r>
+      <w:r>
+        <w:t xml:space="preserve"> and what kind of stresses it will likely have</w:t>
+      </w:r>
+      <w:r>
+        <w:t xml:space="preserve"> and provide reasoning info about </w:t>
+      </w:r>
+      <w:r>
+        <w:rPr>
+          <w:b/>
+          <w:bCs/>
+        </w:rPr>
+        <w:t>Based upon MOSFET survivability[1]</w:t>
+      </w:r>
+      <w:r>
+        <w:rPr>
+          <w:b/>
+          <w:bCs/>
+        </w:rPr>
+        <w:t xml:space="preserve"> </w:t>
+      </w:r>
+      <w:r>
+        <w:rPr>
+          <w:b/>
+          <w:bCs/>
+          <w:sz w:val="28"/>
+          <w:szCs w:val="28"/>
+        </w:rPr>
+        <w:t xml:space="preserve">  </w:t>
+      </w:r>
+      <w:r>
+        <w:rPr>
+          <w:b/>
+          <w:bCs/>
+          <w:color w:val="EE0000"/>
+          <w:sz w:val="24"/>
+          <w:szCs w:val="24"/>
+        </w:rPr>
+        <w:t>CRITICAL for MVP</w:t>
+      </w:r>
+    </w:p>
+    <w:p>
+      <w:pPr>
+        <w:pStyle w:val="ListParagraph"/>
+        <w:numPr>
+          <w:ilvl w:val="0"/>
+          <w:numId w:val="7"/>
+        </w:numPr>
+        <w:rPr>
+          <w:b/>
+          <w:bCs/>
+          <w:sz w:val="24"/>
+          <w:szCs w:val="24"/>
+        </w:rPr>
+      </w:pPr>
+      <w:r>
+        <w:t xml:space="preserve">What </w:t>
+      </w:r>
+      <w:r>
+        <w:t xml:space="preserve">will be likelihood of failure </w:t>
+      </w:r>
+      <w:r>
+        <w:t xml:space="preserve">in the real world </w:t>
+      </w:r>
+      <w:r>
+        <w:t xml:space="preserve">and the most likely failure mode(s) and provide reasoning info about </w:t>
+      </w:r>
+      <w:r>
+        <w:rPr>
+          <w:b/>
+          <w:bCs/>
+          <w:sz w:val="24"/>
+          <w:szCs w:val="24"/>
+        </w:rPr>
+        <w:t>Based upon failure behaviors[2]</w:t>
+      </w:r>
+      <w:r>
+        <w:rPr>
+          <w:b/>
+          <w:bCs/>
+          <w:sz w:val="24"/>
+          <w:szCs w:val="24"/>
+        </w:rPr>
+        <w:t xml:space="preserve"> </w:t>
+      </w:r>
+      <w:r>
+        <w:rPr>
+          <w:b/>
+          <w:bCs/>
+          <w:color w:val="EE0000"/>
+          <w:sz w:val="24"/>
+          <w:szCs w:val="24"/>
+        </w:rPr>
+        <w:t>CRITICAL for MVP</w:t>
+      </w:r>
+    </w:p>
+    <w:p>
+      <w:pPr>
+        <w:pStyle w:val="ListParagraph"/>
+        <w:numPr>
+          <w:ilvl w:val="0"/>
+          <w:numId w:val="7"/>
+        </w:numPr>
+        <w:rPr>
+          <w:b/>
+          <w:bCs/>
+          <w:sz w:val="24"/>
+          <w:szCs w:val="24"/>
+        </w:rPr>
+      </w:pPr>
+      <w:r>
+        <w:t>How sensitive the MOSFET will be to layout, temperature and environment, EMI and dv/dt, Manufacturing and tolerance, basically how forgiving is the MOSFET in real world</w:t>
+      </w:r>
+      <w:r>
+        <w:t xml:space="preserve"> and will provide reasoning info about </w:t>
+      </w:r>
+      <w:r>
+        <w:rPr>
+          <w:b/>
+          <w:bCs/>
+          <w:sz w:val="24"/>
+          <w:szCs w:val="24"/>
+        </w:rPr>
+        <w:t>Based upon Sensitivity[3]</w:t>
+      </w:r>
+      <w:r>
+        <w:rPr>
+          <w:b/>
+          <w:bCs/>
+          <w:sz w:val="24"/>
+          <w:szCs w:val="24"/>
+        </w:rPr>
+        <w:t xml:space="preserve"> </w:t>
+      </w:r>
+    </w:p>
+    <w:p>
+      <w:pPr>
+        <w:pStyle w:val="ListParagraph"/>
+        <w:numPr>
+          <w:ilvl w:val="0"/>
+          <w:numId w:val="7"/>
+        </w:numPr>
+        <w:rPr>
+          <w:b/>
+          <w:bCs/>
+          <w:sz w:val="24"/>
+          <w:szCs w:val="24"/>
+        </w:rPr>
+      </w:pPr>
+      <w:r>
+        <w:t xml:space="preserve">What has been the history of the MOSFET in terms of where it has been used, what type of failures have been noticed in the field, whether it has been known to be forgiving in nature when abused and whether vendor has provided critical data such as SOA curves, app notes, discussed failure mechanisms and shown ugly waveforms or not,  and will provide reasoning info about </w:t>
+      </w:r>
+      <w:r>
+        <w:rPr>
+          <w:b/>
+          <w:bCs/>
+          <w:sz w:val="24"/>
+          <w:szCs w:val="24"/>
+        </w:rPr>
+        <w:t>Based upon History and Reputation of MOSFET[4]</w:t>
+      </w:r>
+    </w:p>
+    <w:p>
+      <w:pPr>
+        <w:pStyle w:val="ListParagraph"/>
+        <w:rPr>
+          <w:b/>
+          <w:bCs/>
+          <w:sz w:val="24"/>
+          <w:szCs w:val="24"/>
+        </w:rPr>
+      </w:pPr>
+    </w:p>
+    <w:p>
+      <w:pPr>
+        <w:pStyle w:val="ListParagraph"/>
+        <w:rPr>
+          <w:b/>
+          <w:bCs/>
+          <w:sz w:val="24"/>
+          <w:szCs w:val="24"/>
+        </w:rPr>
+      </w:pPr>
+    </w:p>
+    <w:p/>
+    <w:p>
+      <w:r>
+        <w:lastRenderedPageBreak/>
+        <w:t xml:space="preserve"> </w:t>
+      </w:r>
       <w:r>
         <w:t>For reliability, max junction temperature should be less than 100C for a lifetime of 10 years,</w:t>
       </w:r>
@@ -166,10 +3726,7 @@
         <w:t xml:space="preserve"> </w:t>
       </w:r>
       <w:r>
-        <w:t xml:space="preserve">prefer the ones which have the </w:t>
-      </w:r>
-      <w:r>
-        <w:t>AEC-Q101</w:t>
+        <w:t>prefer the ones which have the AEC-Q101</w:t>
       </w:r>
       <w:r>
         <w:t>.</w:t>
@@ -408,6 +3965,1074 @@
       </m:oMathPara>
     </w:p>
     <w:p/>
+    <w:p>
+      <w:pPr>
+        <w:rPr>
+          <w:b/>
+          <w:bCs/>
+          <w:sz w:val="24"/>
+          <w:szCs w:val="24"/>
+        </w:rPr>
+      </w:pPr>
+      <w:r>
+        <w:rPr>
+          <w:b/>
+          <w:bCs/>
+          <w:sz w:val="24"/>
+          <w:szCs w:val="24"/>
+        </w:rPr>
+        <w:t>Selection procedure from a big dataset:</w:t>
+      </w:r>
+    </w:p>
+    <w:p>
+      <w:pPr>
+        <w:rPr>
+          <w:b/>
+          <w:bCs/>
+          <w:sz w:val="24"/>
+          <w:szCs w:val="24"/>
+        </w:rPr>
+      </w:pPr>
+      <w:r>
+        <w:rPr>
+          <w:b/>
+          <w:bCs/>
+          <w:sz w:val="24"/>
+          <w:szCs w:val="24"/>
+        </w:rPr>
+        <w:t>The 3-Stage Selection Pipeline</w:t>
+      </w:r>
+      <w:r>
+        <w:rPr>
+          <w:b/>
+          <w:bCs/>
+          <w:sz w:val="24"/>
+          <w:szCs w:val="24"/>
+        </w:rPr>
+        <w:t>:</w:t>
+      </w:r>
+    </w:p>
+    <w:p>
+      <w:pPr>
+        <w:rPr>
+          <w:b/>
+          <w:bCs/>
+          <w:sz w:val="24"/>
+          <w:szCs w:val="24"/>
+        </w:rPr>
+      </w:pPr>
+      <w:r>
+        <w:rPr>
+          <w:b/>
+          <w:bCs/>
+          <w:sz w:val="24"/>
+          <w:szCs w:val="24"/>
+        </w:rPr>
+        <w:t>Stage 0 → Universe Reduction (Distributor Filter)</w:t>
+      </w:r>
+    </w:p>
+    <w:p>
+      <w:pPr>
+        <w:rPr>
+          <w:sz w:val="24"/>
+          <w:szCs w:val="24"/>
+        </w:rPr>
+      </w:pPr>
+      <w:r>
+        <w:rPr>
+          <w:sz w:val="24"/>
+          <w:szCs w:val="24"/>
+        </w:rPr>
+        <w:t xml:space="preserve">The agent applies only </w:t>
+      </w:r>
+      <w:r>
+        <w:rPr>
+          <w:b/>
+          <w:bCs/>
+          <w:sz w:val="24"/>
+          <w:szCs w:val="24"/>
+        </w:rPr>
+        <w:t>non-negotiable filters</w:t>
+      </w:r>
+      <w:r>
+        <w:rPr>
+          <w:sz w:val="24"/>
+          <w:szCs w:val="24"/>
+        </w:rPr>
+        <w:t>:</w:t>
+      </w:r>
+    </w:p>
+    <w:p>
+      <w:pPr>
+        <w:numPr>
+          <w:ilvl w:val="0"/>
+          <w:numId w:val="8"/>
+        </w:numPr>
+        <w:rPr>
+          <w:sz w:val="24"/>
+          <w:szCs w:val="24"/>
+        </w:rPr>
+      </w:pPr>
+      <w:r>
+        <w:rPr>
+          <w:sz w:val="24"/>
+          <w:szCs w:val="24"/>
+        </w:rPr>
+        <w:t>Technology: MOSFET (Si / SiC as required)</w:t>
+      </w:r>
+    </w:p>
+    <w:p>
+      <w:pPr>
+        <w:numPr>
+          <w:ilvl w:val="0"/>
+          <w:numId w:val="8"/>
+        </w:numPr>
+        <w:rPr>
+          <w:sz w:val="24"/>
+          <w:szCs w:val="24"/>
+        </w:rPr>
+      </w:pPr>
+      <w:r>
+        <w:rPr>
+          <w:sz w:val="24"/>
+          <w:szCs w:val="24"/>
+        </w:rPr>
+        <w:t>VDS ≥ minimum required (simple threshold, not derating yet)</w:t>
+      </w:r>
+    </w:p>
+    <w:p>
+      <w:pPr>
+        <w:numPr>
+          <w:ilvl w:val="0"/>
+          <w:numId w:val="8"/>
+        </w:numPr>
+        <w:rPr>
+          <w:sz w:val="24"/>
+          <w:szCs w:val="24"/>
+        </w:rPr>
+      </w:pPr>
+      <w:r>
+        <w:rPr>
+          <w:sz w:val="24"/>
+          <w:szCs w:val="24"/>
+        </w:rPr>
+        <w:t>Package constraints (allowed footprints)</w:t>
+      </w:r>
+    </w:p>
+    <w:p>
+      <w:pPr>
+        <w:numPr>
+          <w:ilvl w:val="0"/>
+          <w:numId w:val="8"/>
+        </w:numPr>
+        <w:rPr>
+          <w:sz w:val="24"/>
+          <w:szCs w:val="24"/>
+        </w:rPr>
+      </w:pPr>
+      <w:r>
+        <w:rPr>
+          <w:sz w:val="24"/>
+          <w:szCs w:val="24"/>
+        </w:rPr>
+        <w:t>Stock availability (≥ N units)</w:t>
+      </w:r>
+      <w:r>
+        <w:rPr>
+          <w:sz w:val="24"/>
+          <w:szCs w:val="24"/>
+        </w:rPr>
+        <w:t xml:space="preserve"> (N to assumed to be 50-100 units)</w:t>
+      </w:r>
+    </w:p>
+    <w:p>
+      <w:pPr>
+        <w:numPr>
+          <w:ilvl w:val="0"/>
+          <w:numId w:val="8"/>
+        </w:numPr>
+        <w:rPr>
+          <w:sz w:val="24"/>
+          <w:szCs w:val="24"/>
+        </w:rPr>
+      </w:pPr>
+      <w:r>
+        <w:rPr>
+          <w:sz w:val="24"/>
+          <w:szCs w:val="24"/>
+        </w:rPr>
+        <w:t>RoHS / lifecycle status</w:t>
+      </w:r>
+    </w:p>
+    <w:p>
+      <w:pPr>
+        <w:numPr>
+          <w:ilvl w:val="0"/>
+          <w:numId w:val="8"/>
+        </w:numPr>
+        <w:rPr>
+          <w:sz w:val="24"/>
+          <w:szCs w:val="24"/>
+        </w:rPr>
+      </w:pPr>
+      <w:r>
+        <w:rPr>
+          <w:sz w:val="24"/>
+          <w:szCs w:val="24"/>
+        </w:rPr>
+        <w:t>Optional: price ceiling</w:t>
+      </w:r>
+    </w:p>
+    <w:p>
+      <w:pPr>
+        <w:rPr>
+          <w:sz w:val="24"/>
+          <w:szCs w:val="24"/>
+        </w:rPr>
+      </w:pPr>
+      <w:r>
+        <w:rPr>
+          <w:sz w:val="24"/>
+          <w:szCs w:val="24"/>
+        </w:rPr>
+        <w:t>This step reduces:</w:t>
+      </w:r>
+    </w:p>
+    <w:p>
+      <w:pPr>
+        <w:numPr>
+          <w:ilvl w:val="0"/>
+          <w:numId w:val="9"/>
+        </w:numPr>
+        <w:rPr>
+          <w:sz w:val="24"/>
+          <w:szCs w:val="24"/>
+        </w:rPr>
+      </w:pPr>
+      <w:r>
+        <w:rPr>
+          <w:b/>
+          <w:bCs/>
+          <w:sz w:val="24"/>
+          <w:szCs w:val="24"/>
+        </w:rPr>
+        <w:t>10,000 MOSFETs → ~300–800 MOSFETs</w:t>
+      </w:r>
+    </w:p>
+    <w:p>
+      <w:pPr>
+        <w:rPr>
+          <w:sz w:val="24"/>
+          <w:szCs w:val="24"/>
+        </w:rPr>
+      </w:pPr>
+      <w:r>
+        <w:rPr>
+          <w:sz w:val="24"/>
+          <w:szCs w:val="24"/>
+        </w:rPr>
+        <w:pict w14:anchorId="2183D760">
+          <v:rect id="_x0000_i1043" style="width:0;height:1.5pt" o:hralign="center" o:hrstd="t" o:hr="t" fillcolor="#a0a0a0" stroked="f"/>
+        </w:pict>
+      </w:r>
+    </w:p>
+    <w:p>
+      <w:pPr>
+        <w:rPr>
+          <w:b/>
+          <w:bCs/>
+          <w:sz w:val="24"/>
+          <w:szCs w:val="24"/>
+        </w:rPr>
+      </w:pPr>
+      <w:r>
+        <w:rPr>
+          <w:b/>
+          <w:bCs/>
+          <w:sz w:val="24"/>
+          <w:szCs w:val="24"/>
+        </w:rPr>
+        <w:t>Stage 1 → Layer 1(Eligibility Kill Switch)</w:t>
+      </w:r>
+    </w:p>
+    <w:p>
+      <w:pPr>
+        <w:rPr>
+          <w:sz w:val="24"/>
+          <w:szCs w:val="24"/>
+        </w:rPr>
+      </w:pPr>
+      <w:r>
+        <w:rPr>
+          <w:sz w:val="24"/>
+          <w:szCs w:val="24"/>
+        </w:rPr>
+        <w:t xml:space="preserve">It applies </w:t>
+      </w:r>
+      <w:r>
+        <w:rPr>
+          <w:b/>
+          <w:bCs/>
+          <w:sz w:val="24"/>
+          <w:szCs w:val="24"/>
+        </w:rPr>
+        <w:t>Layer 1 only</w:t>
+      </w:r>
+      <w:r>
+        <w:rPr>
+          <w:sz w:val="24"/>
+          <w:szCs w:val="24"/>
+        </w:rPr>
+        <w:t>:</w:t>
+      </w:r>
+    </w:p>
+    <w:p>
+      <w:pPr>
+        <w:numPr>
+          <w:ilvl w:val="0"/>
+          <w:numId w:val="10"/>
+        </w:numPr>
+        <w:rPr>
+          <w:sz w:val="24"/>
+          <w:szCs w:val="24"/>
+        </w:rPr>
+      </w:pPr>
+      <w:r>
+        <w:rPr>
+          <w:sz w:val="24"/>
+          <w:szCs w:val="24"/>
+        </w:rPr>
+        <w:t xml:space="preserve">VDS ≥ required </w:t>
+      </w:r>
+      <w:r>
+        <w:rPr>
+          <w:i/>
+          <w:iCs/>
+          <w:sz w:val="24"/>
+          <w:szCs w:val="24"/>
+        </w:rPr>
+        <w:t>with basic margin</w:t>
+      </w:r>
+    </w:p>
+    <w:p>
+      <w:pPr>
+        <w:numPr>
+          <w:ilvl w:val="0"/>
+          <w:numId w:val="10"/>
+        </w:numPr>
+        <w:rPr>
+          <w:sz w:val="24"/>
+          <w:szCs w:val="24"/>
+        </w:rPr>
+      </w:pPr>
+      <w:r>
+        <w:rPr>
+          <w:sz w:val="24"/>
+          <w:szCs w:val="24"/>
+        </w:rPr>
+        <w:t>ID ≥ required RMS current</w:t>
+      </w:r>
+    </w:p>
+    <w:p>
+      <w:pPr>
+        <w:numPr>
+          <w:ilvl w:val="0"/>
+          <w:numId w:val="10"/>
+        </w:numPr>
+        <w:rPr>
+          <w:sz w:val="24"/>
+          <w:szCs w:val="24"/>
+        </w:rPr>
+      </w:pPr>
+      <w:r>
+        <w:rPr>
+          <w:sz w:val="24"/>
+          <w:szCs w:val="24"/>
+        </w:rPr>
+        <w:t>SOA exists and is non-absurd</w:t>
+      </w:r>
+    </w:p>
+    <w:p>
+      <w:pPr>
+        <w:numPr>
+          <w:ilvl w:val="0"/>
+          <w:numId w:val="10"/>
+        </w:numPr>
+        <w:rPr>
+          <w:sz w:val="24"/>
+          <w:szCs w:val="24"/>
+        </w:rPr>
+      </w:pPr>
+      <w:r>
+        <w:rPr>
+          <w:sz w:val="24"/>
+          <w:szCs w:val="24"/>
+        </w:rPr>
+        <w:t>RDS(on) within sane bounds</w:t>
+      </w:r>
+    </w:p>
+    <w:p>
+      <w:pPr>
+        <w:numPr>
+          <w:ilvl w:val="0"/>
+          <w:numId w:val="10"/>
+        </w:numPr>
+        <w:rPr>
+          <w:sz w:val="24"/>
+          <w:szCs w:val="24"/>
+        </w:rPr>
+      </w:pPr>
+      <w:r>
+        <w:rPr>
+          <w:sz w:val="24"/>
+          <w:szCs w:val="24"/>
+        </w:rPr>
+        <w:t>VGS(max) compatible with system</w:t>
+      </w:r>
+    </w:p>
+    <w:p>
+      <w:pPr>
+        <w:numPr>
+          <w:ilvl w:val="0"/>
+          <w:numId w:val="10"/>
+        </w:numPr>
+        <w:rPr>
+          <w:sz w:val="24"/>
+          <w:szCs w:val="24"/>
+        </w:rPr>
+      </w:pPr>
+      <w:r>
+        <w:rPr>
+          <w:sz w:val="24"/>
+          <w:szCs w:val="24"/>
+        </w:rPr>
+        <w:t>TJ(max) acceptable</w:t>
+      </w:r>
+    </w:p>
+    <w:p>
+      <w:pPr>
+        <w:rPr>
+          <w:sz w:val="24"/>
+          <w:szCs w:val="24"/>
+        </w:rPr>
+      </w:pPr>
+      <w:r>
+        <w:rPr>
+          <w:sz w:val="24"/>
+          <w:szCs w:val="24"/>
+        </w:rPr>
+        <w:lastRenderedPageBreak/>
+        <w:t>This typically reduces:</w:t>
+      </w:r>
+    </w:p>
+    <w:p>
+      <w:pPr>
+        <w:numPr>
+          <w:ilvl w:val="0"/>
+          <w:numId w:val="11"/>
+        </w:numPr>
+        <w:rPr>
+          <w:sz w:val="24"/>
+          <w:szCs w:val="24"/>
+        </w:rPr>
+      </w:pPr>
+      <w:r>
+        <w:rPr>
+          <w:b/>
+          <w:bCs/>
+          <w:sz w:val="24"/>
+          <w:szCs w:val="24"/>
+        </w:rPr>
+        <w:t>800 → ~80–120 MOSFETs</w:t>
+      </w:r>
+    </w:p>
+    <w:p>
+      <w:pPr>
+        <w:rPr>
+          <w:sz w:val="24"/>
+          <w:szCs w:val="24"/>
+        </w:rPr>
+      </w:pPr>
+      <w:r>
+        <w:rPr>
+          <w:sz w:val="24"/>
+          <w:szCs w:val="24"/>
+        </w:rPr>
+        <w:pict w14:anchorId="59EA33F9">
+          <v:rect id="_x0000_i1044" style="width:0;height:1.5pt" o:hralign="center" o:hrstd="t" o:hr="t" fillcolor="#a0a0a0" stroked="f"/>
+        </w:pict>
+      </w:r>
+    </w:p>
+    <w:p>
+      <w:pPr>
+        <w:rPr>
+          <w:b/>
+          <w:bCs/>
+          <w:sz w:val="24"/>
+          <w:szCs w:val="24"/>
+        </w:rPr>
+      </w:pPr>
+      <w:r>
+        <w:rPr>
+          <w:b/>
+          <w:bCs/>
+          <w:sz w:val="24"/>
+          <w:szCs w:val="24"/>
+        </w:rPr>
+        <w:t>Stage 2 → Proxy Scoring (Layers 2–4, lightweight)</w:t>
+      </w:r>
+    </w:p>
+    <w:p>
+      <w:pPr>
+        <w:rPr>
+          <w:sz w:val="24"/>
+          <w:szCs w:val="24"/>
+        </w:rPr>
+      </w:pPr>
+      <w:r>
+        <w:rPr>
+          <w:sz w:val="24"/>
+          <w:szCs w:val="24"/>
+        </w:rPr>
+        <w:t xml:space="preserve">Instead of deep analysis, the agent computes </w:t>
+      </w:r>
+      <w:r>
+        <w:rPr>
+          <w:b/>
+          <w:bCs/>
+          <w:sz w:val="24"/>
+          <w:szCs w:val="24"/>
+        </w:rPr>
+        <w:t>cheap signals</w:t>
+      </w:r>
+      <w:r>
+        <w:rPr>
+          <w:sz w:val="24"/>
+          <w:szCs w:val="24"/>
+        </w:rPr>
+        <w:t>:</w:t>
+      </w:r>
+    </w:p>
+    <w:p>
+      <w:pPr>
+        <w:numPr>
+          <w:ilvl w:val="0"/>
+          <w:numId w:val="12"/>
+        </w:numPr>
+        <w:rPr>
+          <w:sz w:val="24"/>
+          <w:szCs w:val="24"/>
+        </w:rPr>
+      </w:pPr>
+      <w:r>
+        <w:rPr>
+          <w:sz w:val="24"/>
+          <w:szCs w:val="24"/>
+        </w:rPr>
+        <w:t>RDS(on) × Qg product (speed vs loss proxy)</w:t>
+      </w:r>
+    </w:p>
+    <w:p>
+      <w:pPr>
+        <w:numPr>
+          <w:ilvl w:val="0"/>
+          <w:numId w:val="12"/>
+        </w:numPr>
+        <w:rPr>
+          <w:sz w:val="24"/>
+          <w:szCs w:val="24"/>
+        </w:rPr>
+      </w:pPr>
+      <w:r>
+        <w:rPr>
+          <w:sz w:val="24"/>
+          <w:szCs w:val="24"/>
+        </w:rPr>
+        <w:t>Qgd / Qg ratio (Miller sensitivity proxy)</w:t>
+      </w:r>
+    </w:p>
+    <w:p>
+      <w:pPr>
+        <w:numPr>
+          <w:ilvl w:val="0"/>
+          <w:numId w:val="12"/>
+        </w:numPr>
+        <w:rPr>
+          <w:sz w:val="24"/>
+          <w:szCs w:val="24"/>
+        </w:rPr>
+      </w:pPr>
+      <w:r>
+        <w:rPr>
+          <w:sz w:val="24"/>
+          <w:szCs w:val="24"/>
+        </w:rPr>
+        <w:t>Package + Kelvin source presence</w:t>
+      </w:r>
+    </w:p>
+    <w:p>
+      <w:pPr>
+        <w:numPr>
+          <w:ilvl w:val="0"/>
+          <w:numId w:val="12"/>
+        </w:numPr>
+        <w:rPr>
+          <w:sz w:val="24"/>
+          <w:szCs w:val="24"/>
+        </w:rPr>
+      </w:pPr>
+      <w:r>
+        <w:rPr>
+          <w:sz w:val="24"/>
+          <w:szCs w:val="24"/>
+        </w:rPr>
+        <w:t>RθJC (intrinsic thermal robustness)</w:t>
+      </w:r>
+    </w:p>
+    <w:p>
+      <w:pPr>
+        <w:numPr>
+          <w:ilvl w:val="0"/>
+          <w:numId w:val="12"/>
+        </w:numPr>
+        <w:rPr>
+          <w:sz w:val="24"/>
+          <w:szCs w:val="24"/>
+        </w:rPr>
+      </w:pPr>
+      <w:r>
+        <w:rPr>
+          <w:sz w:val="24"/>
+          <w:szCs w:val="24"/>
+        </w:rPr>
+        <w:t>Presence of SOA / avalanche data</w:t>
+      </w:r>
+    </w:p>
+    <w:p>
+      <w:pPr>
+        <w:numPr>
+          <w:ilvl w:val="0"/>
+          <w:numId w:val="12"/>
+        </w:numPr>
+        <w:rPr>
+          <w:sz w:val="24"/>
+          <w:szCs w:val="24"/>
+        </w:rPr>
+      </w:pPr>
+      <w:r>
+        <w:rPr>
+          <w:sz w:val="24"/>
+          <w:szCs w:val="24"/>
+        </w:rPr>
+        <w:t>Silicon generation maturity</w:t>
+      </w:r>
+    </w:p>
+    <w:p>
+      <w:pPr>
+        <w:rPr>
+          <w:sz w:val="24"/>
+          <w:szCs w:val="24"/>
+        </w:rPr>
+      </w:pPr>
+      <w:r>
+        <w:rPr>
+          <w:sz w:val="24"/>
+          <w:szCs w:val="24"/>
+        </w:rPr>
+        <w:t xml:space="preserve">These are </w:t>
+      </w:r>
+      <w:r>
+        <w:rPr>
+          <w:b/>
+          <w:bCs/>
+          <w:sz w:val="24"/>
+          <w:szCs w:val="24"/>
+        </w:rPr>
+        <w:t>O(1)</w:t>
+      </w:r>
+      <w:r>
+        <w:rPr>
+          <w:sz w:val="24"/>
+          <w:szCs w:val="24"/>
+        </w:rPr>
+        <w:t xml:space="preserve"> computations per device.</w:t>
+      </w:r>
+    </w:p>
+    <w:p>
+      <w:pPr>
+        <w:rPr>
+          <w:sz w:val="24"/>
+          <w:szCs w:val="24"/>
+        </w:rPr>
+      </w:pPr>
+      <w:r>
+        <w:rPr>
+          <w:sz w:val="24"/>
+          <w:szCs w:val="24"/>
+        </w:rPr>
+        <w:t xml:space="preserve">From this, the agent assigns </w:t>
+      </w:r>
+      <w:r>
+        <w:rPr>
+          <w:b/>
+          <w:bCs/>
+          <w:sz w:val="24"/>
+          <w:szCs w:val="24"/>
+        </w:rPr>
+        <w:t>coarse labels</w:t>
+      </w:r>
+      <w:r>
+        <w:rPr>
+          <w:sz w:val="24"/>
+          <w:szCs w:val="24"/>
+        </w:rPr>
+        <w:t>:</w:t>
+      </w:r>
+    </w:p>
+    <w:p>
+      <w:pPr>
+        <w:numPr>
+          <w:ilvl w:val="0"/>
+          <w:numId w:val="13"/>
+        </w:numPr>
+        <w:rPr>
+          <w:sz w:val="24"/>
+          <w:szCs w:val="24"/>
+        </w:rPr>
+      </w:pPr>
+      <w:r>
+        <w:rPr>
+          <w:sz w:val="24"/>
+          <w:szCs w:val="24"/>
+        </w:rPr>
+        <w:t>Aggressive / Balanced / Forgiving</w:t>
+      </w:r>
+    </w:p>
+    <w:p>
+      <w:pPr>
+        <w:numPr>
+          <w:ilvl w:val="0"/>
+          <w:numId w:val="13"/>
+        </w:numPr>
+        <w:rPr>
+          <w:sz w:val="24"/>
+          <w:szCs w:val="24"/>
+        </w:rPr>
+      </w:pPr>
+      <w:r>
+        <w:rPr>
+          <w:sz w:val="24"/>
+          <w:szCs w:val="24"/>
+        </w:rPr>
+        <w:t>Fast / Moderate / Slow</w:t>
+      </w:r>
+    </w:p>
+    <w:p>
+      <w:pPr>
+        <w:numPr>
+          <w:ilvl w:val="0"/>
+          <w:numId w:val="13"/>
+        </w:numPr>
+        <w:rPr>
+          <w:sz w:val="24"/>
+          <w:szCs w:val="24"/>
+        </w:rPr>
+      </w:pPr>
+      <w:r>
+        <w:rPr>
+          <w:sz w:val="24"/>
+          <w:szCs w:val="24"/>
+        </w:rPr>
+        <w:t>Thermally robust / Layout-sensitive</w:t>
+      </w:r>
+    </w:p>
+    <w:p>
+      <w:pPr>
+        <w:rPr>
+          <w:sz w:val="24"/>
+          <w:szCs w:val="24"/>
+        </w:rPr>
+      </w:pPr>
+      <w:r>
+        <w:rPr>
+          <w:sz w:val="24"/>
+          <w:szCs w:val="24"/>
+        </w:rPr>
+        <w:t xml:space="preserve">Now the agent </w:t>
+      </w:r>
+      <w:r>
+        <w:rPr>
+          <w:b/>
+          <w:bCs/>
+          <w:sz w:val="24"/>
+          <w:szCs w:val="24"/>
+        </w:rPr>
+        <w:t>clusters</w:t>
+      </w:r>
+      <w:r>
+        <w:rPr>
+          <w:sz w:val="24"/>
+          <w:szCs w:val="24"/>
+        </w:rPr>
+        <w:t>, not ranks.</w:t>
+      </w:r>
+    </w:p>
+    <w:p>
+      <w:pPr>
+        <w:rPr>
+          <w:sz w:val="24"/>
+          <w:szCs w:val="24"/>
+        </w:rPr>
+      </w:pPr>
+      <w:r>
+        <w:rPr>
+          <w:sz w:val="24"/>
+          <w:szCs w:val="24"/>
+        </w:rPr>
+        <w:t>Result:</w:t>
+      </w:r>
+    </w:p>
+    <w:p>
+      <w:pPr>
+        <w:numPr>
+          <w:ilvl w:val="0"/>
+          <w:numId w:val="14"/>
+        </w:numPr>
+        <w:rPr>
+          <w:sz w:val="24"/>
+          <w:szCs w:val="24"/>
+        </w:rPr>
+      </w:pPr>
+      <w:r>
+        <w:rPr>
+          <w:b/>
+          <w:bCs/>
+          <w:sz w:val="24"/>
+          <w:szCs w:val="24"/>
+        </w:rPr>
+        <w:t>120 MOSFETs → ~15–25 representative candidates</w:t>
+      </w:r>
+    </w:p>
+    <w:p>
+      <w:pPr>
+        <w:rPr>
+          <w:sz w:val="24"/>
+          <w:szCs w:val="24"/>
+        </w:rPr>
+      </w:pPr>
+      <w:r>
+        <w:rPr>
+          <w:sz w:val="24"/>
+          <w:szCs w:val="24"/>
+        </w:rPr>
+        <w:pict w14:anchorId="08D8B6D8">
+          <v:rect id="_x0000_i1045" style="width:0;height:1.5pt" o:hralign="center" o:hrstd="t" o:hr="t" fillcolor="#a0a0a0" stroked="f"/>
+        </w:pict>
+      </w:r>
+    </w:p>
+    <w:p>
+      <w:pPr>
+        <w:rPr>
+          <w:b/>
+          <w:bCs/>
+          <w:sz w:val="24"/>
+          <w:szCs w:val="24"/>
+        </w:rPr>
+      </w:pPr>
+      <w:r>
+        <w:rPr>
+          <w:b/>
+          <w:bCs/>
+          <w:sz w:val="24"/>
+          <w:szCs w:val="24"/>
+        </w:rPr>
+        <w:t>Stage 3 → Deep Evaluation (Expensive, but small set)</w:t>
+      </w:r>
+    </w:p>
+    <w:p>
+      <w:pPr>
+        <w:rPr>
+          <w:sz w:val="24"/>
+          <w:szCs w:val="24"/>
+        </w:rPr>
+      </w:pPr>
+      <w:r>
+        <w:rPr>
+          <w:sz w:val="24"/>
+          <w:szCs w:val="24"/>
+        </w:rPr>
+        <w:t>Now</w:t>
+      </w:r>
+      <w:r>
+        <w:rPr>
+          <w:sz w:val="24"/>
+          <w:szCs w:val="24"/>
+        </w:rPr>
+        <w:t xml:space="preserve">, </w:t>
+      </w:r>
+      <w:r>
+        <w:rPr>
+          <w:sz w:val="24"/>
+          <w:szCs w:val="24"/>
+        </w:rPr>
+        <w:t>the agent applies</w:t>
+      </w:r>
+      <w:r>
+        <w:rPr>
+          <w:sz w:val="24"/>
+          <w:szCs w:val="24"/>
+        </w:rPr>
+        <w:t>:</w:t>
+      </w:r>
+    </w:p>
+    <w:p>
+      <w:pPr>
+        <w:numPr>
+          <w:ilvl w:val="0"/>
+          <w:numId w:val="15"/>
+        </w:numPr>
+        <w:rPr>
+          <w:sz w:val="24"/>
+          <w:szCs w:val="24"/>
+        </w:rPr>
+      </w:pPr>
+      <w:r>
+        <w:rPr>
+          <w:sz w:val="24"/>
+          <w:szCs w:val="24"/>
+        </w:rPr>
+        <w:t>Detailed switching stress reasoning</w:t>
+      </w:r>
+    </w:p>
+    <w:p>
+      <w:pPr>
+        <w:numPr>
+          <w:ilvl w:val="0"/>
+          <w:numId w:val="15"/>
+        </w:numPr>
+        <w:rPr>
+          <w:sz w:val="24"/>
+          <w:szCs w:val="24"/>
+        </w:rPr>
+      </w:pPr>
+      <w:r>
+        <w:rPr>
+          <w:sz w:val="24"/>
+          <w:szCs w:val="24"/>
+        </w:rPr>
+        <w:t>Failure behavior inference</w:t>
+      </w:r>
+    </w:p>
+    <w:p>
+      <w:pPr>
+        <w:numPr>
+          <w:ilvl w:val="0"/>
+          <w:numId w:val="15"/>
+        </w:numPr>
+        <w:rPr>
+          <w:sz w:val="24"/>
+          <w:szCs w:val="24"/>
+        </w:rPr>
+      </w:pPr>
+      <w:r>
+        <w:rPr>
+          <w:sz w:val="24"/>
+          <w:szCs w:val="24"/>
+        </w:rPr>
+        <w:t>Layout &amp; environment sensitivity</w:t>
+      </w:r>
+    </w:p>
+    <w:p>
+      <w:pPr>
+        <w:numPr>
+          <w:ilvl w:val="0"/>
+          <w:numId w:val="15"/>
+        </w:numPr>
+        <w:rPr>
+          <w:sz w:val="24"/>
+          <w:szCs w:val="24"/>
+        </w:rPr>
+      </w:pPr>
+      <w:r>
+        <w:rPr>
+          <w:sz w:val="24"/>
+          <w:szCs w:val="24"/>
+        </w:rPr>
+        <w:t>Trust &amp; forgiveness signals</w:t>
+      </w:r>
+    </w:p>
+    <w:p>
+      <w:pPr>
+        <w:numPr>
+          <w:ilvl w:val="0"/>
+          <w:numId w:val="15"/>
+        </w:numPr>
+        <w:rPr>
+          <w:sz w:val="24"/>
+          <w:szCs w:val="24"/>
+        </w:rPr>
+      </w:pPr>
+      <w:r>
+        <w:rPr>
+          <w:sz w:val="24"/>
+          <w:szCs w:val="24"/>
+        </w:rPr>
+        <w:t>Human-style explanations</w:t>
+      </w:r>
+    </w:p>
+    <w:p>
+      <w:pPr>
+        <w:rPr>
+          <w:sz w:val="24"/>
+          <w:szCs w:val="24"/>
+        </w:rPr>
+      </w:pPr>
+      <w:r>
+        <w:rPr>
+          <w:sz w:val="24"/>
+          <w:szCs w:val="24"/>
+        </w:rPr>
+        <w:t>Then it selects:</w:t>
+      </w:r>
+      <w:r>
+        <w:rPr>
+          <w:sz w:val="24"/>
+          <w:szCs w:val="24"/>
+        </w:rPr>
+        <w:t xml:space="preserve"> </w:t>
+      </w:r>
+      <w:r>
+        <w:rPr>
+          <w:b/>
+          <w:bCs/>
+          <w:sz w:val="24"/>
+          <w:szCs w:val="24"/>
+        </w:rPr>
+        <w:t>3–5 final recommendations</w:t>
+      </w:r>
+      <w:r>
+        <w:rPr>
+          <w:sz w:val="24"/>
+          <w:szCs w:val="24"/>
+        </w:rPr>
+        <w:t>, each with</w:t>
+      </w:r>
+      <w:r>
+        <w:rPr>
+          <w:sz w:val="24"/>
+          <w:szCs w:val="24"/>
+        </w:rPr>
+        <w:t xml:space="preserve"> clear explaination.</w:t>
+      </w:r>
+    </w:p>
+    <w:p>
+      <w:pPr>
+        <w:rPr>
+          <w:sz w:val="24"/>
+          <w:szCs w:val="24"/>
+        </w:rPr>
+      </w:pPr>
+    </w:p>
     <w:sectPr>
       <w:pgSz w:w="11906" w:h="16838"/>
       <w:pgMar w:top="1440" w:right="1440" w:bottom="1440" w:left="1440" w:header="708" w:footer="708" w:gutter="0"/>
@@ -419,8 +5044,157 @@
 </file>
 
 <file path=word/numbering.xml><?xml version="1.0" encoding="utf-8"?>
-<w:numbering xmlns:wpc="http://schemas.microsoft.com/office/word/2010/wordprocessingCanvas" xmlns:cx="http://schemas.microsoft.com/office/drawing/2014/chartex" xmlns:cx1="http://schemas.microsoft.com/office/drawing/2015/9/8/chartex" xmlns:cx2="http://schemas.microsoft.com/office/drawing/2015/10/21/chartex" xmlns:cx3="http://schemas.microsoft.com/office/drawing/2016/5/9/chartex" xmlns:cx4="http://schemas.microsoft.com/office/drawing/2016/5/10/chartex" xmlns:cx5="http://schemas.microsoft.com/office/drawing/2016/5/11/chartex" xmlns:cx6="http://schemas.microsoft.com/office/drawing/2016/5/12/chartex" xmlns:cx7="http://schemas.microsoft.com/office/drawing/2016/5/13/chartex" xmlns:cx8="http://schemas.microsoft.com/office/drawing/2016/5/14/chartex" xmlns:mc="http://schemas.openxmlformats.org/markup-compatibility/2006" xmlns:aink="http://schemas.microsoft.com/office/drawing/2016/ink" xmlns:am3d="http://schemas.microsoft.com/office/drawing/2017/model3d" xmlns:o="urn:schemas-microsoft-com:office:office" xmlns:oel="http://schemas.microsoft.com/office/2019/extlst" xmlns:r="http://schemas.openxmlformats.org/officeDocument/2006/relationships" xmlns:m="http://schemas.openxmlformats.org/officeDocument/2006/math" xmlns:v="urn:schemas-microsoft-com:vml" xmlns:wp14="http://schemas.microsoft.com/office/word/2010/wordprocessingDrawing" xmlns:wp="http://schemas.openxmlformats.org/drawingml/2006/wordprocessingDrawing" xmlns:w10="urn:schemas-microsoft-com:office:word" xmlns:w="http://schemas.openxmlformats.org/wordprocessingml/2006/main" xmlns:w14="http://schemas.microsoft.com/office/word/2010/wordml" xmlns:w15="http://schemas.microsoft.com/office/word/2012/wordml" xmlns:w16cex="http://schemas.microsoft.com/office/word/2018/wordml/cex" xmlns:w16cid="http://schemas.microsoft.com/office/word/2016/wordml/cid" xmlns:w16="http://schemas.microsoft.com/office/word/2018/wordml" xmlns:w16du="http://schemas.microsoft.com/office/word/2023/wordml/word16du" xmlns:w16sdtdh="http://schemas.microsoft.com/office/word/2020/wordml/sdtdatahash" xmlns:w16se="http://schemas.microsoft.com/office/word/2015/wordml/symex" xmlns:wpg="http://schemas.microsoft.com/office/word/2010/wordprocessingGroup" xmlns:wpi="http://schemas.microsoft.com/office/word/2010/wordprocessingInk" xmlns:wne="http://schemas.microsoft.com/office/word/2006/wordml" xmlns:wps="http://schemas.microsoft.com/office/word/2010/wordprocessingShape" mc:Ignorable="w14 w15 w16se w16cid w16 w16cex w16sdtdh w16du wp14">
+<w:numbering xmlns:wpc="http://schemas.microsoft.com/office/word/2010/wordprocessingCanvas" xmlns:cx="http://schemas.microsoft.com/office/drawing/2014/chartex" xmlns:cx1="http://schemas.microsoft.com/office/drawing/2015/9/8/chartex" xmlns:cx2="http://schemas.microsoft.com/office/drawing/2015/10/21/chartex" xmlns:cx3="http://schemas.microsoft.com/office/drawing/2016/5/9/chartex" xmlns:cx4="http://schemas.microsoft.com/office/drawing/2016/5/10/chartex" xmlns:cx5="http://schemas.microsoft.com/office/drawing/2016/5/11/chartex" xmlns:cx6="http://schemas.microsoft.com/office/drawing/2016/5/12/chartex" xmlns:cx7="http://schemas.microsoft.com/office/drawing/2016/5/13/chartex" xmlns:cx8="http://schemas.microsoft.com/office/drawing/2016/5/14/chartex" xmlns:mc="http://schemas.openxmlformats.org/markup-compatibility/2006" xmlns:aink="http://schemas.microsoft.com/office/drawing/2016/ink" xmlns:am3d="http://schemas.microsoft.com/office/drawing/2017/model3d" xmlns:o="urn:schemas-microsoft-com:office:office" xmlns:oel="http://schemas.microsoft.com/office/2019/extlst" xmlns:r="http://schemas.openxmlformats.org/officeDocument/2006/relationships" xmlns:m="http://schemas.openxmlformats.org/officeDocument/2006/math" xmlns:v="urn:schemas-microsoft-com:vml" xmlns:wp14="http://schemas.microsoft.com/office/word/2010/wordprocessingDrawing" xmlns:wp="http://schemas.openxmlformats.org/drawingml/2006/wordprocessingDrawing" xmlns:w10="urn:schemas-microsoft-com:office:word" xmlns:w="http://schemas.openxmlformats.org/wordprocessingml/2006/main" xmlns:w14="http://schemas.microsoft.com/office/word/2010/wordml" xmlns:w15="http://schemas.microsoft.com/office/word/2012/wordml" xmlns:w16cex="http://schemas.microsoft.com/office/word/2018/wordml/cex" xmlns:w16cid="http://schemas.microsoft.com/office/word/2016/wordml/cid" xmlns:w16="http://schemas.microsoft.com/office/word/2018/wordml" xmlns:w16du="http://schemas.microsoft.com/office/word/2023/wordml/word16du" xmlns:w16sdtdh="http://schemas.microsoft.com/office/word/2020/wordml/sdtdatahash" xmlns:w16sdtfl="http://schemas.microsoft.com/office/word/2024/wordml/sdtformatlock" xmlns:w16se="http://schemas.microsoft.com/office/word/2015/wordml/symex" xmlns:wpg="http://schemas.microsoft.com/office/word/2010/wordprocessingGroup" xmlns:wpi="http://schemas.microsoft.com/office/word/2010/wordprocessingInk" xmlns:wne="http://schemas.microsoft.com/office/word/2006/wordml" xmlns:wps="http://schemas.microsoft.com/office/word/2010/wordprocessingShape" mc:Ignorable="w14 w15 w16se w16cid w16 w16cex w16sdtdh w16sdtfl w16du wp14">
   <w:abstractNum w:abstractNumId="0" w15:restartNumberingAfterBreak="0">
+    <w:nsid w:val="00FF556E"/>
+    <w:multiLevelType w:val="multilevel"/>
+    <w:tmpl w:val="457AD74C"/>
+    <w:lvl w:ilvl="0">
+      <w:start w:val="1"/>
+      <w:numFmt w:val="bullet"/>
+      <w:lvlText w:val=""/>
+      <w:lvlJc w:val="left"/>
+      <w:pPr>
+        <w:tabs>
+          <w:tab w:val="num" w:pos="720"/>
+        </w:tabs>
+        <w:ind w:left="720" w:hanging="360"/>
+      </w:pPr>
+      <w:rPr>
+        <w:rFonts w:ascii="Symbol" w:hAnsi="Symbol" w:hint="default"/>
+        <w:sz w:val="20"/>
+      </w:rPr>
+    </w:lvl>
+    <w:lvl w:ilvl="1" w:tentative="1">
+      <w:start w:val="1"/>
+      <w:numFmt w:val="bullet"/>
+      <w:lvlText w:val="o"/>
+      <w:lvlJc w:val="left"/>
+      <w:pPr>
+        <w:tabs>
+          <w:tab w:val="num" w:pos="1440"/>
+        </w:tabs>
+        <w:ind w:left="1440" w:hanging="360"/>
+      </w:pPr>
+      <w:rPr>
+        <w:rFonts w:ascii="Courier New" w:hAnsi="Courier New" w:hint="default"/>
+        <w:sz w:val="20"/>
+      </w:rPr>
+    </w:lvl>
+    <w:lvl w:ilvl="2" w:tentative="1">
+      <w:start w:val="1"/>
+      <w:numFmt w:val="bullet"/>
+      <w:lvlText w:val=""/>
+      <w:lvlJc w:val="left"/>
+      <w:pPr>
+        <w:tabs>
+          <w:tab w:val="num" w:pos="2160"/>
+        </w:tabs>
+        <w:ind w:left="2160" w:hanging="360"/>
+      </w:pPr>
+      <w:rPr>
+        <w:rFonts w:ascii="Wingdings" w:hAnsi="Wingdings" w:hint="default"/>
+        <w:sz w:val="20"/>
+      </w:rPr>
+    </w:lvl>
+    <w:lvl w:ilvl="3" w:tentative="1">
+      <w:start w:val="1"/>
+      <w:numFmt w:val="bullet"/>
+      <w:lvlText w:val=""/>
+      <w:lvlJc w:val="left"/>
+      <w:pPr>
+        <w:tabs>
+          <w:tab w:val="num" w:pos="2880"/>
+        </w:tabs>
+        <w:ind w:left="2880" w:hanging="360"/>
+      </w:pPr>
+      <w:rPr>
+        <w:rFonts w:ascii="Wingdings" w:hAnsi="Wingdings" w:hint="default"/>
+        <w:sz w:val="20"/>
+      </w:rPr>
+    </w:lvl>
+    <w:lvl w:ilvl="4" w:tentative="1">
+      <w:start w:val="1"/>
+      <w:numFmt w:val="bullet"/>
+      <w:lvlText w:val=""/>
+      <w:lvlJc w:val="left"/>
+      <w:pPr>
+        <w:tabs>
+          <w:tab w:val="num" w:pos="3600"/>
+        </w:tabs>
+        <w:ind w:left="3600" w:hanging="360"/>
+      </w:pPr>
+      <w:rPr>
+        <w:rFonts w:ascii="Wingdings" w:hAnsi="Wingdings" w:hint="default"/>
+        <w:sz w:val="20"/>
+      </w:rPr>
+    </w:lvl>
+    <w:lvl w:ilvl="5" w:tentative="1">
+      <w:start w:val="1"/>
+      <w:numFmt w:val="bullet"/>
+      <w:lvlText w:val=""/>
+      <w:lvlJc w:val="left"/>
+      <w:pPr>
+        <w:tabs>
+          <w:tab w:val="num" w:pos="4320"/>
+        </w:tabs>
+        <w:ind w:left="4320" w:hanging="360"/>
+      </w:pPr>
+      <w:rPr>
+        <w:rFonts w:ascii="Wingdings" w:hAnsi="Wingdings" w:hint="default"/>
+        <w:sz w:val="20"/>
+      </w:rPr>
+    </w:lvl>
+    <w:lvl w:ilvl="6" w:tentative="1">
+      <w:start w:val="1"/>
+      <w:numFmt w:val="bullet"/>
+      <w:lvlText w:val=""/>
+      <w:lvlJc w:val="left"/>
+      <w:pPr>
+        <w:tabs>
+          <w:tab w:val="num" w:pos="5040"/>
+        </w:tabs>
+        <w:ind w:left="5040" w:hanging="360"/>
+      </w:pPr>
+      <w:rPr>
+        <w:rFonts w:ascii="Wingdings" w:hAnsi="Wingdings" w:hint="default"/>
+        <w:sz w:val="20"/>
+      </w:rPr>
+    </w:lvl>
+    <w:lvl w:ilvl="7" w:tentative="1">
+      <w:start w:val="1"/>
+      <w:numFmt w:val="bullet"/>
+      <w:lvlText w:val=""/>
+      <w:lvlJc w:val="left"/>
+      <w:pPr>
+        <w:tabs>
+          <w:tab w:val="num" w:pos="5760"/>
+        </w:tabs>
+        <w:ind w:left="5760" w:hanging="360"/>
+      </w:pPr>
+      <w:rPr>
+        <w:rFonts w:ascii="Wingdings" w:hAnsi="Wingdings" w:hint="default"/>
+        <w:sz w:val="20"/>
+      </w:rPr>
+    </w:lvl>
+    <w:lvl w:ilvl="8" w:tentative="1">
+      <w:start w:val="1"/>
+      <w:numFmt w:val="bullet"/>
+      <w:lvlText w:val=""/>
+      <w:lvlJc w:val="left"/>
+      <w:pPr>
+        <w:tabs>
+          <w:tab w:val="num" w:pos="6480"/>
+        </w:tabs>
+        <w:ind w:left="6480" w:hanging="360"/>
+      </w:pPr>
+      <w:rPr>
+        <w:rFonts w:ascii="Wingdings" w:hAnsi="Wingdings" w:hint="default"/>
+        <w:sz w:val="20"/>
+      </w:rPr>
+    </w:lvl>
+  </w:abstractNum>
+  <w:abstractNum w:abstractNumId="1" w15:restartNumberingAfterBreak="0">
     <w:nsid w:val="051359B0"/>
     <w:multiLevelType w:val="hybridMultilevel"/>
     <w:tmpl w:val="333E5924"/>
@@ -533,7 +5307,954 @@
       </w:rPr>
     </w:lvl>
   </w:abstractNum>
-  <w:abstractNum w:abstractNumId="1" w15:restartNumberingAfterBreak="0">
+  <w:abstractNum w:abstractNumId="2" w15:restartNumberingAfterBreak="0">
+    <w:nsid w:val="13695418"/>
+    <w:multiLevelType w:val="multilevel"/>
+    <w:tmpl w:val="DCDA34CA"/>
+    <w:lvl w:ilvl="0">
+      <w:start w:val="1"/>
+      <w:numFmt w:val="bullet"/>
+      <w:lvlText w:val=""/>
+      <w:lvlJc w:val="left"/>
+      <w:pPr>
+        <w:tabs>
+          <w:tab w:val="num" w:pos="720"/>
+        </w:tabs>
+        <w:ind w:left="720" w:hanging="360"/>
+      </w:pPr>
+      <w:rPr>
+        <w:rFonts w:ascii="Symbol" w:hAnsi="Symbol" w:hint="default"/>
+        <w:sz w:val="20"/>
+      </w:rPr>
+    </w:lvl>
+    <w:lvl w:ilvl="1" w:tentative="1">
+      <w:start w:val="1"/>
+      <w:numFmt w:val="bullet"/>
+      <w:lvlText w:val="o"/>
+      <w:lvlJc w:val="left"/>
+      <w:pPr>
+        <w:tabs>
+          <w:tab w:val="num" w:pos="1440"/>
+        </w:tabs>
+        <w:ind w:left="1440" w:hanging="360"/>
+      </w:pPr>
+      <w:rPr>
+        <w:rFonts w:ascii="Courier New" w:hAnsi="Courier New" w:hint="default"/>
+        <w:sz w:val="20"/>
+      </w:rPr>
+    </w:lvl>
+    <w:lvl w:ilvl="2" w:tentative="1">
+      <w:start w:val="1"/>
+      <w:numFmt w:val="bullet"/>
+      <w:lvlText w:val=""/>
+      <w:lvlJc w:val="left"/>
+      <w:pPr>
+        <w:tabs>
+          <w:tab w:val="num" w:pos="2160"/>
+        </w:tabs>
+        <w:ind w:left="2160" w:hanging="360"/>
+      </w:pPr>
+      <w:rPr>
+        <w:rFonts w:ascii="Wingdings" w:hAnsi="Wingdings" w:hint="default"/>
+        <w:sz w:val="20"/>
+      </w:rPr>
+    </w:lvl>
+    <w:lvl w:ilvl="3" w:tentative="1">
+      <w:start w:val="1"/>
+      <w:numFmt w:val="bullet"/>
+      <w:lvlText w:val=""/>
+      <w:lvlJc w:val="left"/>
+      <w:pPr>
+        <w:tabs>
+          <w:tab w:val="num" w:pos="2880"/>
+        </w:tabs>
+        <w:ind w:left="2880" w:hanging="360"/>
+      </w:pPr>
+      <w:rPr>
+        <w:rFonts w:ascii="Wingdings" w:hAnsi="Wingdings" w:hint="default"/>
+        <w:sz w:val="20"/>
+      </w:rPr>
+    </w:lvl>
+    <w:lvl w:ilvl="4" w:tentative="1">
+      <w:start w:val="1"/>
+      <w:numFmt w:val="bullet"/>
+      <w:lvlText w:val=""/>
+      <w:lvlJc w:val="left"/>
+      <w:pPr>
+        <w:tabs>
+          <w:tab w:val="num" w:pos="3600"/>
+        </w:tabs>
+        <w:ind w:left="3600" w:hanging="360"/>
+      </w:pPr>
+      <w:rPr>
+        <w:rFonts w:ascii="Wingdings" w:hAnsi="Wingdings" w:hint="default"/>
+        <w:sz w:val="20"/>
+      </w:rPr>
+    </w:lvl>
+    <w:lvl w:ilvl="5" w:tentative="1">
+      <w:start w:val="1"/>
+      <w:numFmt w:val="bullet"/>
+      <w:lvlText w:val=""/>
+      <w:lvlJc w:val="left"/>
+      <w:pPr>
+        <w:tabs>
+          <w:tab w:val="num" w:pos="4320"/>
+        </w:tabs>
+        <w:ind w:left="4320" w:hanging="360"/>
+      </w:pPr>
+      <w:rPr>
+        <w:rFonts w:ascii="Wingdings" w:hAnsi="Wingdings" w:hint="default"/>
+        <w:sz w:val="20"/>
+      </w:rPr>
+    </w:lvl>
+    <w:lvl w:ilvl="6" w:tentative="1">
+      <w:start w:val="1"/>
+      <w:numFmt w:val="bullet"/>
+      <w:lvlText w:val=""/>
+      <w:lvlJc w:val="left"/>
+      <w:pPr>
+        <w:tabs>
+          <w:tab w:val="num" w:pos="5040"/>
+        </w:tabs>
+        <w:ind w:left="5040" w:hanging="360"/>
+      </w:pPr>
+      <w:rPr>
+        <w:rFonts w:ascii="Wingdings" w:hAnsi="Wingdings" w:hint="default"/>
+        <w:sz w:val="20"/>
+      </w:rPr>
+    </w:lvl>
+    <w:lvl w:ilvl="7" w:tentative="1">
+      <w:start w:val="1"/>
+      <w:numFmt w:val="bullet"/>
+      <w:lvlText w:val=""/>
+      <w:lvlJc w:val="left"/>
+      <w:pPr>
+        <w:tabs>
+          <w:tab w:val="num" w:pos="5760"/>
+        </w:tabs>
+        <w:ind w:left="5760" w:hanging="360"/>
+      </w:pPr>
+      <w:rPr>
+        <w:rFonts w:ascii="Wingdings" w:hAnsi="Wingdings" w:hint="default"/>
+        <w:sz w:val="20"/>
+      </w:rPr>
+    </w:lvl>
+    <w:lvl w:ilvl="8" w:tentative="1">
+      <w:start w:val="1"/>
+      <w:numFmt w:val="bullet"/>
+      <w:lvlText w:val=""/>
+      <w:lvlJc w:val="left"/>
+      <w:pPr>
+        <w:tabs>
+          <w:tab w:val="num" w:pos="6480"/>
+        </w:tabs>
+        <w:ind w:left="6480" w:hanging="360"/>
+      </w:pPr>
+      <w:rPr>
+        <w:rFonts w:ascii="Wingdings" w:hAnsi="Wingdings" w:hint="default"/>
+        <w:sz w:val="20"/>
+      </w:rPr>
+    </w:lvl>
+  </w:abstractNum>
+  <w:abstractNum w:abstractNumId="3" w15:restartNumberingAfterBreak="0">
+    <w:nsid w:val="191313E8"/>
+    <w:multiLevelType w:val="multilevel"/>
+    <w:tmpl w:val="DCFE74BA"/>
+    <w:lvl w:ilvl="0">
+      <w:start w:val="1"/>
+      <w:numFmt w:val="bullet"/>
+      <w:lvlText w:val=""/>
+      <w:lvlJc w:val="left"/>
+      <w:pPr>
+        <w:tabs>
+          <w:tab w:val="num" w:pos="720"/>
+        </w:tabs>
+        <w:ind w:left="720" w:hanging="360"/>
+      </w:pPr>
+      <w:rPr>
+        <w:rFonts w:ascii="Symbol" w:hAnsi="Symbol" w:hint="default"/>
+        <w:sz w:val="20"/>
+      </w:rPr>
+    </w:lvl>
+    <w:lvl w:ilvl="1">
+      <w:start w:val="1"/>
+      <w:numFmt w:val="bullet"/>
+      <w:lvlText w:val="o"/>
+      <w:lvlJc w:val="left"/>
+      <w:pPr>
+        <w:tabs>
+          <w:tab w:val="num" w:pos="1440"/>
+        </w:tabs>
+        <w:ind w:left="1440" w:hanging="360"/>
+      </w:pPr>
+      <w:rPr>
+        <w:rFonts w:ascii="Courier New" w:hAnsi="Courier New" w:hint="default"/>
+        <w:sz w:val="20"/>
+      </w:rPr>
+    </w:lvl>
+    <w:lvl w:ilvl="2" w:tentative="1">
+      <w:start w:val="1"/>
+      <w:numFmt w:val="bullet"/>
+      <w:lvlText w:val=""/>
+      <w:lvlJc w:val="left"/>
+      <w:pPr>
+        <w:tabs>
+          <w:tab w:val="num" w:pos="2160"/>
+        </w:tabs>
+        <w:ind w:left="2160" w:hanging="360"/>
+      </w:pPr>
+      <w:rPr>
+        <w:rFonts w:ascii="Wingdings" w:hAnsi="Wingdings" w:hint="default"/>
+        <w:sz w:val="20"/>
+      </w:rPr>
+    </w:lvl>
+    <w:lvl w:ilvl="3" w:tentative="1">
+      <w:start w:val="1"/>
+      <w:numFmt w:val="bullet"/>
+      <w:lvlText w:val=""/>
+      <w:lvlJc w:val="left"/>
+      <w:pPr>
+        <w:tabs>
+          <w:tab w:val="num" w:pos="2880"/>
+        </w:tabs>
+        <w:ind w:left="2880" w:hanging="360"/>
+      </w:pPr>
+      <w:rPr>
+        <w:rFonts w:ascii="Wingdings" w:hAnsi="Wingdings" w:hint="default"/>
+        <w:sz w:val="20"/>
+      </w:rPr>
+    </w:lvl>
+    <w:lvl w:ilvl="4" w:tentative="1">
+      <w:start w:val="1"/>
+      <w:numFmt w:val="bullet"/>
+      <w:lvlText w:val=""/>
+      <w:lvlJc w:val="left"/>
+      <w:pPr>
+        <w:tabs>
+          <w:tab w:val="num" w:pos="3600"/>
+        </w:tabs>
+        <w:ind w:left="3600" w:hanging="360"/>
+      </w:pPr>
+      <w:rPr>
+        <w:rFonts w:ascii="Wingdings" w:hAnsi="Wingdings" w:hint="default"/>
+        <w:sz w:val="20"/>
+      </w:rPr>
+    </w:lvl>
+    <w:lvl w:ilvl="5" w:tentative="1">
+      <w:start w:val="1"/>
+      <w:numFmt w:val="bullet"/>
+      <w:lvlText w:val=""/>
+      <w:lvlJc w:val="left"/>
+      <w:pPr>
+        <w:tabs>
+          <w:tab w:val="num" w:pos="4320"/>
+        </w:tabs>
+        <w:ind w:left="4320" w:hanging="360"/>
+      </w:pPr>
+      <w:rPr>
+        <w:rFonts w:ascii="Wingdings" w:hAnsi="Wingdings" w:hint="default"/>
+        <w:sz w:val="20"/>
+      </w:rPr>
+    </w:lvl>
+    <w:lvl w:ilvl="6" w:tentative="1">
+      <w:start w:val="1"/>
+      <w:numFmt w:val="bullet"/>
+      <w:lvlText w:val=""/>
+      <w:lvlJc w:val="left"/>
+      <w:pPr>
+        <w:tabs>
+          <w:tab w:val="num" w:pos="5040"/>
+        </w:tabs>
+        <w:ind w:left="5040" w:hanging="360"/>
+      </w:pPr>
+      <w:rPr>
+        <w:rFonts w:ascii="Wingdings" w:hAnsi="Wingdings" w:hint="default"/>
+        <w:sz w:val="20"/>
+      </w:rPr>
+    </w:lvl>
+    <w:lvl w:ilvl="7" w:tentative="1">
+      <w:start w:val="1"/>
+      <w:numFmt w:val="bullet"/>
+      <w:lvlText w:val=""/>
+      <w:lvlJc w:val="left"/>
+      <w:pPr>
+        <w:tabs>
+          <w:tab w:val="num" w:pos="5760"/>
+        </w:tabs>
+        <w:ind w:left="5760" w:hanging="360"/>
+      </w:pPr>
+      <w:rPr>
+        <w:rFonts w:ascii="Wingdings" w:hAnsi="Wingdings" w:hint="default"/>
+        <w:sz w:val="20"/>
+      </w:rPr>
+    </w:lvl>
+    <w:lvl w:ilvl="8" w:tentative="1">
+      <w:start w:val="1"/>
+      <w:numFmt w:val="bullet"/>
+      <w:lvlText w:val=""/>
+      <w:lvlJc w:val="left"/>
+      <w:pPr>
+        <w:tabs>
+          <w:tab w:val="num" w:pos="6480"/>
+        </w:tabs>
+        <w:ind w:left="6480" w:hanging="360"/>
+      </w:pPr>
+      <w:rPr>
+        <w:rFonts w:ascii="Wingdings" w:hAnsi="Wingdings" w:hint="default"/>
+        <w:sz w:val="20"/>
+      </w:rPr>
+    </w:lvl>
+  </w:abstractNum>
+  <w:abstractNum w:abstractNumId="4" w15:restartNumberingAfterBreak="0">
+    <w:nsid w:val="203C5497"/>
+    <w:multiLevelType w:val="multilevel"/>
+    <w:tmpl w:val="CFA239EC"/>
+    <w:lvl w:ilvl="0">
+      <w:start w:val="1"/>
+      <w:numFmt w:val="bullet"/>
+      <w:lvlText w:val=""/>
+      <w:lvlJc w:val="left"/>
+      <w:pPr>
+        <w:tabs>
+          <w:tab w:val="num" w:pos="720"/>
+        </w:tabs>
+        <w:ind w:left="720" w:hanging="360"/>
+      </w:pPr>
+      <w:rPr>
+        <w:rFonts w:ascii="Symbol" w:hAnsi="Symbol" w:hint="default"/>
+        <w:sz w:val="20"/>
+      </w:rPr>
+    </w:lvl>
+    <w:lvl w:ilvl="1" w:tentative="1">
+      <w:start w:val="1"/>
+      <w:numFmt w:val="bullet"/>
+      <w:lvlText w:val="o"/>
+      <w:lvlJc w:val="left"/>
+      <w:pPr>
+        <w:tabs>
+          <w:tab w:val="num" w:pos="1440"/>
+        </w:tabs>
+        <w:ind w:left="1440" w:hanging="360"/>
+      </w:pPr>
+      <w:rPr>
+        <w:rFonts w:ascii="Courier New" w:hAnsi="Courier New" w:hint="default"/>
+        <w:sz w:val="20"/>
+      </w:rPr>
+    </w:lvl>
+    <w:lvl w:ilvl="2" w:tentative="1">
+      <w:start w:val="1"/>
+      <w:numFmt w:val="bullet"/>
+      <w:lvlText w:val=""/>
+      <w:lvlJc w:val="left"/>
+      <w:pPr>
+        <w:tabs>
+          <w:tab w:val="num" w:pos="2160"/>
+        </w:tabs>
+        <w:ind w:left="2160" w:hanging="360"/>
+      </w:pPr>
+      <w:rPr>
+        <w:rFonts w:ascii="Wingdings" w:hAnsi="Wingdings" w:hint="default"/>
+        <w:sz w:val="20"/>
+      </w:rPr>
+    </w:lvl>
+    <w:lvl w:ilvl="3" w:tentative="1">
+      <w:start w:val="1"/>
+      <w:numFmt w:val="bullet"/>
+      <w:lvlText w:val=""/>
+      <w:lvlJc w:val="left"/>
+      <w:pPr>
+        <w:tabs>
+          <w:tab w:val="num" w:pos="2880"/>
+        </w:tabs>
+        <w:ind w:left="2880" w:hanging="360"/>
+      </w:pPr>
+      <w:rPr>
+        <w:rFonts w:ascii="Wingdings" w:hAnsi="Wingdings" w:hint="default"/>
+        <w:sz w:val="20"/>
+      </w:rPr>
+    </w:lvl>
+    <w:lvl w:ilvl="4" w:tentative="1">
+      <w:start w:val="1"/>
+      <w:numFmt w:val="bullet"/>
+      <w:lvlText w:val=""/>
+      <w:lvlJc w:val="left"/>
+      <w:pPr>
+        <w:tabs>
+          <w:tab w:val="num" w:pos="3600"/>
+        </w:tabs>
+        <w:ind w:left="3600" w:hanging="360"/>
+      </w:pPr>
+      <w:rPr>
+        <w:rFonts w:ascii="Wingdings" w:hAnsi="Wingdings" w:hint="default"/>
+        <w:sz w:val="20"/>
+      </w:rPr>
+    </w:lvl>
+    <w:lvl w:ilvl="5" w:tentative="1">
+      <w:start w:val="1"/>
+      <w:numFmt w:val="bullet"/>
+      <w:lvlText w:val=""/>
+      <w:lvlJc w:val="left"/>
+      <w:pPr>
+        <w:tabs>
+          <w:tab w:val="num" w:pos="4320"/>
+        </w:tabs>
+        <w:ind w:left="4320" w:hanging="360"/>
+      </w:pPr>
+      <w:rPr>
+        <w:rFonts w:ascii="Wingdings" w:hAnsi="Wingdings" w:hint="default"/>
+        <w:sz w:val="20"/>
+      </w:rPr>
+    </w:lvl>
+    <w:lvl w:ilvl="6" w:tentative="1">
+      <w:start w:val="1"/>
+      <w:numFmt w:val="bullet"/>
+      <w:lvlText w:val=""/>
+      <w:lvlJc w:val="left"/>
+      <w:pPr>
+        <w:tabs>
+          <w:tab w:val="num" w:pos="5040"/>
+        </w:tabs>
+        <w:ind w:left="5040" w:hanging="360"/>
+      </w:pPr>
+      <w:rPr>
+        <w:rFonts w:ascii="Wingdings" w:hAnsi="Wingdings" w:hint="default"/>
+        <w:sz w:val="20"/>
+      </w:rPr>
+    </w:lvl>
+    <w:lvl w:ilvl="7" w:tentative="1">
+      <w:start w:val="1"/>
+      <w:numFmt w:val="bullet"/>
+      <w:lvlText w:val=""/>
+      <w:lvlJc w:val="left"/>
+      <w:pPr>
+        <w:tabs>
+          <w:tab w:val="num" w:pos="5760"/>
+        </w:tabs>
+        <w:ind w:left="5760" w:hanging="360"/>
+      </w:pPr>
+      <w:rPr>
+        <w:rFonts w:ascii="Wingdings" w:hAnsi="Wingdings" w:hint="default"/>
+        <w:sz w:val="20"/>
+      </w:rPr>
+    </w:lvl>
+    <w:lvl w:ilvl="8" w:tentative="1">
+      <w:start w:val="1"/>
+      <w:numFmt w:val="bullet"/>
+      <w:lvlText w:val=""/>
+      <w:lvlJc w:val="left"/>
+      <w:pPr>
+        <w:tabs>
+          <w:tab w:val="num" w:pos="6480"/>
+        </w:tabs>
+        <w:ind w:left="6480" w:hanging="360"/>
+      </w:pPr>
+      <w:rPr>
+        <w:rFonts w:ascii="Wingdings" w:hAnsi="Wingdings" w:hint="default"/>
+        <w:sz w:val="20"/>
+      </w:rPr>
+    </w:lvl>
+  </w:abstractNum>
+  <w:abstractNum w:abstractNumId="5" w15:restartNumberingAfterBreak="0">
+    <w:nsid w:val="22641E3D"/>
+    <w:multiLevelType w:val="multilevel"/>
+    <w:tmpl w:val="799A9324"/>
+    <w:lvl w:ilvl="0">
+      <w:start w:val="1"/>
+      <w:numFmt w:val="bullet"/>
+      <w:lvlText w:val=""/>
+      <w:lvlJc w:val="left"/>
+      <w:pPr>
+        <w:tabs>
+          <w:tab w:val="num" w:pos="720"/>
+        </w:tabs>
+        <w:ind w:left="720" w:hanging="360"/>
+      </w:pPr>
+      <w:rPr>
+        <w:rFonts w:ascii="Symbol" w:hAnsi="Symbol" w:hint="default"/>
+        <w:sz w:val="20"/>
+      </w:rPr>
+    </w:lvl>
+    <w:lvl w:ilvl="1" w:tentative="1">
+      <w:start w:val="1"/>
+      <w:numFmt w:val="bullet"/>
+      <w:lvlText w:val="o"/>
+      <w:lvlJc w:val="left"/>
+      <w:pPr>
+        <w:tabs>
+          <w:tab w:val="num" w:pos="1440"/>
+        </w:tabs>
+        <w:ind w:left="1440" w:hanging="360"/>
+      </w:pPr>
+      <w:rPr>
+        <w:rFonts w:ascii="Courier New" w:hAnsi="Courier New" w:hint="default"/>
+        <w:sz w:val="20"/>
+      </w:rPr>
+    </w:lvl>
+    <w:lvl w:ilvl="2" w:tentative="1">
+      <w:start w:val="1"/>
+      <w:numFmt w:val="bullet"/>
+      <w:lvlText w:val=""/>
+      <w:lvlJc w:val="left"/>
+      <w:pPr>
+        <w:tabs>
+          <w:tab w:val="num" w:pos="2160"/>
+        </w:tabs>
+        <w:ind w:left="2160" w:hanging="360"/>
+      </w:pPr>
+      <w:rPr>
+        <w:rFonts w:ascii="Wingdings" w:hAnsi="Wingdings" w:hint="default"/>
+        <w:sz w:val="20"/>
+      </w:rPr>
+    </w:lvl>
+    <w:lvl w:ilvl="3" w:tentative="1">
+      <w:start w:val="1"/>
+      <w:numFmt w:val="bullet"/>
+      <w:lvlText w:val=""/>
+      <w:lvlJc w:val="left"/>
+      <w:pPr>
+        <w:tabs>
+          <w:tab w:val="num" w:pos="2880"/>
+        </w:tabs>
+        <w:ind w:left="2880" w:hanging="360"/>
+      </w:pPr>
+      <w:rPr>
+        <w:rFonts w:ascii="Wingdings" w:hAnsi="Wingdings" w:hint="default"/>
+        <w:sz w:val="20"/>
+      </w:rPr>
+    </w:lvl>
+    <w:lvl w:ilvl="4" w:tentative="1">
+      <w:start w:val="1"/>
+      <w:numFmt w:val="bullet"/>
+      <w:lvlText w:val=""/>
+      <w:lvlJc w:val="left"/>
+      <w:pPr>
+        <w:tabs>
+          <w:tab w:val="num" w:pos="3600"/>
+        </w:tabs>
+        <w:ind w:left="3600" w:hanging="360"/>
+      </w:pPr>
+      <w:rPr>
+        <w:rFonts w:ascii="Wingdings" w:hAnsi="Wingdings" w:hint="default"/>
+        <w:sz w:val="20"/>
+      </w:rPr>
+    </w:lvl>
+    <w:lvl w:ilvl="5" w:tentative="1">
+      <w:start w:val="1"/>
+      <w:numFmt w:val="bullet"/>
+      <w:lvlText w:val=""/>
+      <w:lvlJc w:val="left"/>
+      <w:pPr>
+        <w:tabs>
+          <w:tab w:val="num" w:pos="4320"/>
+        </w:tabs>
+        <w:ind w:left="4320" w:hanging="360"/>
+      </w:pPr>
+      <w:rPr>
+        <w:rFonts w:ascii="Wingdings" w:hAnsi="Wingdings" w:hint="default"/>
+        <w:sz w:val="20"/>
+      </w:rPr>
+    </w:lvl>
+    <w:lvl w:ilvl="6" w:tentative="1">
+      <w:start w:val="1"/>
+      <w:numFmt w:val="bullet"/>
+      <w:lvlText w:val=""/>
+      <w:lvlJc w:val="left"/>
+      <w:pPr>
+        <w:tabs>
+          <w:tab w:val="num" w:pos="5040"/>
+        </w:tabs>
+        <w:ind w:left="5040" w:hanging="360"/>
+      </w:pPr>
+      <w:rPr>
+        <w:rFonts w:ascii="Wingdings" w:hAnsi="Wingdings" w:hint="default"/>
+        <w:sz w:val="20"/>
+      </w:rPr>
+    </w:lvl>
+    <w:lvl w:ilvl="7" w:tentative="1">
+      <w:start w:val="1"/>
+      <w:numFmt w:val="bullet"/>
+      <w:lvlText w:val=""/>
+      <w:lvlJc w:val="left"/>
+      <w:pPr>
+        <w:tabs>
+          <w:tab w:val="num" w:pos="5760"/>
+        </w:tabs>
+        <w:ind w:left="5760" w:hanging="360"/>
+      </w:pPr>
+      <w:rPr>
+        <w:rFonts w:ascii="Wingdings" w:hAnsi="Wingdings" w:hint="default"/>
+        <w:sz w:val="20"/>
+      </w:rPr>
+    </w:lvl>
+    <w:lvl w:ilvl="8" w:tentative="1">
+      <w:start w:val="1"/>
+      <w:numFmt w:val="bullet"/>
+      <w:lvlText w:val=""/>
+      <w:lvlJc w:val="left"/>
+      <w:pPr>
+        <w:tabs>
+          <w:tab w:val="num" w:pos="6480"/>
+        </w:tabs>
+        <w:ind w:left="6480" w:hanging="360"/>
+      </w:pPr>
+      <w:rPr>
+        <w:rFonts w:ascii="Wingdings" w:hAnsi="Wingdings" w:hint="default"/>
+        <w:sz w:val="20"/>
+      </w:rPr>
+    </w:lvl>
+  </w:abstractNum>
+  <w:abstractNum w:abstractNumId="6" w15:restartNumberingAfterBreak="0">
+    <w:nsid w:val="23AA6CE7"/>
+    <w:multiLevelType w:val="hybridMultilevel"/>
+    <w:tmpl w:val="2AB82440"/>
+    <w:lvl w:ilvl="0" w:tplc="4009000F">
+      <w:start w:val="1"/>
+      <w:numFmt w:val="decimal"/>
+      <w:lvlText w:val="%1."/>
+      <w:lvlJc w:val="left"/>
+      <w:pPr>
+        <w:ind w:left="720" w:hanging="360"/>
+      </w:pPr>
+      <w:rPr>
+        <w:rFonts w:hint="default"/>
+      </w:rPr>
+    </w:lvl>
+    <w:lvl w:ilvl="1" w:tplc="40090019" w:tentative="1">
+      <w:start w:val="1"/>
+      <w:numFmt w:val="lowerLetter"/>
+      <w:lvlText w:val="%2."/>
+      <w:lvlJc w:val="left"/>
+      <w:pPr>
+        <w:ind w:left="1440" w:hanging="360"/>
+      </w:pPr>
+    </w:lvl>
+    <w:lvl w:ilvl="2" w:tplc="4009001B" w:tentative="1">
+      <w:start w:val="1"/>
+      <w:numFmt w:val="lowerRoman"/>
+      <w:lvlText w:val="%3."/>
+      <w:lvlJc w:val="right"/>
+      <w:pPr>
+        <w:ind w:left="2160" w:hanging="180"/>
+      </w:pPr>
+    </w:lvl>
+    <w:lvl w:ilvl="3" w:tplc="4009000F" w:tentative="1">
+      <w:start w:val="1"/>
+      <w:numFmt w:val="decimal"/>
+      <w:lvlText w:val="%4."/>
+      <w:lvlJc w:val="left"/>
+      <w:pPr>
+        <w:ind w:left="2880" w:hanging="360"/>
+      </w:pPr>
+    </w:lvl>
+    <w:lvl w:ilvl="4" w:tplc="40090019" w:tentative="1">
+      <w:start w:val="1"/>
+      <w:numFmt w:val="lowerLetter"/>
+      <w:lvlText w:val="%5."/>
+      <w:lvlJc w:val="left"/>
+      <w:pPr>
+        <w:ind w:left="3600" w:hanging="360"/>
+      </w:pPr>
+    </w:lvl>
+    <w:lvl w:ilvl="5" w:tplc="4009001B" w:tentative="1">
+      <w:start w:val="1"/>
+      <w:numFmt w:val="lowerRoman"/>
+      <w:lvlText w:val="%6."/>
+      <w:lvlJc w:val="right"/>
+      <w:pPr>
+        <w:ind w:left="4320" w:hanging="180"/>
+      </w:pPr>
+    </w:lvl>
+    <w:lvl w:ilvl="6" w:tplc="4009000F" w:tentative="1">
+      <w:start w:val="1"/>
+      <w:numFmt w:val="decimal"/>
+      <w:lvlText w:val="%7."/>
+      <w:lvlJc w:val="left"/>
+      <w:pPr>
+        <w:ind w:left="5040" w:hanging="360"/>
+      </w:pPr>
+    </w:lvl>
+    <w:lvl w:ilvl="7" w:tplc="40090019" w:tentative="1">
+      <w:start w:val="1"/>
+      <w:numFmt w:val="lowerLetter"/>
+      <w:lvlText w:val="%8."/>
+      <w:lvlJc w:val="left"/>
+      <w:pPr>
+        <w:ind w:left="5760" w:hanging="360"/>
+      </w:pPr>
+    </w:lvl>
+    <w:lvl w:ilvl="8" w:tplc="4009001B" w:tentative="1">
+      <w:start w:val="1"/>
+      <w:numFmt w:val="lowerRoman"/>
+      <w:lvlText w:val="%9."/>
+      <w:lvlJc w:val="right"/>
+      <w:pPr>
+        <w:ind w:left="6480" w:hanging="180"/>
+      </w:pPr>
+    </w:lvl>
+  </w:abstractNum>
+  <w:abstractNum w:abstractNumId="7" w15:restartNumberingAfterBreak="0">
+    <w:nsid w:val="250B5EC5"/>
+    <w:multiLevelType w:val="multilevel"/>
+    <w:tmpl w:val="D6F0310E"/>
+    <w:lvl w:ilvl="0">
+      <w:start w:val="1"/>
+      <w:numFmt w:val="bullet"/>
+      <w:lvlText w:val=""/>
+      <w:lvlJc w:val="left"/>
+      <w:pPr>
+        <w:tabs>
+          <w:tab w:val="num" w:pos="720"/>
+        </w:tabs>
+        <w:ind w:left="720" w:hanging="360"/>
+      </w:pPr>
+      <w:rPr>
+        <w:rFonts w:ascii="Symbol" w:hAnsi="Symbol" w:hint="default"/>
+        <w:sz w:val="20"/>
+      </w:rPr>
+    </w:lvl>
+    <w:lvl w:ilvl="1" w:tentative="1">
+      <w:start w:val="1"/>
+      <w:numFmt w:val="bullet"/>
+      <w:lvlText w:val="o"/>
+      <w:lvlJc w:val="left"/>
+      <w:pPr>
+        <w:tabs>
+          <w:tab w:val="num" w:pos="1440"/>
+        </w:tabs>
+        <w:ind w:left="1440" w:hanging="360"/>
+      </w:pPr>
+      <w:rPr>
+        <w:rFonts w:ascii="Courier New" w:hAnsi="Courier New" w:hint="default"/>
+        <w:sz w:val="20"/>
+      </w:rPr>
+    </w:lvl>
+    <w:lvl w:ilvl="2" w:tentative="1">
+      <w:start w:val="1"/>
+      <w:numFmt w:val="bullet"/>
+      <w:lvlText w:val=""/>
+      <w:lvlJc w:val="left"/>
+      <w:pPr>
+        <w:tabs>
+          <w:tab w:val="num" w:pos="2160"/>
+        </w:tabs>
+        <w:ind w:left="2160" w:hanging="360"/>
+      </w:pPr>
+      <w:rPr>
+        <w:rFonts w:ascii="Wingdings" w:hAnsi="Wingdings" w:hint="default"/>
+        <w:sz w:val="20"/>
+      </w:rPr>
+    </w:lvl>
+    <w:lvl w:ilvl="3" w:tentative="1">
+      <w:start w:val="1"/>
+      <w:numFmt w:val="bullet"/>
+      <w:lvlText w:val=""/>
+      <w:lvlJc w:val="left"/>
+      <w:pPr>
+        <w:tabs>
+          <w:tab w:val="num" w:pos="2880"/>
+        </w:tabs>
+        <w:ind w:left="2880" w:hanging="360"/>
+      </w:pPr>
+      <w:rPr>
+        <w:rFonts w:ascii="Wingdings" w:hAnsi="Wingdings" w:hint="default"/>
+        <w:sz w:val="20"/>
+      </w:rPr>
+    </w:lvl>
+    <w:lvl w:ilvl="4" w:tentative="1">
+      <w:start w:val="1"/>
+      <w:numFmt w:val="bullet"/>
+      <w:lvlText w:val=""/>
+      <w:lvlJc w:val="left"/>
+      <w:pPr>
+        <w:tabs>
+          <w:tab w:val="num" w:pos="3600"/>
+        </w:tabs>
+        <w:ind w:left="3600" w:hanging="360"/>
+      </w:pPr>
+      <w:rPr>
+        <w:rFonts w:ascii="Wingdings" w:hAnsi="Wingdings" w:hint="default"/>
+        <w:sz w:val="20"/>
+      </w:rPr>
+    </w:lvl>
+    <w:lvl w:ilvl="5" w:tentative="1">
+      <w:start w:val="1"/>
+      <w:numFmt w:val="bullet"/>
+      <w:lvlText w:val=""/>
+      <w:lvlJc w:val="left"/>
+      <w:pPr>
+        <w:tabs>
+          <w:tab w:val="num" w:pos="4320"/>
+        </w:tabs>
+        <w:ind w:left="4320" w:hanging="360"/>
+      </w:pPr>
+      <w:rPr>
+        <w:rFonts w:ascii="Wingdings" w:hAnsi="Wingdings" w:hint="default"/>
+        <w:sz w:val="20"/>
+      </w:rPr>
+    </w:lvl>
+    <w:lvl w:ilvl="6" w:tentative="1">
+      <w:start w:val="1"/>
+      <w:numFmt w:val="bullet"/>
+      <w:lvlText w:val=""/>
+      <w:lvlJc w:val="left"/>
+      <w:pPr>
+        <w:tabs>
+          <w:tab w:val="num" w:pos="5040"/>
+        </w:tabs>
+        <w:ind w:left="5040" w:hanging="360"/>
+      </w:pPr>
+      <w:rPr>
+        <w:rFonts w:ascii="Wingdings" w:hAnsi="Wingdings" w:hint="default"/>
+        <w:sz w:val="20"/>
+      </w:rPr>
+    </w:lvl>
+    <w:lvl w:ilvl="7" w:tentative="1">
+      <w:start w:val="1"/>
+      <w:numFmt w:val="bullet"/>
+      <w:lvlText w:val=""/>
+      <w:lvlJc w:val="left"/>
+      <w:pPr>
+        <w:tabs>
+          <w:tab w:val="num" w:pos="5760"/>
+        </w:tabs>
+        <w:ind w:left="5760" w:hanging="360"/>
+      </w:pPr>
+      <w:rPr>
+        <w:rFonts w:ascii="Wingdings" w:hAnsi="Wingdings" w:hint="default"/>
+        <w:sz w:val="20"/>
+      </w:rPr>
+    </w:lvl>
+    <w:lvl w:ilvl="8" w:tentative="1">
+      <w:start w:val="1"/>
+      <w:numFmt w:val="bullet"/>
+      <w:lvlText w:val=""/>
+      <w:lvlJc w:val="left"/>
+      <w:pPr>
+        <w:tabs>
+          <w:tab w:val="num" w:pos="6480"/>
+        </w:tabs>
+        <w:ind w:left="6480" w:hanging="360"/>
+      </w:pPr>
+      <w:rPr>
+        <w:rFonts w:ascii="Wingdings" w:hAnsi="Wingdings" w:hint="default"/>
+        <w:sz w:val="20"/>
+      </w:rPr>
+    </w:lvl>
+  </w:abstractNum>
+  <w:abstractNum w:abstractNumId="8" w15:restartNumberingAfterBreak="0">
+    <w:nsid w:val="27785EFE"/>
+    <w:multiLevelType w:val="hybridMultilevel"/>
+    <w:tmpl w:val="9BCEC2C6"/>
+    <w:lvl w:ilvl="0" w:tplc="40090001">
+      <w:start w:val="1"/>
+      <w:numFmt w:val="bullet"/>
+      <w:lvlText w:val=""/>
+      <w:lvlJc w:val="left"/>
+      <w:pPr>
+        <w:ind w:left="720" w:hanging="360"/>
+      </w:pPr>
+      <w:rPr>
+        <w:rFonts w:ascii="Symbol" w:hAnsi="Symbol" w:hint="default"/>
+      </w:rPr>
+    </w:lvl>
+    <w:lvl w:ilvl="1" w:tplc="40090003" w:tentative="1">
+      <w:start w:val="1"/>
+      <w:numFmt w:val="bullet"/>
+      <w:lvlText w:val="o"/>
+      <w:lvlJc w:val="left"/>
+      <w:pPr>
+        <w:ind w:left="1440" w:hanging="360"/>
+      </w:pPr>
+      <w:rPr>
+        <w:rFonts w:ascii="Courier New" w:hAnsi="Courier New" w:cs="Courier New" w:hint="default"/>
+      </w:rPr>
+    </w:lvl>
+    <w:lvl w:ilvl="2" w:tplc="40090005" w:tentative="1">
+      <w:start w:val="1"/>
+      <w:numFmt w:val="bullet"/>
+      <w:lvlText w:val=""/>
+      <w:lvlJc w:val="left"/>
+      <w:pPr>
+        <w:ind w:left="2160" w:hanging="360"/>
+      </w:pPr>
+      <w:rPr>
+        <w:rFonts w:ascii="Wingdings" w:hAnsi="Wingdings" w:hint="default"/>
+      </w:rPr>
+    </w:lvl>
+    <w:lvl w:ilvl="3" w:tplc="40090001" w:tentative="1">
+      <w:start w:val="1"/>
+      <w:numFmt w:val="bullet"/>
+      <w:lvlText w:val=""/>
+      <w:lvlJc w:val="left"/>
+      <w:pPr>
+        <w:ind w:left="2880" w:hanging="360"/>
+      </w:pPr>
+      <w:rPr>
+        <w:rFonts w:ascii="Symbol" w:hAnsi="Symbol" w:hint="default"/>
+      </w:rPr>
+    </w:lvl>
+    <w:lvl w:ilvl="4" w:tplc="40090003" w:tentative="1">
+      <w:start w:val="1"/>
+      <w:numFmt w:val="bullet"/>
+      <w:lvlText w:val="o"/>
+      <w:lvlJc w:val="left"/>
+      <w:pPr>
+        <w:ind w:left="3600" w:hanging="360"/>
+      </w:pPr>
+      <w:rPr>
+        <w:rFonts w:ascii="Courier New" w:hAnsi="Courier New" w:cs="Courier New" w:hint="default"/>
+      </w:rPr>
+    </w:lvl>
+    <w:lvl w:ilvl="5" w:tplc="40090005" w:tentative="1">
+      <w:start w:val="1"/>
+      <w:numFmt w:val="bullet"/>
+      <w:lvlText w:val=""/>
+      <w:lvlJc w:val="left"/>
+      <w:pPr>
+        <w:ind w:left="4320" w:hanging="360"/>
+      </w:pPr>
+      <w:rPr>
+        <w:rFonts w:ascii="Wingdings" w:hAnsi="Wingdings" w:hint="default"/>
+      </w:rPr>
+    </w:lvl>
+    <w:lvl w:ilvl="6" w:tplc="40090001" w:tentative="1">
+      <w:start w:val="1"/>
+      <w:numFmt w:val="bullet"/>
+      <w:lvlText w:val=""/>
+      <w:lvlJc w:val="left"/>
+      <w:pPr>
+        <w:ind w:left="5040" w:hanging="360"/>
+      </w:pPr>
+      <w:rPr>
+        <w:rFonts w:ascii="Symbol" w:hAnsi="Symbol" w:hint="default"/>
+      </w:rPr>
+    </w:lvl>
+    <w:lvl w:ilvl="7" w:tplc="40090003" w:tentative="1">
+      <w:start w:val="1"/>
+      <w:numFmt w:val="bullet"/>
+      <w:lvlText w:val="o"/>
+      <w:lvlJc w:val="left"/>
+      <w:pPr>
+        <w:ind w:left="5760" w:hanging="360"/>
+      </w:pPr>
+      <w:rPr>
+        <w:rFonts w:ascii="Courier New" w:hAnsi="Courier New" w:cs="Courier New" w:hint="default"/>
+      </w:rPr>
+    </w:lvl>
+    <w:lvl w:ilvl="8" w:tplc="40090005" w:tentative="1">
+      <w:start w:val="1"/>
+      <w:numFmt w:val="bullet"/>
+      <w:lvlText w:val=""/>
+      <w:lvlJc w:val="left"/>
+      <w:pPr>
+        <w:ind w:left="6480" w:hanging="360"/>
+      </w:pPr>
+      <w:rPr>
+        <w:rFonts w:ascii="Wingdings" w:hAnsi="Wingdings" w:hint="default"/>
+      </w:rPr>
+    </w:lvl>
+  </w:abstractNum>
+  <w:abstractNum w:abstractNumId="9" w15:restartNumberingAfterBreak="0">
     <w:nsid w:val="29AE2E0B"/>
     <w:multiLevelType w:val="hybridMultilevel"/>
     <w:tmpl w:val="15384770"/>
@@ -646,17 +6367,974 @@
       </w:rPr>
     </w:lvl>
   </w:abstractNum>
+  <w:abstractNum w:abstractNumId="10" w15:restartNumberingAfterBreak="0">
+    <w:nsid w:val="2A7C1158"/>
+    <w:multiLevelType w:val="multilevel"/>
+    <w:tmpl w:val="2FA42538"/>
+    <w:lvl w:ilvl="0">
+      <w:start w:val="1"/>
+      <w:numFmt w:val="bullet"/>
+      <w:lvlText w:val=""/>
+      <w:lvlJc w:val="left"/>
+      <w:pPr>
+        <w:tabs>
+          <w:tab w:val="num" w:pos="720"/>
+        </w:tabs>
+        <w:ind w:left="720" w:hanging="360"/>
+      </w:pPr>
+      <w:rPr>
+        <w:rFonts w:ascii="Symbol" w:hAnsi="Symbol" w:hint="default"/>
+        <w:sz w:val="20"/>
+      </w:rPr>
+    </w:lvl>
+    <w:lvl w:ilvl="1" w:tentative="1">
+      <w:start w:val="1"/>
+      <w:numFmt w:val="bullet"/>
+      <w:lvlText w:val="o"/>
+      <w:lvlJc w:val="left"/>
+      <w:pPr>
+        <w:tabs>
+          <w:tab w:val="num" w:pos="1440"/>
+        </w:tabs>
+        <w:ind w:left="1440" w:hanging="360"/>
+      </w:pPr>
+      <w:rPr>
+        <w:rFonts w:ascii="Courier New" w:hAnsi="Courier New" w:hint="default"/>
+        <w:sz w:val="20"/>
+      </w:rPr>
+    </w:lvl>
+    <w:lvl w:ilvl="2" w:tentative="1">
+      <w:start w:val="1"/>
+      <w:numFmt w:val="bullet"/>
+      <w:lvlText w:val=""/>
+      <w:lvlJc w:val="left"/>
+      <w:pPr>
+        <w:tabs>
+          <w:tab w:val="num" w:pos="2160"/>
+        </w:tabs>
+        <w:ind w:left="2160" w:hanging="360"/>
+      </w:pPr>
+      <w:rPr>
+        <w:rFonts w:ascii="Wingdings" w:hAnsi="Wingdings" w:hint="default"/>
+        <w:sz w:val="20"/>
+      </w:rPr>
+    </w:lvl>
+    <w:lvl w:ilvl="3" w:tentative="1">
+      <w:start w:val="1"/>
+      <w:numFmt w:val="bullet"/>
+      <w:lvlText w:val=""/>
+      <w:lvlJc w:val="left"/>
+      <w:pPr>
+        <w:tabs>
+          <w:tab w:val="num" w:pos="2880"/>
+        </w:tabs>
+        <w:ind w:left="2880" w:hanging="360"/>
+      </w:pPr>
+      <w:rPr>
+        <w:rFonts w:ascii="Wingdings" w:hAnsi="Wingdings" w:hint="default"/>
+        <w:sz w:val="20"/>
+      </w:rPr>
+    </w:lvl>
+    <w:lvl w:ilvl="4" w:tentative="1">
+      <w:start w:val="1"/>
+      <w:numFmt w:val="bullet"/>
+      <w:lvlText w:val=""/>
+      <w:lvlJc w:val="left"/>
+      <w:pPr>
+        <w:tabs>
+          <w:tab w:val="num" w:pos="3600"/>
+        </w:tabs>
+        <w:ind w:left="3600" w:hanging="360"/>
+      </w:pPr>
+      <w:rPr>
+        <w:rFonts w:ascii="Wingdings" w:hAnsi="Wingdings" w:hint="default"/>
+        <w:sz w:val="20"/>
+      </w:rPr>
+    </w:lvl>
+    <w:lvl w:ilvl="5" w:tentative="1">
+      <w:start w:val="1"/>
+      <w:numFmt w:val="bullet"/>
+      <w:lvlText w:val=""/>
+      <w:lvlJc w:val="left"/>
+      <w:pPr>
+        <w:tabs>
+          <w:tab w:val="num" w:pos="4320"/>
+        </w:tabs>
+        <w:ind w:left="4320" w:hanging="360"/>
+      </w:pPr>
+      <w:rPr>
+        <w:rFonts w:ascii="Wingdings" w:hAnsi="Wingdings" w:hint="default"/>
+        <w:sz w:val="20"/>
+      </w:rPr>
+    </w:lvl>
+    <w:lvl w:ilvl="6" w:tentative="1">
+      <w:start w:val="1"/>
+      <w:numFmt w:val="bullet"/>
+      <w:lvlText w:val=""/>
+      <w:lvlJc w:val="left"/>
+      <w:pPr>
+        <w:tabs>
+          <w:tab w:val="num" w:pos="5040"/>
+        </w:tabs>
+        <w:ind w:left="5040" w:hanging="360"/>
+      </w:pPr>
+      <w:rPr>
+        <w:rFonts w:ascii="Wingdings" w:hAnsi="Wingdings" w:hint="default"/>
+        <w:sz w:val="20"/>
+      </w:rPr>
+    </w:lvl>
+    <w:lvl w:ilvl="7" w:tentative="1">
+      <w:start w:val="1"/>
+      <w:numFmt w:val="bullet"/>
+      <w:lvlText w:val=""/>
+      <w:lvlJc w:val="left"/>
+      <w:pPr>
+        <w:tabs>
+          <w:tab w:val="num" w:pos="5760"/>
+        </w:tabs>
+        <w:ind w:left="5760" w:hanging="360"/>
+      </w:pPr>
+      <w:rPr>
+        <w:rFonts w:ascii="Wingdings" w:hAnsi="Wingdings" w:hint="default"/>
+        <w:sz w:val="20"/>
+      </w:rPr>
+    </w:lvl>
+    <w:lvl w:ilvl="8" w:tentative="1">
+      <w:start w:val="1"/>
+      <w:numFmt w:val="bullet"/>
+      <w:lvlText w:val=""/>
+      <w:lvlJc w:val="left"/>
+      <w:pPr>
+        <w:tabs>
+          <w:tab w:val="num" w:pos="6480"/>
+        </w:tabs>
+        <w:ind w:left="6480" w:hanging="360"/>
+      </w:pPr>
+      <w:rPr>
+        <w:rFonts w:ascii="Wingdings" w:hAnsi="Wingdings" w:hint="default"/>
+        <w:sz w:val="20"/>
+      </w:rPr>
+    </w:lvl>
+  </w:abstractNum>
+  <w:abstractNum w:abstractNumId="11" w15:restartNumberingAfterBreak="0">
+    <w:nsid w:val="35930017"/>
+    <w:multiLevelType w:val="multilevel"/>
+    <w:tmpl w:val="2594EFA2"/>
+    <w:lvl w:ilvl="0">
+      <w:start w:val="1"/>
+      <w:numFmt w:val="bullet"/>
+      <w:lvlText w:val=""/>
+      <w:lvlJc w:val="left"/>
+      <w:pPr>
+        <w:tabs>
+          <w:tab w:val="num" w:pos="720"/>
+        </w:tabs>
+        <w:ind w:left="720" w:hanging="360"/>
+      </w:pPr>
+      <w:rPr>
+        <w:rFonts w:ascii="Symbol" w:hAnsi="Symbol" w:hint="default"/>
+        <w:sz w:val="20"/>
+      </w:rPr>
+    </w:lvl>
+    <w:lvl w:ilvl="1" w:tentative="1">
+      <w:start w:val="1"/>
+      <w:numFmt w:val="bullet"/>
+      <w:lvlText w:val="o"/>
+      <w:lvlJc w:val="left"/>
+      <w:pPr>
+        <w:tabs>
+          <w:tab w:val="num" w:pos="1440"/>
+        </w:tabs>
+        <w:ind w:left="1440" w:hanging="360"/>
+      </w:pPr>
+      <w:rPr>
+        <w:rFonts w:ascii="Courier New" w:hAnsi="Courier New" w:hint="default"/>
+        <w:sz w:val="20"/>
+      </w:rPr>
+    </w:lvl>
+    <w:lvl w:ilvl="2" w:tentative="1">
+      <w:start w:val="1"/>
+      <w:numFmt w:val="bullet"/>
+      <w:lvlText w:val=""/>
+      <w:lvlJc w:val="left"/>
+      <w:pPr>
+        <w:tabs>
+          <w:tab w:val="num" w:pos="2160"/>
+        </w:tabs>
+        <w:ind w:left="2160" w:hanging="360"/>
+      </w:pPr>
+      <w:rPr>
+        <w:rFonts w:ascii="Wingdings" w:hAnsi="Wingdings" w:hint="default"/>
+        <w:sz w:val="20"/>
+      </w:rPr>
+    </w:lvl>
+    <w:lvl w:ilvl="3" w:tentative="1">
+      <w:start w:val="1"/>
+      <w:numFmt w:val="bullet"/>
+      <w:lvlText w:val=""/>
+      <w:lvlJc w:val="left"/>
+      <w:pPr>
+        <w:tabs>
+          <w:tab w:val="num" w:pos="2880"/>
+        </w:tabs>
+        <w:ind w:left="2880" w:hanging="360"/>
+      </w:pPr>
+      <w:rPr>
+        <w:rFonts w:ascii="Wingdings" w:hAnsi="Wingdings" w:hint="default"/>
+        <w:sz w:val="20"/>
+      </w:rPr>
+    </w:lvl>
+    <w:lvl w:ilvl="4" w:tentative="1">
+      <w:start w:val="1"/>
+      <w:numFmt w:val="bullet"/>
+      <w:lvlText w:val=""/>
+      <w:lvlJc w:val="left"/>
+      <w:pPr>
+        <w:tabs>
+          <w:tab w:val="num" w:pos="3600"/>
+        </w:tabs>
+        <w:ind w:left="3600" w:hanging="360"/>
+      </w:pPr>
+      <w:rPr>
+        <w:rFonts w:ascii="Wingdings" w:hAnsi="Wingdings" w:hint="default"/>
+        <w:sz w:val="20"/>
+      </w:rPr>
+    </w:lvl>
+    <w:lvl w:ilvl="5" w:tentative="1">
+      <w:start w:val="1"/>
+      <w:numFmt w:val="bullet"/>
+      <w:lvlText w:val=""/>
+      <w:lvlJc w:val="left"/>
+      <w:pPr>
+        <w:tabs>
+          <w:tab w:val="num" w:pos="4320"/>
+        </w:tabs>
+        <w:ind w:left="4320" w:hanging="360"/>
+      </w:pPr>
+      <w:rPr>
+        <w:rFonts w:ascii="Wingdings" w:hAnsi="Wingdings" w:hint="default"/>
+        <w:sz w:val="20"/>
+      </w:rPr>
+    </w:lvl>
+    <w:lvl w:ilvl="6" w:tentative="1">
+      <w:start w:val="1"/>
+      <w:numFmt w:val="bullet"/>
+      <w:lvlText w:val=""/>
+      <w:lvlJc w:val="left"/>
+      <w:pPr>
+        <w:tabs>
+          <w:tab w:val="num" w:pos="5040"/>
+        </w:tabs>
+        <w:ind w:left="5040" w:hanging="360"/>
+      </w:pPr>
+      <w:rPr>
+        <w:rFonts w:ascii="Wingdings" w:hAnsi="Wingdings" w:hint="default"/>
+        <w:sz w:val="20"/>
+      </w:rPr>
+    </w:lvl>
+    <w:lvl w:ilvl="7" w:tentative="1">
+      <w:start w:val="1"/>
+      <w:numFmt w:val="bullet"/>
+      <w:lvlText w:val=""/>
+      <w:lvlJc w:val="left"/>
+      <w:pPr>
+        <w:tabs>
+          <w:tab w:val="num" w:pos="5760"/>
+        </w:tabs>
+        <w:ind w:left="5760" w:hanging="360"/>
+      </w:pPr>
+      <w:rPr>
+        <w:rFonts w:ascii="Wingdings" w:hAnsi="Wingdings" w:hint="default"/>
+        <w:sz w:val="20"/>
+      </w:rPr>
+    </w:lvl>
+    <w:lvl w:ilvl="8" w:tentative="1">
+      <w:start w:val="1"/>
+      <w:numFmt w:val="bullet"/>
+      <w:lvlText w:val=""/>
+      <w:lvlJc w:val="left"/>
+      <w:pPr>
+        <w:tabs>
+          <w:tab w:val="num" w:pos="6480"/>
+        </w:tabs>
+        <w:ind w:left="6480" w:hanging="360"/>
+      </w:pPr>
+      <w:rPr>
+        <w:rFonts w:ascii="Wingdings" w:hAnsi="Wingdings" w:hint="default"/>
+        <w:sz w:val="20"/>
+      </w:rPr>
+    </w:lvl>
+  </w:abstractNum>
+  <w:abstractNum w:abstractNumId="12" w15:restartNumberingAfterBreak="0">
+    <w:nsid w:val="3D8964A5"/>
+    <w:multiLevelType w:val="multilevel"/>
+    <w:tmpl w:val="C52A8AEA"/>
+    <w:lvl w:ilvl="0">
+      <w:start w:val="1"/>
+      <w:numFmt w:val="bullet"/>
+      <w:lvlText w:val=""/>
+      <w:lvlJc w:val="left"/>
+      <w:pPr>
+        <w:tabs>
+          <w:tab w:val="num" w:pos="720"/>
+        </w:tabs>
+        <w:ind w:left="720" w:hanging="360"/>
+      </w:pPr>
+      <w:rPr>
+        <w:rFonts w:ascii="Symbol" w:hAnsi="Symbol" w:hint="default"/>
+        <w:sz w:val="20"/>
+      </w:rPr>
+    </w:lvl>
+    <w:lvl w:ilvl="1" w:tentative="1">
+      <w:start w:val="1"/>
+      <w:numFmt w:val="bullet"/>
+      <w:lvlText w:val="o"/>
+      <w:lvlJc w:val="left"/>
+      <w:pPr>
+        <w:tabs>
+          <w:tab w:val="num" w:pos="1440"/>
+        </w:tabs>
+        <w:ind w:left="1440" w:hanging="360"/>
+      </w:pPr>
+      <w:rPr>
+        <w:rFonts w:ascii="Courier New" w:hAnsi="Courier New" w:hint="default"/>
+        <w:sz w:val="20"/>
+      </w:rPr>
+    </w:lvl>
+    <w:lvl w:ilvl="2" w:tentative="1">
+      <w:start w:val="1"/>
+      <w:numFmt w:val="bullet"/>
+      <w:lvlText w:val=""/>
+      <w:lvlJc w:val="left"/>
+      <w:pPr>
+        <w:tabs>
+          <w:tab w:val="num" w:pos="2160"/>
+        </w:tabs>
+        <w:ind w:left="2160" w:hanging="360"/>
+      </w:pPr>
+      <w:rPr>
+        <w:rFonts w:ascii="Wingdings" w:hAnsi="Wingdings" w:hint="default"/>
+        <w:sz w:val="20"/>
+      </w:rPr>
+    </w:lvl>
+    <w:lvl w:ilvl="3" w:tentative="1">
+      <w:start w:val="1"/>
+      <w:numFmt w:val="bullet"/>
+      <w:lvlText w:val=""/>
+      <w:lvlJc w:val="left"/>
+      <w:pPr>
+        <w:tabs>
+          <w:tab w:val="num" w:pos="2880"/>
+        </w:tabs>
+        <w:ind w:left="2880" w:hanging="360"/>
+      </w:pPr>
+      <w:rPr>
+        <w:rFonts w:ascii="Wingdings" w:hAnsi="Wingdings" w:hint="default"/>
+        <w:sz w:val="20"/>
+      </w:rPr>
+    </w:lvl>
+    <w:lvl w:ilvl="4" w:tentative="1">
+      <w:start w:val="1"/>
+      <w:numFmt w:val="bullet"/>
+      <w:lvlText w:val=""/>
+      <w:lvlJc w:val="left"/>
+      <w:pPr>
+        <w:tabs>
+          <w:tab w:val="num" w:pos="3600"/>
+        </w:tabs>
+        <w:ind w:left="3600" w:hanging="360"/>
+      </w:pPr>
+      <w:rPr>
+        <w:rFonts w:ascii="Wingdings" w:hAnsi="Wingdings" w:hint="default"/>
+        <w:sz w:val="20"/>
+      </w:rPr>
+    </w:lvl>
+    <w:lvl w:ilvl="5" w:tentative="1">
+      <w:start w:val="1"/>
+      <w:numFmt w:val="bullet"/>
+      <w:lvlText w:val=""/>
+      <w:lvlJc w:val="left"/>
+      <w:pPr>
+        <w:tabs>
+          <w:tab w:val="num" w:pos="4320"/>
+        </w:tabs>
+        <w:ind w:left="4320" w:hanging="360"/>
+      </w:pPr>
+      <w:rPr>
+        <w:rFonts w:ascii="Wingdings" w:hAnsi="Wingdings" w:hint="default"/>
+        <w:sz w:val="20"/>
+      </w:rPr>
+    </w:lvl>
+    <w:lvl w:ilvl="6" w:tentative="1">
+      <w:start w:val="1"/>
+      <w:numFmt w:val="bullet"/>
+      <w:lvlText w:val=""/>
+      <w:lvlJc w:val="left"/>
+      <w:pPr>
+        <w:tabs>
+          <w:tab w:val="num" w:pos="5040"/>
+        </w:tabs>
+        <w:ind w:left="5040" w:hanging="360"/>
+      </w:pPr>
+      <w:rPr>
+        <w:rFonts w:ascii="Wingdings" w:hAnsi="Wingdings" w:hint="default"/>
+        <w:sz w:val="20"/>
+      </w:rPr>
+    </w:lvl>
+    <w:lvl w:ilvl="7" w:tentative="1">
+      <w:start w:val="1"/>
+      <w:numFmt w:val="bullet"/>
+      <w:lvlText w:val=""/>
+      <w:lvlJc w:val="left"/>
+      <w:pPr>
+        <w:tabs>
+          <w:tab w:val="num" w:pos="5760"/>
+        </w:tabs>
+        <w:ind w:left="5760" w:hanging="360"/>
+      </w:pPr>
+      <w:rPr>
+        <w:rFonts w:ascii="Wingdings" w:hAnsi="Wingdings" w:hint="default"/>
+        <w:sz w:val="20"/>
+      </w:rPr>
+    </w:lvl>
+    <w:lvl w:ilvl="8" w:tentative="1">
+      <w:start w:val="1"/>
+      <w:numFmt w:val="bullet"/>
+      <w:lvlText w:val=""/>
+      <w:lvlJc w:val="left"/>
+      <w:pPr>
+        <w:tabs>
+          <w:tab w:val="num" w:pos="6480"/>
+        </w:tabs>
+        <w:ind w:left="6480" w:hanging="360"/>
+      </w:pPr>
+      <w:rPr>
+        <w:rFonts w:ascii="Wingdings" w:hAnsi="Wingdings" w:hint="default"/>
+        <w:sz w:val="20"/>
+      </w:rPr>
+    </w:lvl>
+  </w:abstractNum>
+  <w:abstractNum w:abstractNumId="13" w15:restartNumberingAfterBreak="0">
+    <w:nsid w:val="4BA65D37"/>
+    <w:multiLevelType w:val="hybridMultilevel"/>
+    <w:tmpl w:val="14101BF6"/>
+    <w:lvl w:ilvl="0" w:tplc="4009000F">
+      <w:start w:val="1"/>
+      <w:numFmt w:val="decimal"/>
+      <w:lvlText w:val="%1."/>
+      <w:lvlJc w:val="left"/>
+      <w:pPr>
+        <w:ind w:left="720" w:hanging="360"/>
+      </w:pPr>
+      <w:rPr>
+        <w:rFonts w:hint="default"/>
+        <w:b w:val="0"/>
+      </w:rPr>
+    </w:lvl>
+    <w:lvl w:ilvl="1" w:tplc="40090019" w:tentative="1">
+      <w:start w:val="1"/>
+      <w:numFmt w:val="lowerLetter"/>
+      <w:lvlText w:val="%2."/>
+      <w:lvlJc w:val="left"/>
+      <w:pPr>
+        <w:ind w:left="1440" w:hanging="360"/>
+      </w:pPr>
+    </w:lvl>
+    <w:lvl w:ilvl="2" w:tplc="4009001B" w:tentative="1">
+      <w:start w:val="1"/>
+      <w:numFmt w:val="lowerRoman"/>
+      <w:lvlText w:val="%3."/>
+      <w:lvlJc w:val="right"/>
+      <w:pPr>
+        <w:ind w:left="2160" w:hanging="180"/>
+      </w:pPr>
+    </w:lvl>
+    <w:lvl w:ilvl="3" w:tplc="4009000F" w:tentative="1">
+      <w:start w:val="1"/>
+      <w:numFmt w:val="decimal"/>
+      <w:lvlText w:val="%4."/>
+      <w:lvlJc w:val="left"/>
+      <w:pPr>
+        <w:ind w:left="2880" w:hanging="360"/>
+      </w:pPr>
+    </w:lvl>
+    <w:lvl w:ilvl="4" w:tplc="40090019" w:tentative="1">
+      <w:start w:val="1"/>
+      <w:numFmt w:val="lowerLetter"/>
+      <w:lvlText w:val="%5."/>
+      <w:lvlJc w:val="left"/>
+      <w:pPr>
+        <w:ind w:left="3600" w:hanging="360"/>
+      </w:pPr>
+    </w:lvl>
+    <w:lvl w:ilvl="5" w:tplc="4009001B" w:tentative="1">
+      <w:start w:val="1"/>
+      <w:numFmt w:val="lowerRoman"/>
+      <w:lvlText w:val="%6."/>
+      <w:lvlJc w:val="right"/>
+      <w:pPr>
+        <w:ind w:left="4320" w:hanging="180"/>
+      </w:pPr>
+    </w:lvl>
+    <w:lvl w:ilvl="6" w:tplc="4009000F" w:tentative="1">
+      <w:start w:val="1"/>
+      <w:numFmt w:val="decimal"/>
+      <w:lvlText w:val="%7."/>
+      <w:lvlJc w:val="left"/>
+      <w:pPr>
+        <w:ind w:left="5040" w:hanging="360"/>
+      </w:pPr>
+    </w:lvl>
+    <w:lvl w:ilvl="7" w:tplc="40090019" w:tentative="1">
+      <w:start w:val="1"/>
+      <w:numFmt w:val="lowerLetter"/>
+      <w:lvlText w:val="%8."/>
+      <w:lvlJc w:val="left"/>
+      <w:pPr>
+        <w:ind w:left="5760" w:hanging="360"/>
+      </w:pPr>
+    </w:lvl>
+    <w:lvl w:ilvl="8" w:tplc="4009001B" w:tentative="1">
+      <w:start w:val="1"/>
+      <w:numFmt w:val="lowerRoman"/>
+      <w:lvlText w:val="%9."/>
+      <w:lvlJc w:val="right"/>
+      <w:pPr>
+        <w:ind w:left="6480" w:hanging="180"/>
+      </w:pPr>
+    </w:lvl>
+  </w:abstractNum>
+  <w:abstractNum w:abstractNumId="14" w15:restartNumberingAfterBreak="0">
+    <w:nsid w:val="54016C3E"/>
+    <w:multiLevelType w:val="multilevel"/>
+    <w:tmpl w:val="C4DA995A"/>
+    <w:lvl w:ilvl="0">
+      <w:start w:val="1"/>
+      <w:numFmt w:val="bullet"/>
+      <w:lvlText w:val=""/>
+      <w:lvlJc w:val="left"/>
+      <w:pPr>
+        <w:tabs>
+          <w:tab w:val="num" w:pos="720"/>
+        </w:tabs>
+        <w:ind w:left="720" w:hanging="360"/>
+      </w:pPr>
+      <w:rPr>
+        <w:rFonts w:ascii="Symbol" w:hAnsi="Symbol" w:hint="default"/>
+        <w:sz w:val="20"/>
+      </w:rPr>
+    </w:lvl>
+    <w:lvl w:ilvl="1" w:tentative="1">
+      <w:start w:val="1"/>
+      <w:numFmt w:val="bullet"/>
+      <w:lvlText w:val="o"/>
+      <w:lvlJc w:val="left"/>
+      <w:pPr>
+        <w:tabs>
+          <w:tab w:val="num" w:pos="1440"/>
+        </w:tabs>
+        <w:ind w:left="1440" w:hanging="360"/>
+      </w:pPr>
+      <w:rPr>
+        <w:rFonts w:ascii="Courier New" w:hAnsi="Courier New" w:hint="default"/>
+        <w:sz w:val="20"/>
+      </w:rPr>
+    </w:lvl>
+    <w:lvl w:ilvl="2" w:tentative="1">
+      <w:start w:val="1"/>
+      <w:numFmt w:val="bullet"/>
+      <w:lvlText w:val=""/>
+      <w:lvlJc w:val="left"/>
+      <w:pPr>
+        <w:tabs>
+          <w:tab w:val="num" w:pos="2160"/>
+        </w:tabs>
+        <w:ind w:left="2160" w:hanging="360"/>
+      </w:pPr>
+      <w:rPr>
+        <w:rFonts w:ascii="Wingdings" w:hAnsi="Wingdings" w:hint="default"/>
+        <w:sz w:val="20"/>
+      </w:rPr>
+    </w:lvl>
+    <w:lvl w:ilvl="3" w:tentative="1">
+      <w:start w:val="1"/>
+      <w:numFmt w:val="bullet"/>
+      <w:lvlText w:val=""/>
+      <w:lvlJc w:val="left"/>
+      <w:pPr>
+        <w:tabs>
+          <w:tab w:val="num" w:pos="2880"/>
+        </w:tabs>
+        <w:ind w:left="2880" w:hanging="360"/>
+      </w:pPr>
+      <w:rPr>
+        <w:rFonts w:ascii="Wingdings" w:hAnsi="Wingdings" w:hint="default"/>
+        <w:sz w:val="20"/>
+      </w:rPr>
+    </w:lvl>
+    <w:lvl w:ilvl="4" w:tentative="1">
+      <w:start w:val="1"/>
+      <w:numFmt w:val="bullet"/>
+      <w:lvlText w:val=""/>
+      <w:lvlJc w:val="left"/>
+      <w:pPr>
+        <w:tabs>
+          <w:tab w:val="num" w:pos="3600"/>
+        </w:tabs>
+        <w:ind w:left="3600" w:hanging="360"/>
+      </w:pPr>
+      <w:rPr>
+        <w:rFonts w:ascii="Wingdings" w:hAnsi="Wingdings" w:hint="default"/>
+        <w:sz w:val="20"/>
+      </w:rPr>
+    </w:lvl>
+    <w:lvl w:ilvl="5" w:tentative="1">
+      <w:start w:val="1"/>
+      <w:numFmt w:val="bullet"/>
+      <w:lvlText w:val=""/>
+      <w:lvlJc w:val="left"/>
+      <w:pPr>
+        <w:tabs>
+          <w:tab w:val="num" w:pos="4320"/>
+        </w:tabs>
+        <w:ind w:left="4320" w:hanging="360"/>
+      </w:pPr>
+      <w:rPr>
+        <w:rFonts w:ascii="Wingdings" w:hAnsi="Wingdings" w:hint="default"/>
+        <w:sz w:val="20"/>
+      </w:rPr>
+    </w:lvl>
+    <w:lvl w:ilvl="6" w:tentative="1">
+      <w:start w:val="1"/>
+      <w:numFmt w:val="bullet"/>
+      <w:lvlText w:val=""/>
+      <w:lvlJc w:val="left"/>
+      <w:pPr>
+        <w:tabs>
+          <w:tab w:val="num" w:pos="5040"/>
+        </w:tabs>
+        <w:ind w:left="5040" w:hanging="360"/>
+      </w:pPr>
+      <w:rPr>
+        <w:rFonts w:ascii="Wingdings" w:hAnsi="Wingdings" w:hint="default"/>
+        <w:sz w:val="20"/>
+      </w:rPr>
+    </w:lvl>
+    <w:lvl w:ilvl="7" w:tentative="1">
+      <w:start w:val="1"/>
+      <w:numFmt w:val="bullet"/>
+      <w:lvlText w:val=""/>
+      <w:lvlJc w:val="left"/>
+      <w:pPr>
+        <w:tabs>
+          <w:tab w:val="num" w:pos="5760"/>
+        </w:tabs>
+        <w:ind w:left="5760" w:hanging="360"/>
+      </w:pPr>
+      <w:rPr>
+        <w:rFonts w:ascii="Wingdings" w:hAnsi="Wingdings" w:hint="default"/>
+        <w:sz w:val="20"/>
+      </w:rPr>
+    </w:lvl>
+    <w:lvl w:ilvl="8" w:tentative="1">
+      <w:start w:val="1"/>
+      <w:numFmt w:val="bullet"/>
+      <w:lvlText w:val=""/>
+      <w:lvlJc w:val="left"/>
+      <w:pPr>
+        <w:tabs>
+          <w:tab w:val="num" w:pos="6480"/>
+        </w:tabs>
+        <w:ind w:left="6480" w:hanging="360"/>
+      </w:pPr>
+      <w:rPr>
+        <w:rFonts w:ascii="Wingdings" w:hAnsi="Wingdings" w:hint="default"/>
+        <w:sz w:val="20"/>
+      </w:rPr>
+    </w:lvl>
+  </w:abstractNum>
+  <w:abstractNum w:abstractNumId="15" w15:restartNumberingAfterBreak="0">
+    <w:nsid w:val="561F29D8"/>
+    <w:multiLevelType w:val="hybridMultilevel"/>
+    <w:tmpl w:val="DCA2DEBA"/>
+    <w:lvl w:ilvl="0" w:tplc="40090001">
+      <w:start w:val="1"/>
+      <w:numFmt w:val="bullet"/>
+      <w:lvlText w:val=""/>
+      <w:lvlJc w:val="left"/>
+      <w:pPr>
+        <w:ind w:left="720" w:hanging="360"/>
+      </w:pPr>
+      <w:rPr>
+        <w:rFonts w:ascii="Symbol" w:hAnsi="Symbol" w:hint="default"/>
+      </w:rPr>
+    </w:lvl>
+    <w:lvl w:ilvl="1" w:tplc="40090003" w:tentative="1">
+      <w:start w:val="1"/>
+      <w:numFmt w:val="bullet"/>
+      <w:lvlText w:val="o"/>
+      <w:lvlJc w:val="left"/>
+      <w:pPr>
+        <w:ind w:left="1440" w:hanging="360"/>
+      </w:pPr>
+      <w:rPr>
+        <w:rFonts w:ascii="Courier New" w:hAnsi="Courier New" w:cs="Courier New" w:hint="default"/>
+      </w:rPr>
+    </w:lvl>
+    <w:lvl w:ilvl="2" w:tplc="40090005" w:tentative="1">
+      <w:start w:val="1"/>
+      <w:numFmt w:val="bullet"/>
+      <w:lvlText w:val=""/>
+      <w:lvlJc w:val="left"/>
+      <w:pPr>
+        <w:ind w:left="2160" w:hanging="360"/>
+      </w:pPr>
+      <w:rPr>
+        <w:rFonts w:ascii="Wingdings" w:hAnsi="Wingdings" w:hint="default"/>
+      </w:rPr>
+    </w:lvl>
+    <w:lvl w:ilvl="3" w:tplc="40090001" w:tentative="1">
+      <w:start w:val="1"/>
+      <w:numFmt w:val="bullet"/>
+      <w:lvlText w:val=""/>
+      <w:lvlJc w:val="left"/>
+      <w:pPr>
+        <w:ind w:left="2880" w:hanging="360"/>
+      </w:pPr>
+      <w:rPr>
+        <w:rFonts w:ascii="Symbol" w:hAnsi="Symbol" w:hint="default"/>
+      </w:rPr>
+    </w:lvl>
+    <w:lvl w:ilvl="4" w:tplc="40090003" w:tentative="1">
+      <w:start w:val="1"/>
+      <w:numFmt w:val="bullet"/>
+      <w:lvlText w:val="o"/>
+      <w:lvlJc w:val="left"/>
+      <w:pPr>
+        <w:ind w:left="3600" w:hanging="360"/>
+      </w:pPr>
+      <w:rPr>
+        <w:rFonts w:ascii="Courier New" w:hAnsi="Courier New" w:cs="Courier New" w:hint="default"/>
+      </w:rPr>
+    </w:lvl>
+    <w:lvl w:ilvl="5" w:tplc="40090005" w:tentative="1">
+      <w:start w:val="1"/>
+      <w:numFmt w:val="bullet"/>
+      <w:lvlText w:val=""/>
+      <w:lvlJc w:val="left"/>
+      <w:pPr>
+        <w:ind w:left="4320" w:hanging="360"/>
+      </w:pPr>
+      <w:rPr>
+        <w:rFonts w:ascii="Wingdings" w:hAnsi="Wingdings" w:hint="default"/>
+      </w:rPr>
+    </w:lvl>
+    <w:lvl w:ilvl="6" w:tplc="40090001" w:tentative="1">
+      <w:start w:val="1"/>
+      <w:numFmt w:val="bullet"/>
+      <w:lvlText w:val=""/>
+      <w:lvlJc w:val="left"/>
+      <w:pPr>
+        <w:ind w:left="5040" w:hanging="360"/>
+      </w:pPr>
+      <w:rPr>
+        <w:rFonts w:ascii="Symbol" w:hAnsi="Symbol" w:hint="default"/>
+      </w:rPr>
+    </w:lvl>
+    <w:lvl w:ilvl="7" w:tplc="40090003" w:tentative="1">
+      <w:start w:val="1"/>
+      <w:numFmt w:val="bullet"/>
+      <w:lvlText w:val="o"/>
+      <w:lvlJc w:val="left"/>
+      <w:pPr>
+        <w:ind w:left="5760" w:hanging="360"/>
+      </w:pPr>
+      <w:rPr>
+        <w:rFonts w:ascii="Courier New" w:hAnsi="Courier New" w:cs="Courier New" w:hint="default"/>
+      </w:rPr>
+    </w:lvl>
+    <w:lvl w:ilvl="8" w:tplc="40090005" w:tentative="1">
+      <w:start w:val="1"/>
+      <w:numFmt w:val="bullet"/>
+      <w:lvlText w:val=""/>
+      <w:lvlJc w:val="left"/>
+      <w:pPr>
+        <w:ind w:left="6480" w:hanging="360"/>
+      </w:pPr>
+      <w:rPr>
+        <w:rFonts w:ascii="Wingdings" w:hAnsi="Wingdings" w:hint="default"/>
+      </w:rPr>
+    </w:lvl>
+  </w:abstractNum>
+  <w:abstractNum w:abstractNumId="16" w15:restartNumberingAfterBreak="0">
+    <w:nsid w:val="666174CD"/>
+    <w:multiLevelType w:val="hybridMultilevel"/>
+    <w:tmpl w:val="593A9862"/>
+    <w:lvl w:ilvl="0" w:tplc="40090001">
+      <w:start w:val="1"/>
+      <w:numFmt w:val="bullet"/>
+      <w:lvlText w:val=""/>
+      <w:lvlJc w:val="left"/>
+      <w:pPr>
+        <w:ind w:left="720" w:hanging="360"/>
+      </w:pPr>
+      <w:rPr>
+        <w:rFonts w:ascii="Symbol" w:hAnsi="Symbol" w:hint="default"/>
+      </w:rPr>
+    </w:lvl>
+    <w:lvl w:ilvl="1" w:tplc="40090003" w:tentative="1">
+      <w:start w:val="1"/>
+      <w:numFmt w:val="bullet"/>
+      <w:lvlText w:val="o"/>
+      <w:lvlJc w:val="left"/>
+      <w:pPr>
+        <w:ind w:left="1440" w:hanging="360"/>
+      </w:pPr>
+      <w:rPr>
+        <w:rFonts w:ascii="Courier New" w:hAnsi="Courier New" w:cs="Courier New" w:hint="default"/>
+      </w:rPr>
+    </w:lvl>
+    <w:lvl w:ilvl="2" w:tplc="40090005" w:tentative="1">
+      <w:start w:val="1"/>
+      <w:numFmt w:val="bullet"/>
+      <w:lvlText w:val=""/>
+      <w:lvlJc w:val="left"/>
+      <w:pPr>
+        <w:ind w:left="2160" w:hanging="360"/>
+      </w:pPr>
+      <w:rPr>
+        <w:rFonts w:ascii="Wingdings" w:hAnsi="Wingdings" w:hint="default"/>
+      </w:rPr>
+    </w:lvl>
+    <w:lvl w:ilvl="3" w:tplc="40090001" w:tentative="1">
+      <w:start w:val="1"/>
+      <w:numFmt w:val="bullet"/>
+      <w:lvlText w:val=""/>
+      <w:lvlJc w:val="left"/>
+      <w:pPr>
+        <w:ind w:left="2880" w:hanging="360"/>
+      </w:pPr>
+      <w:rPr>
+        <w:rFonts w:ascii="Symbol" w:hAnsi="Symbol" w:hint="default"/>
+      </w:rPr>
+    </w:lvl>
+    <w:lvl w:ilvl="4" w:tplc="40090003" w:tentative="1">
+      <w:start w:val="1"/>
+      <w:numFmt w:val="bullet"/>
+      <w:lvlText w:val="o"/>
+      <w:lvlJc w:val="left"/>
+      <w:pPr>
+        <w:ind w:left="3600" w:hanging="360"/>
+      </w:pPr>
+      <w:rPr>
+        <w:rFonts w:ascii="Courier New" w:hAnsi="Courier New" w:cs="Courier New" w:hint="default"/>
+      </w:rPr>
+    </w:lvl>
+    <w:lvl w:ilvl="5" w:tplc="40090005" w:tentative="1">
+      <w:start w:val="1"/>
+      <w:numFmt w:val="bullet"/>
+      <w:lvlText w:val=""/>
+      <w:lvlJc w:val="left"/>
+      <w:pPr>
+        <w:ind w:left="4320" w:hanging="360"/>
+      </w:pPr>
+      <w:rPr>
+        <w:rFonts w:ascii="Wingdings" w:hAnsi="Wingdings" w:hint="default"/>
+      </w:rPr>
+    </w:lvl>
+    <w:lvl w:ilvl="6" w:tplc="40090001" w:tentative="1">
+      <w:start w:val="1"/>
+      <w:numFmt w:val="bullet"/>
+      <w:lvlText w:val=""/>
+      <w:lvlJc w:val="left"/>
+      <w:pPr>
+        <w:ind w:left="5040" w:hanging="360"/>
+      </w:pPr>
+      <w:rPr>
+        <w:rFonts w:ascii="Symbol" w:hAnsi="Symbol" w:hint="default"/>
+      </w:rPr>
+    </w:lvl>
+    <w:lvl w:ilvl="7" w:tplc="40090003" w:tentative="1">
+      <w:start w:val="1"/>
+      <w:numFmt w:val="bullet"/>
+      <w:lvlText w:val="o"/>
+      <w:lvlJc w:val="left"/>
+      <w:pPr>
+        <w:ind w:left="5760" w:hanging="360"/>
+      </w:pPr>
+      <w:rPr>
+        <w:rFonts w:ascii="Courier New" w:hAnsi="Courier New" w:cs="Courier New" w:hint="default"/>
+      </w:rPr>
+    </w:lvl>
+    <w:lvl w:ilvl="8" w:tplc="40090005" w:tentative="1">
+      <w:start w:val="1"/>
+      <w:numFmt w:val="bullet"/>
+      <w:lvlText w:val=""/>
+      <w:lvlJc w:val="left"/>
+      <w:pPr>
+        <w:ind w:left="6480" w:hanging="360"/>
+      </w:pPr>
+      <w:rPr>
+        <w:rFonts w:ascii="Wingdings" w:hAnsi="Wingdings" w:hint="default"/>
+      </w:rPr>
+    </w:lvl>
+  </w:abstractNum>
   <w:num w:numId="1" w16cid:durableId="1341391772">
+    <w:abstractNumId w:val="9"/>
+  </w:num>
+  <w:num w:numId="2" w16cid:durableId="461851469">
     <w:abstractNumId w:val="1"/>
   </w:num>
-  <w:num w:numId="2" w16cid:durableId="461851469">
+  <w:num w:numId="3" w16cid:durableId="1858886690">
+    <w:abstractNumId w:val="15"/>
+  </w:num>
+  <w:num w:numId="4" w16cid:durableId="577404318">
+    <w:abstractNumId w:val="16"/>
+  </w:num>
+  <w:num w:numId="5" w16cid:durableId="2041009124">
+    <w:abstractNumId w:val="8"/>
+  </w:num>
+  <w:num w:numId="6" w16cid:durableId="60566617">
+    <w:abstractNumId w:val="6"/>
+  </w:num>
+  <w:num w:numId="7" w16cid:durableId="261424841">
+    <w:abstractNumId w:val="13"/>
+  </w:num>
+  <w:num w:numId="8" w16cid:durableId="1022826518">
+    <w:abstractNumId w:val="4"/>
+  </w:num>
+  <w:num w:numId="9" w16cid:durableId="1799953683">
+    <w:abstractNumId w:val="12"/>
+  </w:num>
+  <w:num w:numId="10" w16cid:durableId="882257416">
+    <w:abstractNumId w:val="7"/>
+  </w:num>
+  <w:num w:numId="11" w16cid:durableId="941959807">
+    <w:abstractNumId w:val="5"/>
+  </w:num>
+  <w:num w:numId="12" w16cid:durableId="1063715211">
+    <w:abstractNumId w:val="2"/>
+  </w:num>
+  <w:num w:numId="13" w16cid:durableId="1273435955">
+    <w:abstractNumId w:val="14"/>
+  </w:num>
+  <w:num w:numId="14" w16cid:durableId="274992733">
+    <w:abstractNumId w:val="10"/>
+  </w:num>
+  <w:num w:numId="15" w16cid:durableId="1612929920">
+    <w:abstractNumId w:val="11"/>
+  </w:num>
+  <w:num w:numId="16" w16cid:durableId="320231610">
     <w:abstractNumId w:val="0"/>
+  </w:num>
+  <w:num w:numId="17" w16cid:durableId="1005936914">
+    <w:abstractNumId w:val="3"/>
   </w:num>
 </w:numbering>
 </file>
 
 <file path=word/styles.xml><?xml version="1.0" encoding="utf-8"?>
-<w:styles xmlns:mc="http://schemas.openxmlformats.org/markup-compatibility/2006" xmlns:r="http://schemas.openxmlformats.org/officeDocument/2006/relationships" xmlns:w="http://schemas.openxmlformats.org/wordprocessingml/2006/main" xmlns:w14="http://schemas.microsoft.com/office/word/2010/wordml" xmlns:w15="http://schemas.microsoft.com/office/word/2012/wordml" xmlns:w16cex="http://schemas.microsoft.com/office/word/2018/wordml/cex" xmlns:w16cid="http://schemas.microsoft.com/office/word/2016/wordml/cid" xmlns:w16="http://schemas.microsoft.com/office/word/2018/wordml" xmlns:w16du="http://schemas.microsoft.com/office/word/2023/wordml/word16du" xmlns:w16sdtdh="http://schemas.microsoft.com/office/word/2020/wordml/sdtdatahash" xmlns:w16se="http://schemas.microsoft.com/office/word/2015/wordml/symex" mc:Ignorable="w14 w15 w16se w16cid w16 w16cex w16sdtdh w16du">
+<w:styles xmlns:mc="http://schemas.openxmlformats.org/markup-compatibility/2006" xmlns:r="http://schemas.openxmlformats.org/officeDocument/2006/relationships" xmlns:w="http://schemas.openxmlformats.org/wordprocessingml/2006/main" xmlns:w14="http://schemas.microsoft.com/office/word/2010/wordml" xmlns:w15="http://schemas.microsoft.com/office/word/2012/wordml" xmlns:w16cex="http://schemas.microsoft.com/office/word/2018/wordml/cex" xmlns:w16cid="http://schemas.microsoft.com/office/word/2016/wordml/cid" xmlns:w16="http://schemas.microsoft.com/office/word/2018/wordml" xmlns:w16du="http://schemas.microsoft.com/office/word/2023/wordml/word16du" xmlns:w16sdtdh="http://schemas.microsoft.com/office/word/2020/wordml/sdtdatahash" xmlns:w16sdtfl="http://schemas.microsoft.com/office/word/2024/wordml/sdtformatlock" xmlns:w16se="http://schemas.microsoft.com/office/word/2015/wordml/symex" mc:Ignorable="w14 w15 w16se w16cid w16 w16cex w16sdtdh w16sdtfl w16du">
   <w:docDefaults>
     <w:rPrDefault>
       <w:rPr>
@@ -1612,6 +8290,19 @@
     <w:basedOn w:val="DefaultParagraphFont"/>
     <w:rsid w:val="00961139"/>
   </w:style>
+  <w:style w:type="paragraph" w:styleId="NormalWeb">
+    <w:name w:val="Normal (Web)"/>
+    <w:basedOn w:val="Normal"/>
+    <w:uiPriority w:val="99"/>
+    <w:semiHidden/>
+    <w:unhideWhenUsed/>
+    <w:rsid w:val="00301F89"/>
+    <w:rPr>
+      <w:rFonts w:ascii="Times New Roman" w:hAnsi="Times New Roman" w:cs="Times New Roman"/>
+      <w:sz w:val="24"/>
+      <w:szCs w:val="24"/>
+    </w:rPr>
+  </w:style>
 </w:styles>
 </file>
 

--- a/assets/design_heuristics/mosfets/MOSFET Design heuristics.docx
+++ b/assets/design_heuristics/mosfets/MOSFET Design heuristics.docx
@@ -474,12 +474,36 @@
         <w:rPr>
           <w:rStyle w:val="Strong"/>
         </w:rPr>
-        <w:t>Qg (Total gate charge)</w:t>
+        <w:t>Qg</w:t>
       </w:r>
       <w:r>
         <w:rPr>
           <w:rStyle w:val="Strong"/>
         </w:rPr>
+        <w:t>d</w:t>
+      </w:r>
+      <w:r>
+        <w:rPr>
+          <w:rStyle w:val="Strong"/>
+        </w:rPr>
+        <w:t xml:space="preserve"> (</w:t>
+      </w:r>
+      <w:r>
+        <w:rPr>
+          <w:rStyle w:val="Strong"/>
+        </w:rPr>
+        <w:t>Gate to drain charge</w:t>
+      </w:r>
+      <w:r>
+        <w:rPr>
+          <w:rStyle w:val="Strong"/>
+        </w:rPr>
+        <w:t>)</w:t>
+      </w:r>
+      <w:r>
+        <w:rPr>
+          <w:rStyle w:val="Strong"/>
+        </w:rPr>
         <w:t xml:space="preserve"> and its impact on MOSFET performance</w:t>
       </w:r>
       <w:r>
@@ -489,16 +513,34 @@
         <w:t xml:space="preserve"> It </w:t>
       </w:r>
       <w:r>
-        <w:t>determines gate-drive energy and switching losses at your switching frequency. Lower Qg → less gate-drive loss and faster switching.</w:t>
+        <w:t>determines gate-drive energy and switching losses at your switching frequency. Lower Qg</w:t>
+      </w:r>
+      <w:r>
+        <w:t>d</w:t>
+      </w:r>
+      <w:r>
+        <w:t>→ less gate-drive loss and faster switching.</w:t>
       </w:r>
       <w:r>
         <w:t xml:space="preserve"> But </w:t>
       </w:r>
       <w:r>
-        <w:t>lesser Qg also causes faster dv/dt and hence more EMI.</w:t>
-      </w:r>
-      <w:r>
-        <w:t xml:space="preserve"> Having low Qg also makes the MOSFET more sensitive to layout especially the gate loop consisting of Driver-gate-source and is therefore less forgiving to gate ringing, Vgs overshoot / undershoot and false turn on—Agent should mention this in the reasoning</w:t>
+        <w:t>lesser Qg</w:t>
+      </w:r>
+      <w:r>
+        <w:t>d</w:t>
+      </w:r>
+      <w:r>
+        <w:t xml:space="preserve"> also causes faster dv/dt and hence more EMI.</w:t>
+      </w:r>
+      <w:r>
+        <w:t xml:space="preserve"> Having low Qg</w:t>
+      </w:r>
+      <w:r>
+        <w:t xml:space="preserve">d </w:t>
+      </w:r>
+      <w:r>
+        <w:t>also makes the MOSFET more sensitive to layout especially the gate loop consisting of Driver-gate-source and is therefore less forgiving to gate ringing, Vgs overshoot / undershoot and false turn on—Agent should mention this in the reasoning</w:t>
       </w:r>
       <w:r>
         <w:t>.</w:t>
@@ -521,6 +563,7 @@
           <w:b/>
           <w:bCs/>
         </w:rPr>
+        <w:lastRenderedPageBreak/>
         <w:t>gm (gate transconductance)</w:t>
       </w:r>
       <w:r>
@@ -534,11 +577,7 @@
         <w:t xml:space="preserve">A MOSFET with high gm (gate transconductance) is also more sensitive to gate voltage ringing causing </w:t>
       </w:r>
       <w:r>
-        <w:t xml:space="preserve">either momentary violation of VGS Max </w:t>
-      </w:r>
-      <w:r>
-        <w:lastRenderedPageBreak/>
-        <w:t>limit or partial turning ON and OFF</w:t>
+        <w:t>either momentary violation of VGS Max limit or partial turning ON and OFF</w:t>
       </w:r>
       <w:r>
         <w:t xml:space="preserve"> causing long term gate oxide degradation</w:t>
@@ -1125,6 +1164,7 @@
         <w:ind w:left="1440"/>
       </w:pPr>
       <w:r>
+        <w:lastRenderedPageBreak/>
         <w:t xml:space="preserve">Where </w:t>
       </w:r>
       <m:oMath>
@@ -1209,7 +1249,6 @@
         <w:rPr>
           <w:rFonts w:eastAsiaTheme="minorEastAsia"/>
         </w:rPr>
-        <w:lastRenderedPageBreak/>
         <w:t xml:space="preserve"> </w:t>
       </w:r>
       <w:r>
@@ -3705,7 +3744,14 @@
         <w:rPr>
           <w:rFonts w:eastAsiaTheme="minorEastAsia"/>
         </w:rPr>
-        <w:t xml:space="preserve">actual operating temperature will be higher and forward current carried by the diode will also be large. So the agent will estimate the reverse recovery but will flag this point. If </w:t>
+        <w:t xml:space="preserve">actual operating temperature will be higher and forward current carried by the diode will also be large. So the agent will estimate </w:t>
+      </w:r>
+      <w:r>
+        <w:rPr>
+          <w:rFonts w:eastAsiaTheme="minorEastAsia"/>
+        </w:rPr>
+        <w:lastRenderedPageBreak/>
+        <w:t xml:space="preserve">the reverse recovery but will flag this point. If </w:t>
       </w:r>
       <m:oMath>
         <m:sSub>
@@ -3739,14 +3785,7 @@
         <w:rPr>
           <w:rFonts w:eastAsiaTheme="minorEastAsia"/>
         </w:rPr>
-        <w:t xml:space="preserve"> is not provided then we </w:t>
-      </w:r>
-      <w:r>
-        <w:rPr>
-          <w:rFonts w:eastAsiaTheme="minorEastAsia"/>
-        </w:rPr>
-        <w:lastRenderedPageBreak/>
-        <w:t xml:space="preserve">calculate it by using </w:t>
+        <w:t xml:space="preserve"> is not provided then we calculate it by using </w:t>
       </w:r>
       <m:oMath>
         <m:sSub>
@@ -5321,7 +5360,14 @@
         <w:rPr>
           <w:rFonts w:eastAsiaTheme="minorEastAsia"/>
         </w:rPr>
-        <w:t xml:space="preserve">less forgivable to linear stress where it can bear high VDS and high Id at the same time for longer period. So, the agent will check its presence and if it is absent, then it will flag that it is less forgiving to linear stress. </w:t>
+        <w:t xml:space="preserve">less forgivable to linear stress where it can </w:t>
+      </w:r>
+      <w:r>
+        <w:rPr>
+          <w:rFonts w:eastAsiaTheme="minorEastAsia"/>
+        </w:rPr>
+        <w:lastRenderedPageBreak/>
+        <w:t xml:space="preserve">bear high VDS and high Id at the same time for longer period. So, the agent will check its presence and if it is absent, then it will flag that it is less forgiving to linear stress. </w:t>
       </w:r>
     </w:p>
     <w:p>
@@ -5339,7 +5385,6 @@
         <w:rPr>
           <w:rFonts w:eastAsiaTheme="minorEastAsia"/>
         </w:rPr>
-        <w:lastRenderedPageBreak/>
         <w:t xml:space="preserve">Shoot through or </w:t>
       </w:r>
       <w:r>
@@ -5712,7 +5757,11 @@
         <w:pStyle w:val="ListParagraph"/>
       </w:pPr>
       <w:r>
-        <w:t>VGSth- As temperature increases, Vth drops, which changes the switching characteristics. As a result it can become unstable. So, the agent should check the Vgs vs ID curve for various temperatures and look at the value of Vgs when Id starts to increase, as this is the Vgs th value. See how it varies with temperature. If no curve is given, then agent should mention the uncertainity that Gate threshold voltage Vgs th is expected to decrease with junction temperature which can increase gate sensitivity.</w:t>
+        <w:t xml:space="preserve">VGSth- As temperature increases, Vth drops, which changes the switching characteristics. As a result it can become unstable. So, the agent should check the Vgs vs ID curve for various temperatures and look at the value of Vgs when Id starts to increase, as this is the Vgs th value. See how it varies with temperature. If no curve is </w:t>
+      </w:r>
+      <w:r>
+        <w:lastRenderedPageBreak/>
+        <w:t>given, then agent should mention the uncertainity that Gate threshold voltage Vgs th is expected to decrease with junction temperature which can increase gate sensitivity.</w:t>
       </w:r>
     </w:p>
     <w:p>
@@ -5720,7 +5769,6 @@
         <w:pStyle w:val="ListParagraph"/>
       </w:pPr>
       <w:r>
-        <w:lastRenderedPageBreak/>
         <w:t xml:space="preserve">Leakage current- There are two types of leakage currents namely gate source leakage current and drain source leakage current. Gate to source leakage </w:t>
       </w:r>
       <w:r>
@@ -6188,6 +6236,7 @@
           <w:sz w:val="24"/>
           <w:szCs w:val="24"/>
         </w:rPr>
+        <w:lastRenderedPageBreak/>
         <w:t xml:space="preserve">Package type- </w:t>
       </w:r>
       <w:r>
@@ -6226,7 +6275,6 @@
           <w:sz w:val="24"/>
           <w:szCs w:val="24"/>
         </w:rPr>
-        <w:lastRenderedPageBreak/>
         <w:t xml:space="preserve">Junction to case Thermal Resistance- </w:t>
       </w:r>
       <w:r>
@@ -7217,17 +7265,14 @@
         <w:pStyle w:val="ListParagraph"/>
       </w:pPr>
       <w:r>
+        <w:lastRenderedPageBreak/>
         <w:t>Agent should check whether the MOSFET will run hot at see level altitude, if the user requires that info. If it runs hot at sea level, then there is limited thermal margin and at higher altitudes, the effective cooling drops due to reduced air density.</w:t>
       </w:r>
       <w:r>
         <w:t xml:space="preserve"> This consideration criteria is optional, as it depends upon where the circuit might be used.</w:t>
       </w:r>
       <w:r>
-        <w:t xml:space="preserve"> </w:t>
-      </w:r>
-      <w:r>
-        <w:lastRenderedPageBreak/>
-        <w:t>Agent should look for junction to case thermal resistance and junction to ambient thermal resistance. High junction to Case resistance shows there is limited thermal margin and so it is more prone to less cooling at higher altitudes.</w:t>
+        <w:t xml:space="preserve"> Agent should look for junction to case thermal resistance and junction to ambient thermal resistance. High junction to Case resistance shows there is limited thermal margin and so it is more prone to less cooling at higher altitudes.</w:t>
       </w:r>
       <w:r>
         <w:t xml:space="preserve"> Similarly</w:t>
@@ -7647,7 +7692,11 @@
         </w:rPr>
       </w:pPr>
       <w:r>
-        <w:t xml:space="preserve">What has been the history of the MOSFET in terms of where it has been used, what type of failures have been noticed in the field, whether it has been known to be forgiving in nature when abused and whether vendor has provided critical data such as SOA curves, app notes, discussed failure mechanisms and shown ugly waveforms or not,  and will provide reasoning info about </w:t>
+        <w:t xml:space="preserve">What has been the history of the MOSFET in terms of where it has been used, what type of failures have been noticed in the field, whether it has been known to be forgiving in nature when abused and whether vendor has provided critical data such as SOA curves, </w:t>
+      </w:r>
+      <w:r>
+        <w:lastRenderedPageBreak/>
+        <w:t xml:space="preserve">app notes, discussed failure mechanisms and shown ugly waveforms or not,  and will provide reasoning info about </w:t>
       </w:r>
       <w:r>
         <w:rPr>
@@ -8352,6 +8401,7 @@
           <w:lang w:eastAsia="en-IN"/>
           <w14:ligatures w14:val="none"/>
         </w:rPr>
+        <w:lastRenderedPageBreak/>
         <w:t>These are used for high frequency converters, GAn, SIC based designs and high performance systems. They have  ultra low package inductance, optimized switching characteristics, and high power density.</w:t>
       </w:r>
     </w:p>
@@ -8563,7 +8613,14 @@
           <w:sz w:val="24"/>
           <w:szCs w:val="24"/>
         </w:rPr>
-        <w:t>1.5</w:t>
+        <w:t>1.</w:t>
+      </w:r>
+      <w:r>
+        <w:rPr>
+          <w:sz w:val="24"/>
+          <w:szCs w:val="24"/>
+        </w:rPr>
+        <w:t>2</w:t>
       </w:r>
       <m:oMath>
         <m:r>
@@ -8771,7 +8828,21 @@
           <w:sz w:val="24"/>
           <w:szCs w:val="24"/>
         </w:rPr>
-        <w:t>RDS(on) × Qg product (speed vs loss proxy)</w:t>
+        <w:t>RDS(on) × Qg</w:t>
+      </w:r>
+      <w:r>
+        <w:rPr>
+          <w:sz w:val="24"/>
+          <w:szCs w:val="24"/>
+        </w:rPr>
+        <w:t>d</w:t>
+      </w:r>
+      <w:r>
+        <w:rPr>
+          <w:sz w:val="24"/>
+          <w:szCs w:val="24"/>
+        </w:rPr>
+        <w:t xml:space="preserve"> product (speed vs loss proxy)</w:t>
       </w:r>
     </w:p>
     <w:p>
@@ -8790,7 +8861,21 @@
           <w:sz w:val="24"/>
           <w:szCs w:val="24"/>
         </w:rPr>
-        <w:t>Qgd / Qg ratio (Miller sensitivity proxy)</w:t>
+        <w:t>Qgd / Qg</w:t>
+      </w:r>
+      <w:r>
+        <w:rPr>
+          <w:sz w:val="24"/>
+          <w:szCs w:val="24"/>
+        </w:rPr>
+        <w:t>s</w:t>
+      </w:r>
+      <w:r>
+        <w:rPr>
+          <w:sz w:val="24"/>
+          <w:szCs w:val="24"/>
+        </w:rPr>
+        <w:t xml:space="preserve"> ratio (Miller sensitivity proxy)</w:t>
       </w:r>
     </w:p>
     <w:p>
@@ -8809,21 +8894,7 @@
           <w:sz w:val="24"/>
           <w:szCs w:val="24"/>
         </w:rPr>
-        <w:t>Package</w:t>
-      </w:r>
-      <w:r>
-        <w:rPr>
-          <w:sz w:val="24"/>
-          <w:szCs w:val="24"/>
-        </w:rPr>
-        <w:t xml:space="preserve"> footprint</w:t>
-      </w:r>
-      <w:r>
-        <w:rPr>
-          <w:sz w:val="24"/>
-          <w:szCs w:val="24"/>
-        </w:rPr>
-        <w:t xml:space="preserve"> + Kelvin source presence</w:t>
+        <w:t>Thermal Score</w:t>
       </w:r>
     </w:p>
     <w:p>
@@ -8842,76 +8913,14 @@
           <w:sz w:val="24"/>
           <w:szCs w:val="24"/>
         </w:rPr>
-        <w:t>Presence of SOA / avalanche data</w:t>
-      </w:r>
-    </w:p>
-    <w:p>
-      <w:pPr>
-        <w:rPr>
-          <w:sz w:val="24"/>
-          <w:szCs w:val="24"/>
-        </w:rPr>
-      </w:pPr>
-      <w:r>
-        <w:rPr>
-          <w:sz w:val="24"/>
-          <w:szCs w:val="24"/>
-        </w:rPr>
-        <w:t xml:space="preserve">These are </w:t>
-      </w:r>
-      <w:r>
-        <w:rPr>
-          <w:b/>
-          <w:bCs/>
-          <w:sz w:val="24"/>
-          <w:szCs w:val="24"/>
-        </w:rPr>
-        <w:t>O(1)</w:t>
-      </w:r>
-      <w:r>
-        <w:rPr>
-          <w:sz w:val="24"/>
-          <w:szCs w:val="24"/>
-        </w:rPr>
-        <w:t xml:space="preserve"> computations per device.</w:t>
-      </w:r>
-    </w:p>
-    <w:p>
-      <w:pPr>
-        <w:rPr>
-          <w:sz w:val="24"/>
-          <w:szCs w:val="24"/>
-        </w:rPr>
-      </w:pPr>
-      <w:r>
-        <w:rPr>
-          <w:sz w:val="24"/>
-          <w:szCs w:val="24"/>
-        </w:rPr>
-        <w:t xml:space="preserve">From this, the agent assigns </w:t>
-      </w:r>
-      <w:r>
-        <w:rPr>
-          <w:b/>
-          <w:bCs/>
-          <w:sz w:val="24"/>
-          <w:szCs w:val="24"/>
-        </w:rPr>
-        <w:t>coarse labels</w:t>
-      </w:r>
-      <w:r>
-        <w:rPr>
-          <w:sz w:val="24"/>
-          <w:szCs w:val="24"/>
-        </w:rPr>
-        <w:t>:</w:t>
+        <w:t>Package inductance score</w:t>
       </w:r>
     </w:p>
     <w:p>
       <w:pPr>
         <w:numPr>
           <w:ilvl w:val="0"/>
-          <w:numId w:val="13"/>
+          <w:numId w:val="12"/>
         </w:numPr>
         <w:rPr>
           <w:sz w:val="24"/>
@@ -8923,14 +8932,14 @@
           <w:sz w:val="24"/>
           <w:szCs w:val="24"/>
         </w:rPr>
-        <w:t>Aggressive / Balanced / Forgiving</w:t>
+        <w:t>Presence of kelvin source</w:t>
       </w:r>
     </w:p>
     <w:p>
       <w:pPr>
         <w:numPr>
           <w:ilvl w:val="0"/>
-          <w:numId w:val="13"/>
+          <w:numId w:val="12"/>
         </w:numPr>
         <w:rPr>
           <w:sz w:val="24"/>
@@ -8942,14 +8951,21 @@
           <w:sz w:val="24"/>
           <w:szCs w:val="24"/>
         </w:rPr>
-        <w:t>Fast / Moderate / Slow</w:t>
+        <w:t>Packing mounting type( Through hole, SMT</w:t>
+      </w:r>
+      <w:r>
+        <w:rPr>
+          <w:sz w:val="24"/>
+          <w:szCs w:val="24"/>
+        </w:rPr>
+        <w:t xml:space="preserve"> )</w:t>
       </w:r>
     </w:p>
     <w:p>
       <w:pPr>
         <w:numPr>
           <w:ilvl w:val="0"/>
-          <w:numId w:val="13"/>
+          <w:numId w:val="12"/>
         </w:numPr>
         <w:rPr>
           <w:sz w:val="24"/>
@@ -8961,39 +8977,767 @@
           <w:sz w:val="24"/>
           <w:szCs w:val="24"/>
         </w:rPr>
-        <w:t>Thermally robust / Layout-sensitive</w:t>
-      </w:r>
-    </w:p>
-    <w:p>
-      <w:pPr>
-        <w:rPr>
-          <w:sz w:val="24"/>
-          <w:szCs w:val="24"/>
-        </w:rPr>
-      </w:pPr>
-      <w:r>
-        <w:rPr>
-          <w:sz w:val="24"/>
-          <w:szCs w:val="24"/>
-        </w:rPr>
-        <w:t xml:space="preserve">Now the agent </w:t>
-      </w:r>
-      <w:r>
-        <w:rPr>
-          <w:b/>
-          <w:bCs/>
-          <w:sz w:val="24"/>
-          <w:szCs w:val="24"/>
-        </w:rPr>
-        <w:t>clusters</w:t>
-      </w:r>
-      <w:r>
-        <w:rPr>
-          <w:sz w:val="24"/>
-          <w:szCs w:val="24"/>
-        </w:rPr>
-        <w:t>, not ranks.</w:t>
-      </w:r>
+        <w:t>Eoss</w:t>
+      </w:r>
+      <w:r>
+        <w:rPr>
+          <w:sz w:val="24"/>
+          <w:szCs w:val="24"/>
+        </w:rPr>
+        <w:t xml:space="preserve"> </w:t>
+      </w:r>
+    </w:p>
+    <w:p>
+      <w:pPr>
+        <w:numPr>
+          <w:ilvl w:val="0"/>
+          <w:numId w:val="12"/>
+        </w:numPr>
+        <w:rPr>
+          <w:sz w:val="24"/>
+          <w:szCs w:val="24"/>
+        </w:rPr>
+      </w:pPr>
+      <w:r>
+        <w:rPr>
+          <w:sz w:val="24"/>
+          <w:szCs w:val="24"/>
+        </w:rPr>
+        <w:t>Qrr</w:t>
+      </w:r>
+      <w:r>
+        <w:rPr>
+          <w:sz w:val="24"/>
+          <w:szCs w:val="24"/>
+        </w:rPr>
+        <w:t xml:space="preserve"> (Reverse recovery Loss)</w:t>
+      </w:r>
+    </w:p>
+    <w:p>
+      <w:pPr>
+        <w:numPr>
+          <w:ilvl w:val="0"/>
+          <w:numId w:val="12"/>
+        </w:numPr>
+        <w:rPr>
+          <w:sz w:val="24"/>
+          <w:szCs w:val="24"/>
+        </w:rPr>
+      </w:pPr>
+      <w:r>
+        <w:rPr>
+          <w:sz w:val="24"/>
+          <w:szCs w:val="24"/>
+        </w:rPr>
+        <w:t>Avalanche data score</w:t>
+      </w:r>
+    </w:p>
+    <w:p>
+      <w:pPr>
+        <w:ind w:left="720"/>
+        <w:rPr>
+          <w:sz w:val="24"/>
+          <w:szCs w:val="24"/>
+        </w:rPr>
+      </w:pPr>
+    </w:p>
+    <w:p>
+      <w:pPr>
+        <w:ind w:left="720"/>
+        <w:rPr>
+          <w:sz w:val="24"/>
+          <w:szCs w:val="24"/>
+        </w:rPr>
+      </w:pPr>
+      <w:r>
+        <w:rPr>
+          <w:sz w:val="24"/>
+          <w:szCs w:val="24"/>
+        </w:rPr>
+        <w:t>The agent estimates thermal score via the following equation:</w:t>
+      </w:r>
+    </w:p>
+    <w:p>
+      <w:pPr>
+        <w:pStyle w:val="ListParagraph"/>
+        <w:ind w:left="1440"/>
+        <w:rPr>
+          <w:rFonts w:eastAsiaTheme="minorEastAsia"/>
+          <w:sz w:val="24"/>
+          <w:szCs w:val="24"/>
+        </w:rPr>
+      </w:pPr>
+      <m:oMathPara>
+        <m:oMath>
+          <m:sSub>
+            <m:sSubPr>
+              <m:ctrlPr>
+                <w:rPr>
+                  <w:rFonts w:ascii="Cambria Math" w:hAnsi="Cambria Math"/>
+                  <w:i/>
+                </w:rPr>
+              </m:ctrlPr>
+            </m:sSubPr>
+            <m:e>
+              <m:r>
+                <w:rPr>
+                  <w:rFonts w:ascii="Cambria Math" w:hAnsi="Cambria Math"/>
+                </w:rPr>
+                <m:t>P</m:t>
+              </m:r>
+            </m:e>
+            <m:sub>
+              <m:r>
+                <w:rPr>
+                  <w:rFonts w:ascii="Cambria Math" w:hAnsi="Cambria Math"/>
+                </w:rPr>
+                <m:t>allow</m:t>
+              </m:r>
+            </m:sub>
+          </m:sSub>
+          <m:r>
+            <m:rPr>
+              <m:sty m:val="p"/>
+            </m:rPr>
+            <w:rPr>
+              <w:rFonts w:ascii="Cambria Math" w:eastAsiaTheme="minorEastAsia" w:hAnsi="Cambria Math"/>
+            </w:rPr>
+            <m:t xml:space="preserve"> </m:t>
+          </m:r>
+          <m:r>
+            <w:rPr>
+              <w:rFonts w:ascii="Cambria Math" w:hAnsi="Cambria Math"/>
+              <w:sz w:val="24"/>
+              <w:szCs w:val="24"/>
+            </w:rPr>
+            <m:t>=</m:t>
+          </m:r>
+          <m:f>
+            <m:fPr>
+              <m:ctrlPr>
+                <w:rPr>
+                  <w:rFonts w:ascii="Cambria Math" w:hAnsi="Cambria Math"/>
+                  <w:i/>
+                  <w:sz w:val="24"/>
+                  <w:szCs w:val="24"/>
+                </w:rPr>
+              </m:ctrlPr>
+            </m:fPr>
+            <m:num>
+              <m:sSub>
+                <m:sSubPr>
+                  <m:ctrlPr>
+                    <w:rPr>
+                      <w:rFonts w:ascii="Cambria Math" w:hAnsi="Cambria Math"/>
+                      <w:i/>
+                    </w:rPr>
+                  </m:ctrlPr>
+                </m:sSubPr>
+                <m:e>
+                  <m:r>
+                    <w:rPr>
+                      <w:rFonts w:ascii="Cambria Math" w:hAnsi="Cambria Math"/>
+                    </w:rPr>
+                    <m:t>T</m:t>
+                  </m:r>
+                </m:e>
+                <m:sub>
+                  <m:r>
+                    <w:rPr>
+                      <w:rFonts w:ascii="Cambria Math" w:hAnsi="Cambria Math"/>
+                    </w:rPr>
+                    <m:t>j, Target</m:t>
+                  </m:r>
+                </m:sub>
+              </m:sSub>
+              <m:r>
+                <w:rPr>
+                  <w:rFonts w:ascii="Cambria Math" w:hAnsi="Cambria Math"/>
+                </w:rPr>
+                <m:t>-</m:t>
+              </m:r>
+              <m:sSub>
+                <m:sSubPr>
+                  <m:ctrlPr>
+                    <w:rPr>
+                      <w:rFonts w:ascii="Cambria Math" w:hAnsi="Cambria Math"/>
+                      <w:i/>
+                    </w:rPr>
+                  </m:ctrlPr>
+                </m:sSubPr>
+                <m:e>
+                  <m:r>
+                    <w:rPr>
+                      <w:rFonts w:ascii="Cambria Math" w:hAnsi="Cambria Math"/>
+                    </w:rPr>
+                    <m:t>T</m:t>
+                  </m:r>
+                </m:e>
+                <m:sub>
+                  <m:r>
+                    <w:rPr>
+                      <w:rFonts w:ascii="Cambria Math" w:hAnsi="Cambria Math"/>
+                    </w:rPr>
+                    <m:t>ambient</m:t>
+                  </m:r>
+                </m:sub>
+              </m:sSub>
+            </m:num>
+            <m:den>
+              <m:sSub>
+                <m:sSubPr>
+                  <m:ctrlPr>
+                    <w:rPr>
+                      <w:rFonts w:ascii="Cambria Math" w:hAnsi="Cambria Math"/>
+                      <w:i/>
+                    </w:rPr>
+                  </m:ctrlPr>
+                </m:sSubPr>
+                <m:e>
+                  <m:r>
+                    <w:rPr>
+                      <w:rFonts w:ascii="Cambria Math" w:hAnsi="Cambria Math"/>
+                    </w:rPr>
+                    <m:t>R</m:t>
+                  </m:r>
+                </m:e>
+                <m:sub>
+                  <m:r>
+                    <w:rPr>
+                      <w:rFonts w:ascii="Cambria Math" w:hAnsi="Cambria Math"/>
+                    </w:rPr>
+                    <m:t>θJA</m:t>
+                  </m:r>
+                </m:sub>
+              </m:sSub>
+            </m:den>
+          </m:f>
+        </m:oMath>
+      </m:oMathPara>
+    </w:p>
+    <w:p>
+      <w:pPr>
+        <w:ind w:left="720"/>
+        <w:rPr>
+          <w:rFonts w:eastAsiaTheme="minorEastAsia"/>
+        </w:rPr>
+      </w:pPr>
+      <w:r>
+        <w:rPr>
+          <w:sz w:val="24"/>
+          <w:szCs w:val="24"/>
+        </w:rPr>
+        <w:t xml:space="preserve">Here </w:t>
+      </w:r>
+      <m:oMath>
+        <m:sSub>
+          <m:sSubPr>
+            <m:ctrlPr>
+              <w:rPr>
+                <w:rFonts w:ascii="Cambria Math" w:hAnsi="Cambria Math"/>
+                <w:i/>
+              </w:rPr>
+            </m:ctrlPr>
+          </m:sSubPr>
+          <m:e>
+            <m:r>
+              <w:rPr>
+                <w:rFonts w:ascii="Cambria Math" w:hAnsi="Cambria Math"/>
+              </w:rPr>
+              <m:t>P</m:t>
+            </m:r>
+          </m:e>
+          <m:sub>
+            <m:r>
+              <w:rPr>
+                <w:rFonts w:ascii="Cambria Math" w:hAnsi="Cambria Math"/>
+              </w:rPr>
+              <m:t>allow</m:t>
+            </m:r>
+          </m:sub>
+        </m:sSub>
+      </m:oMath>
+      <w:r>
+        <w:rPr>
+          <w:rFonts w:eastAsiaTheme="minorEastAsia"/>
+        </w:rPr>
+        <w:t xml:space="preserve"> is the allowed power dissipation for the specific MOSFET, the agent computes this value for all the MOSFET candidates. Then it calculates the score based upon the maximum value </w:t>
+      </w:r>
+      <w:r>
+        <w:rPr>
+          <w:rFonts w:eastAsiaTheme="minorEastAsia"/>
+        </w:rPr>
+        <w:t>of allowed power dissipation among all the candidates:</w:t>
+      </w:r>
+    </w:p>
+    <w:p>
+      <w:pPr>
+        <w:pStyle w:val="ListParagraph"/>
+        <w:ind w:left="1440"/>
+        <w:rPr>
+          <w:rFonts w:eastAsiaTheme="minorEastAsia"/>
+          <w:sz w:val="24"/>
+          <w:szCs w:val="24"/>
+        </w:rPr>
+      </w:pPr>
+      <m:oMathPara>
+        <m:oMath>
+          <m:r>
+            <w:rPr>
+              <w:rFonts w:ascii="Cambria Math" w:hAnsi="Cambria Math"/>
+            </w:rPr>
+            <m:t>Thermal score</m:t>
+          </m:r>
+          <m:r>
+            <m:rPr>
+              <m:sty m:val="p"/>
+            </m:rPr>
+            <w:rPr>
+              <w:rFonts w:ascii="Cambria Math" w:eastAsiaTheme="minorEastAsia" w:hAnsi="Cambria Math"/>
+            </w:rPr>
+            <m:t xml:space="preserve"> </m:t>
+          </m:r>
+          <m:r>
+            <w:rPr>
+              <w:rFonts w:ascii="Cambria Math" w:hAnsi="Cambria Math"/>
+              <w:sz w:val="24"/>
+              <w:szCs w:val="24"/>
+            </w:rPr>
+            <m:t>=</m:t>
+          </m:r>
+          <m:f>
+            <m:fPr>
+              <m:ctrlPr>
+                <w:rPr>
+                  <w:rFonts w:ascii="Cambria Math" w:hAnsi="Cambria Math"/>
+                  <w:i/>
+                  <w:sz w:val="24"/>
+                  <w:szCs w:val="24"/>
+                </w:rPr>
+              </m:ctrlPr>
+            </m:fPr>
+            <m:num>
+              <m:sSub>
+                <m:sSubPr>
+                  <m:ctrlPr>
+                    <w:rPr>
+                      <w:rFonts w:ascii="Cambria Math" w:hAnsi="Cambria Math"/>
+                      <w:i/>
+                    </w:rPr>
+                  </m:ctrlPr>
+                </m:sSubPr>
+                <m:e>
+                  <m:r>
+                    <w:rPr>
+                      <w:rFonts w:ascii="Cambria Math" w:hAnsi="Cambria Math"/>
+                    </w:rPr>
+                    <m:t>P</m:t>
+                  </m:r>
+                </m:e>
+                <m:sub>
+                  <m:r>
+                    <w:rPr>
+                      <w:rFonts w:ascii="Cambria Math" w:hAnsi="Cambria Math"/>
+                    </w:rPr>
+                    <m:t>allow</m:t>
+                  </m:r>
+                </m:sub>
+              </m:sSub>
+            </m:num>
+            <m:den>
+              <m:sSub>
+                <m:sSubPr>
+                  <m:ctrlPr>
+                    <w:rPr>
+                      <w:rFonts w:ascii="Cambria Math" w:hAnsi="Cambria Math"/>
+                      <w:i/>
+                    </w:rPr>
+                  </m:ctrlPr>
+                </m:sSubPr>
+                <m:e>
+                  <m:r>
+                    <w:rPr>
+                      <w:rFonts w:ascii="Cambria Math" w:hAnsi="Cambria Math"/>
+                    </w:rPr>
+                    <m:t>P</m:t>
+                  </m:r>
+                </m:e>
+                <m:sub>
+                  <m:r>
+                    <w:rPr>
+                      <w:rFonts w:ascii="Cambria Math" w:hAnsi="Cambria Math"/>
+                    </w:rPr>
+                    <m:t>allow</m:t>
+                  </m:r>
+                  <m:r>
+                    <w:rPr>
+                      <w:rFonts w:ascii="Cambria Math" w:hAnsi="Cambria Math"/>
+                    </w:rPr>
+                    <m:t>, maximum</m:t>
+                  </m:r>
+                </m:sub>
+              </m:sSub>
+            </m:den>
+          </m:f>
+        </m:oMath>
+      </m:oMathPara>
+    </w:p>
+    <w:p>
+      <w:pPr>
+        <w:rPr>
+          <w:rFonts w:eastAsiaTheme="minorEastAsia"/>
+        </w:rPr>
+      </w:pPr>
+      <w:r>
+        <w:rPr>
+          <w:rFonts w:eastAsiaTheme="minorEastAsia"/>
+        </w:rPr>
+        <w:t xml:space="preserve">Now, the </w:t>
+      </w:r>
+      <w:r>
+        <w:rPr>
+          <w:rFonts w:eastAsiaTheme="minorEastAsia"/>
+        </w:rPr>
+        <w:t>agent estimates package inductance score using the</w:t>
+      </w:r>
+      <w:r>
+        <w:rPr>
+          <w:rFonts w:eastAsiaTheme="minorEastAsia"/>
+        </w:rPr>
+        <w:t xml:space="preserve"> extracted value of package inductance from the MOSFET datasheet </w:t>
+      </w:r>
+      <m:oMath>
+        <m:sSub>
+          <m:sSubPr>
+            <m:ctrlPr>
+              <w:rPr>
+                <w:rFonts w:ascii="Cambria Math" w:hAnsi="Cambria Math"/>
+                <w:i/>
+              </w:rPr>
+            </m:ctrlPr>
+          </m:sSubPr>
+          <m:e>
+            <m:r>
+              <w:rPr>
+                <w:rFonts w:ascii="Cambria Math" w:hAnsi="Cambria Math"/>
+              </w:rPr>
+              <m:t>L</m:t>
+            </m:r>
+          </m:e>
+          <m:sub>
+            <m:r>
+              <w:rPr>
+                <w:rFonts w:ascii="Cambria Math" w:hAnsi="Cambria Math"/>
+              </w:rPr>
+              <m:t>Pkg</m:t>
+            </m:r>
+          </m:sub>
+        </m:sSub>
+      </m:oMath>
+      <w:r>
+        <w:rPr>
+          <w:rFonts w:eastAsiaTheme="minorEastAsia"/>
+        </w:rPr>
+        <w:t xml:space="preserve"> ( which is the sum of drain inductance </w:t>
+      </w:r>
+      <m:oMath>
+        <m:sSub>
+          <m:sSubPr>
+            <m:ctrlPr>
+              <w:rPr>
+                <w:rFonts w:ascii="Cambria Math" w:hAnsi="Cambria Math"/>
+                <w:i/>
+              </w:rPr>
+            </m:ctrlPr>
+          </m:sSubPr>
+          <m:e>
+            <m:r>
+              <w:rPr>
+                <w:rFonts w:ascii="Cambria Math" w:hAnsi="Cambria Math"/>
+              </w:rPr>
+              <m:t>L</m:t>
+            </m:r>
+          </m:e>
+          <m:sub>
+            <m:r>
+              <w:rPr>
+                <w:rFonts w:ascii="Cambria Math" w:hAnsi="Cambria Math"/>
+              </w:rPr>
+              <m:t>d</m:t>
+            </m:r>
+          </m:sub>
+        </m:sSub>
+      </m:oMath>
+      <w:r>
+        <w:rPr>
+          <w:rFonts w:eastAsiaTheme="minorEastAsia"/>
+        </w:rPr>
+        <w:t xml:space="preserve"> and source inductance </w:t>
+      </w:r>
+      <m:oMath>
+        <m:sSub>
+          <m:sSubPr>
+            <m:ctrlPr>
+              <w:rPr>
+                <w:rFonts w:ascii="Cambria Math" w:hAnsi="Cambria Math"/>
+                <w:i/>
+              </w:rPr>
+            </m:ctrlPr>
+          </m:sSubPr>
+          <m:e>
+            <m:r>
+              <w:rPr>
+                <w:rFonts w:ascii="Cambria Math" w:hAnsi="Cambria Math"/>
+              </w:rPr>
+              <m:t>L</m:t>
+            </m:r>
+          </m:e>
+          <m:sub>
+            <m:r>
+              <w:rPr>
+                <w:rFonts w:ascii="Cambria Math" w:hAnsi="Cambria Math"/>
+              </w:rPr>
+              <m:t>s</m:t>
+            </m:r>
+          </m:sub>
+        </m:sSub>
+      </m:oMath>
+      <w:r>
+        <w:rPr>
+          <w:rFonts w:eastAsiaTheme="minorEastAsia"/>
+        </w:rPr>
+        <w:t xml:space="preserve">) and Gate to drain charge </w:t>
+      </w:r>
+      <m:oMath>
+        <m:sSub>
+          <m:sSubPr>
+            <m:ctrlPr>
+              <w:rPr>
+                <w:rFonts w:ascii="Cambria Math" w:hAnsi="Cambria Math"/>
+                <w:i/>
+              </w:rPr>
+            </m:ctrlPr>
+          </m:sSubPr>
+          <m:e>
+            <m:r>
+              <w:rPr>
+                <w:rFonts w:ascii="Cambria Math" w:hAnsi="Cambria Math"/>
+              </w:rPr>
+              <m:t>Q</m:t>
+            </m:r>
+          </m:e>
+          <m:sub>
+            <m:r>
+              <w:rPr>
+                <w:rFonts w:ascii="Cambria Math" w:hAnsi="Cambria Math"/>
+              </w:rPr>
+              <m:t>gd</m:t>
+            </m:r>
+          </m:sub>
+        </m:sSub>
+      </m:oMath>
+      <w:r>
+        <w:rPr>
+          <w:rFonts w:eastAsiaTheme="minorEastAsia"/>
+        </w:rPr>
+        <w:t xml:space="preserve"> using :</w:t>
+      </w:r>
+    </w:p>
+    <w:p>
+      <w:pPr>
+        <w:pStyle w:val="ListParagraph"/>
+        <w:ind w:left="1440"/>
+        <w:rPr>
+          <w:rFonts w:eastAsiaTheme="minorEastAsia"/>
+          <w:sz w:val="24"/>
+          <w:szCs w:val="24"/>
+        </w:rPr>
+      </w:pPr>
+      <m:oMath>
+        <m:r>
+          <w:rPr>
+            <w:rFonts w:ascii="Cambria Math" w:hAnsi="Cambria Math"/>
+          </w:rPr>
+          <m:t>Package Inductance s</m:t>
+        </m:r>
+        <m:r>
+          <w:rPr>
+            <w:rFonts w:ascii="Cambria Math" w:hAnsi="Cambria Math"/>
+          </w:rPr>
+          <m:t>core</m:t>
+        </m:r>
+        <m:r>
+          <m:rPr>
+            <m:sty m:val="p"/>
+          </m:rPr>
+          <w:rPr>
+            <w:rFonts w:ascii="Cambria Math" w:eastAsiaTheme="minorEastAsia" w:hAnsi="Cambria Math"/>
+          </w:rPr>
+          <m:t xml:space="preserve"> </m:t>
+        </m:r>
+        <m:r>
+          <w:rPr>
+            <w:rFonts w:ascii="Cambria Math" w:hAnsi="Cambria Math"/>
+            <w:sz w:val="24"/>
+            <w:szCs w:val="24"/>
+          </w:rPr>
+          <m:t>=</m:t>
+        </m:r>
+        <m:sSub>
+          <m:sSubPr>
+            <m:ctrlPr>
+              <w:rPr>
+                <w:rFonts w:ascii="Cambria Math" w:hAnsi="Cambria Math"/>
+                <w:i/>
+              </w:rPr>
+            </m:ctrlPr>
+          </m:sSubPr>
+          <m:e>
+            <m:r>
+              <w:rPr>
+                <w:rFonts w:ascii="Cambria Math" w:hAnsi="Cambria Math"/>
+              </w:rPr>
+              <m:t>L</m:t>
+            </m:r>
+          </m:e>
+          <m:sub>
+            <m:r>
+              <w:rPr>
+                <w:rFonts w:ascii="Cambria Math" w:hAnsi="Cambria Math"/>
+              </w:rPr>
+              <m:t>Pkg</m:t>
+            </m:r>
+          </m:sub>
+        </m:sSub>
+        <m:r>
+          <w:rPr>
+            <w:rFonts w:ascii="Cambria Math" w:hAnsi="Cambria Math"/>
+          </w:rPr>
+          <m:t>×</m:t>
+        </m:r>
+        <m:sSub>
+          <m:sSubPr>
+            <m:ctrlPr>
+              <w:rPr>
+                <w:rFonts w:ascii="Cambria Math" w:hAnsi="Cambria Math"/>
+                <w:i/>
+              </w:rPr>
+            </m:ctrlPr>
+          </m:sSubPr>
+          <m:e>
+            <m:r>
+              <w:rPr>
+                <w:rFonts w:ascii="Cambria Math" w:hAnsi="Cambria Math"/>
+              </w:rPr>
+              <m:t>Q</m:t>
+            </m:r>
+          </m:e>
+          <m:sub>
+            <m:r>
+              <w:rPr>
+                <w:rFonts w:ascii="Cambria Math" w:hAnsi="Cambria Math"/>
+              </w:rPr>
+              <m:t>gd</m:t>
+            </m:r>
+          </m:sub>
+        </m:sSub>
+      </m:oMath>
+      <w:r>
+        <w:rPr>
+          <w:rFonts w:eastAsiaTheme="minorEastAsia"/>
+        </w:rPr>
+        <w:t xml:space="preserve"> </w:t>
+      </w:r>
+    </w:p>
+    <w:p>
+      <w:pPr>
+        <w:rPr>
+          <w:rFonts w:eastAsiaTheme="minorEastAsia"/>
+        </w:rPr>
+      </w:pPr>
+      <w:r>
+        <w:rPr>
+          <w:rFonts w:eastAsiaTheme="minorEastAsia"/>
+        </w:rPr>
+        <w:t xml:space="preserve">Agent also computes avalanche data core based upon whether DC SOA is present or not, Pulsed SOA is present, Avalanche </w:t>
+      </w:r>
+      <w:r>
+        <w:rPr>
+          <w:rFonts w:eastAsiaTheme="minorEastAsia"/>
+        </w:rPr>
+        <w:t xml:space="preserve">energy and repetitive avalanche specified or not </w:t>
+      </w:r>
+      <w:r>
+        <w:rPr>
+          <w:rFonts w:eastAsiaTheme="minorEastAsia"/>
+        </w:rPr>
+        <w:t>.</w:t>
+      </w:r>
+    </w:p>
+    <w:p>
+      <w:pPr>
+        <w:rPr>
+          <w:rFonts w:eastAsiaTheme="minorEastAsia"/>
+        </w:rPr>
+      </w:pPr>
+      <w:r>
+        <w:rPr>
+          <w:rFonts w:eastAsiaTheme="minorEastAsia"/>
+        </w:rPr>
+        <w:t xml:space="preserve">Now for each MOSFET candidate, the agent </w:t>
+      </w:r>
+      <w:r>
+        <w:rPr>
+          <w:rFonts w:eastAsiaTheme="minorEastAsia"/>
+        </w:rPr>
+        <w:t>reduces by the number of valid candidates by following three step process:</w:t>
+      </w:r>
+    </w:p>
+    <w:p>
+      <w:pPr>
+        <w:rPr>
+          <w:rFonts w:eastAsiaTheme="minorEastAsia"/>
+        </w:rPr>
+      </w:pPr>
+      <w:r>
+        <w:rPr>
+          <w:rFonts w:eastAsiaTheme="minorEastAsia"/>
+        </w:rPr>
+        <w:t>Step1- Remove the MOSFET candidates which get dominated</w:t>
+      </w:r>
+    </w:p>
+    <w:p>
+      <w:pPr>
+        <w:rPr>
+          <w:rFonts w:eastAsiaTheme="minorEastAsia"/>
+        </w:rPr>
+      </w:pPr>
+      <w:r>
+        <w:rPr>
+          <w:rFonts w:eastAsiaTheme="minorEastAsia"/>
+        </w:rPr>
+        <w:t>Step 2- Remove duplicate candidates in terms of scoring</w:t>
+      </w:r>
+    </w:p>
+    <w:p>
+      <w:pPr>
+        <w:rPr>
+          <w:rFonts w:eastAsiaTheme="minorEastAsia"/>
+        </w:rPr>
+      </w:pPr>
+      <w:r>
+        <w:rPr>
+          <w:rFonts w:eastAsiaTheme="minorEastAsia"/>
+        </w:rPr>
+        <w:t>Step 3-  Now only keep devices which have scores in the edge of the values, such as lowest, highest, or best</w:t>
+      </w:r>
+    </w:p>
+    <w:p>
+      <w:pPr>
+        <w:rPr>
+          <w:rFonts w:eastAsiaTheme="minorEastAsia"/>
+        </w:rPr>
+      </w:pPr>
     </w:p>
     <w:p>
       <w:pPr>
@@ -9028,7 +9772,25 @@
           <w:sz w:val="24"/>
           <w:szCs w:val="24"/>
         </w:rPr>
-        <w:t>120 MOSFETs → ~15–25 representative candidates</w:t>
+        <w:t>120 MOSFETs → ~15–</w:t>
+      </w:r>
+      <w:r>
+        <w:rPr>
+          <w:b/>
+          <w:bCs/>
+          <w:sz w:val="24"/>
+          <w:szCs w:val="24"/>
+        </w:rPr>
+        <w:t>30</w:t>
+      </w:r>
+      <w:r>
+        <w:rPr>
+          <w:b/>
+          <w:bCs/>
+          <w:sz w:val="24"/>
+          <w:szCs w:val="24"/>
+        </w:rPr>
+        <w:t xml:space="preserve"> representative candidates</w:t>
       </w:r>
     </w:p>
     <w:p>
@@ -9079,7 +9841,6 @@
           <w:sz w:val="24"/>
           <w:szCs w:val="24"/>
         </w:rPr>
-        <w:lastRenderedPageBreak/>
         <w:t>Now</w:t>
       </w:r>
       <w:r>
